--- a/documents/Complex_Topics_Clear_Explanations_AZ.docx
+++ b/documents/Complex_Topics_Clear_Explanations_AZ.docx
@@ -39,6 +39,7 @@
     <w:p>
       <w:pPr>
         <w:pStyle w:val="Subtitle"/>
+        <w:jc w:val="center"/>
         <w:rPr>
           <w:rFonts w:ascii="Times New Roman" w:hAnsi="Times New Roman" w:cs="Times New Roman"/>
         </w:rPr>
@@ -52,15 +53,38 @@
     </w:p>
     <w:p>
       <w:pPr>
-        <w:rPr>
-          <w:rFonts w:ascii="Times New Roman" w:hAnsi="Times New Roman" w:cs="Times New Roman"/>
-        </w:rPr>
-      </w:pPr>
+        <w:jc w:val="center"/>
+        <w:rPr>
+          <w:rFonts w:ascii="Times New Roman" w:hAnsi="Times New Roman" w:cs="Times New Roman"/>
+        </w:rPr>
+      </w:pPr>
+      <w:proofErr w:type="spellStart"/>
       <w:r>
         <w:rPr>
           <w:rFonts w:ascii="Times New Roman" w:hAnsi="Times New Roman" w:cs="Times New Roman"/>
         </w:rPr>
-        <w:t xml:space="preserve">Sistemləşdirilmiş konsepsiya və </w:t>
+        <w:t>Sistemləşdirilmiş</w:t>
+      </w:r>
+      <w:proofErr w:type="spellEnd"/>
+      <w:r>
+        <w:rPr>
+          <w:rFonts w:ascii="Times New Roman" w:hAnsi="Times New Roman" w:cs="Times New Roman"/>
+        </w:rPr>
+        <w:t xml:space="preserve"> </w:t>
+      </w:r>
+      <w:proofErr w:type="spellStart"/>
+      <w:r>
+        <w:rPr>
+          <w:rFonts w:ascii="Times New Roman" w:hAnsi="Times New Roman" w:cs="Times New Roman"/>
+        </w:rPr>
+        <w:t>konsepsiya</w:t>
+      </w:r>
+      <w:proofErr w:type="spellEnd"/>
+      <w:r>
+        <w:rPr>
+          <w:rFonts w:ascii="Times New Roman" w:hAnsi="Times New Roman" w:cs="Times New Roman"/>
+        </w:rPr>
+        <w:t xml:space="preserve"> və </w:t>
       </w:r>
       <w:proofErr w:type="spellStart"/>
       <w:r>
@@ -106,7 +130,7 @@
           <w:rFonts w:ascii="Times New Roman" w:hAnsi="Times New Roman" w:cs="Times New Roman"/>
         </w:rPr>
       </w:pPr>
-      <w:bookmarkStart w:id="0" w:name="_Toc240353117"/>
+      <w:bookmarkStart w:id="0" w:name="_Toc240467763"/>
       <w:proofErr w:type="spellStart"/>
       <w:r>
         <w:rPr>
@@ -151,7 +175,7 @@
           <w:rFonts w:ascii="Times New Roman" w:hAnsi="Times New Roman" w:cs="Times New Roman"/>
         </w:rPr>
       </w:pPr>
-      <w:bookmarkStart w:id="1" w:name="_Toc240353118"/>
+      <w:bookmarkStart w:id="1" w:name="_Toc240467764"/>
       <w:r>
         <w:rPr>
           <w:rFonts w:ascii="Times New Roman" w:hAnsi="Times New Roman" w:cs="Times New Roman"/>
@@ -180,7 +204,7 @@
           <w:rFonts w:ascii="Times New Roman" w:hAnsi="Times New Roman" w:cs="Times New Roman"/>
         </w:rPr>
       </w:pPr>
-      <w:bookmarkStart w:id="2" w:name="_Toc240353119"/>
+      <w:bookmarkStart w:id="2" w:name="_Toc240467765"/>
       <w:r>
         <w:rPr>
           <w:rFonts w:ascii="Times New Roman" w:hAnsi="Times New Roman" w:cs="Times New Roman"/>
@@ -266,8 +290,14 @@
               <w:tab w:val="right" w:leader="dot" w:pos="9926"/>
             </w:tabs>
             <w:rPr>
-              <w:rFonts w:ascii="Times New Roman" w:hAnsi="Times New Roman" w:cs="Times New Roman"/>
+              <w:rFonts w:asciiTheme="minorHAnsi" w:hAnsiTheme="minorHAnsi"/>
               <w:noProof/>
+              <w:color w:val="auto"/>
+              <w:kern w:val="2"/>
+              <w:sz w:val="24"/>
+              <w:szCs w:val="24"/>
+              <w:lang/>
+              <w14:ligatures w14:val="standardContextual"/>
             </w:rPr>
           </w:pPr>
           <w:r>
@@ -288,7 +318,7 @@
             </w:rPr>
             <w:fldChar w:fldCharType="separate"/>
           </w:r>
-          <w:hyperlink w:anchor="_Toc240353117" w:history="1">
+          <w:hyperlink w:anchor="_Toc240467763" w:history="1">
             <w:r>
               <w:rPr>
                 <w:rStyle w:val="Hyperlink"/>
@@ -299,7 +329,6 @@
             </w:r>
             <w:r>
               <w:rPr>
-                <w:rFonts w:ascii="Times New Roman" w:hAnsi="Times New Roman" w:cs="Times New Roman"/>
                 <w:noProof/>
                 <w:webHidden/>
               </w:rPr>
@@ -307,7 +336,6 @@
             </w:r>
             <w:r>
               <w:rPr>
-                <w:rFonts w:ascii="Times New Roman" w:hAnsi="Times New Roman" w:cs="Times New Roman"/>
                 <w:noProof/>
                 <w:webHidden/>
               </w:rPr>
@@ -315,22 +343,19 @@
             </w:r>
             <w:r>
               <w:rPr>
-                <w:rFonts w:ascii="Times New Roman" w:hAnsi="Times New Roman" w:cs="Times New Roman"/>
-                <w:noProof/>
-                <w:webHidden/>
-              </w:rPr>
-              <w:instrText xml:space="preserve"> PAGEREF _Toc240353117 \h </w:instrText>
-            </w:r>
-            <w:r>
-              <w:rPr>
-                <w:rFonts w:ascii="Times New Roman" w:hAnsi="Times New Roman" w:cs="Times New Roman"/>
-                <w:noProof/>
-                <w:webHidden/>
-              </w:rPr>
-            </w:r>
-            <w:r>
-              <w:rPr>
-                <w:rFonts w:ascii="Times New Roman" w:hAnsi="Times New Roman" w:cs="Times New Roman"/>
+                <w:noProof/>
+                <w:webHidden/>
+              </w:rPr>
+              <w:instrText xml:space="preserve"> PAGEREF _Toc240467763 \h </w:instrText>
+            </w:r>
+            <w:r>
+              <w:rPr>
+                <w:noProof/>
+                <w:webHidden/>
+              </w:rPr>
+            </w:r>
+            <w:r>
+              <w:rPr>
                 <w:noProof/>
                 <w:webHidden/>
               </w:rPr>
@@ -338,7 +363,6 @@
             </w:r>
             <w:r>
               <w:rPr>
-                <w:rFonts w:ascii="Times New Roman" w:hAnsi="Times New Roman" w:cs="Times New Roman"/>
                 <w:noProof/>
                 <w:webHidden/>
               </w:rPr>
@@ -346,7 +370,6 @@
             </w:r>
             <w:r>
               <w:rPr>
-                <w:rFonts w:ascii="Times New Roman" w:hAnsi="Times New Roman" w:cs="Times New Roman"/>
                 <w:noProof/>
                 <w:webHidden/>
               </w:rPr>
@@ -361,11 +384,17 @@
               <w:tab w:val="right" w:leader="dot" w:pos="9926"/>
             </w:tabs>
             <w:rPr>
-              <w:rFonts w:ascii="Times New Roman" w:hAnsi="Times New Roman" w:cs="Times New Roman"/>
+              <w:rFonts w:asciiTheme="minorHAnsi" w:hAnsiTheme="minorHAnsi"/>
               <w:noProof/>
+              <w:color w:val="auto"/>
+              <w:kern w:val="2"/>
+              <w:sz w:val="24"/>
+              <w:szCs w:val="24"/>
+              <w:lang/>
+              <w14:ligatures w14:val="standardContextual"/>
             </w:rPr>
           </w:pPr>
-          <w:hyperlink w:anchor="_Toc240353118" w:history="1">
+          <w:hyperlink w:anchor="_Toc240467764" w:history="1">
             <w:r>
               <w:rPr>
                 <w:rStyle w:val="Hyperlink"/>
@@ -376,7 +405,6 @@
             </w:r>
             <w:r>
               <w:rPr>
-                <w:rFonts w:ascii="Times New Roman" w:hAnsi="Times New Roman" w:cs="Times New Roman"/>
                 <w:noProof/>
                 <w:webHidden/>
               </w:rPr>
@@ -384,7 +412,6 @@
             </w:r>
             <w:r>
               <w:rPr>
-                <w:rFonts w:ascii="Times New Roman" w:hAnsi="Times New Roman" w:cs="Times New Roman"/>
                 <w:noProof/>
                 <w:webHidden/>
               </w:rPr>
@@ -392,22 +419,19 @@
             </w:r>
             <w:r>
               <w:rPr>
-                <w:rFonts w:ascii="Times New Roman" w:hAnsi="Times New Roman" w:cs="Times New Roman"/>
-                <w:noProof/>
-                <w:webHidden/>
-              </w:rPr>
-              <w:instrText xml:space="preserve"> PAGEREF _Toc240353118 \h </w:instrText>
-            </w:r>
-            <w:r>
-              <w:rPr>
-                <w:rFonts w:ascii="Times New Roman" w:hAnsi="Times New Roman" w:cs="Times New Roman"/>
-                <w:noProof/>
-                <w:webHidden/>
-              </w:rPr>
-            </w:r>
-            <w:r>
-              <w:rPr>
-                <w:rFonts w:ascii="Times New Roman" w:hAnsi="Times New Roman" w:cs="Times New Roman"/>
+                <w:noProof/>
+                <w:webHidden/>
+              </w:rPr>
+              <w:instrText xml:space="preserve"> PAGEREF _Toc240467764 \h </w:instrText>
+            </w:r>
+            <w:r>
+              <w:rPr>
+                <w:noProof/>
+                <w:webHidden/>
+              </w:rPr>
+            </w:r>
+            <w:r>
+              <w:rPr>
                 <w:noProof/>
                 <w:webHidden/>
               </w:rPr>
@@ -415,7 +439,6 @@
             </w:r>
             <w:r>
               <w:rPr>
-                <w:rFonts w:ascii="Times New Roman" w:hAnsi="Times New Roman" w:cs="Times New Roman"/>
                 <w:noProof/>
                 <w:webHidden/>
               </w:rPr>
@@ -423,7 +446,6 @@
             </w:r>
             <w:r>
               <w:rPr>
-                <w:rFonts w:ascii="Times New Roman" w:hAnsi="Times New Roman" w:cs="Times New Roman"/>
                 <w:noProof/>
                 <w:webHidden/>
               </w:rPr>
@@ -438,11 +460,17 @@
               <w:tab w:val="right" w:leader="dot" w:pos="9926"/>
             </w:tabs>
             <w:rPr>
-              <w:rFonts w:ascii="Times New Roman" w:hAnsi="Times New Roman" w:cs="Times New Roman"/>
+              <w:rFonts w:asciiTheme="minorHAnsi" w:hAnsiTheme="minorHAnsi"/>
               <w:noProof/>
+              <w:color w:val="auto"/>
+              <w:kern w:val="2"/>
+              <w:sz w:val="24"/>
+              <w:szCs w:val="24"/>
+              <w:lang/>
+              <w14:ligatures w14:val="standardContextual"/>
             </w:rPr>
           </w:pPr>
-          <w:hyperlink w:anchor="_Toc240353119" w:history="1">
+          <w:hyperlink w:anchor="_Toc240467765" w:history="1">
             <w:r>
               <w:rPr>
                 <w:rStyle w:val="Hyperlink"/>
@@ -453,7 +481,6 @@
             </w:r>
             <w:r>
               <w:rPr>
-                <w:rFonts w:ascii="Times New Roman" w:hAnsi="Times New Roman" w:cs="Times New Roman"/>
                 <w:noProof/>
                 <w:webHidden/>
               </w:rPr>
@@ -461,7 +488,6 @@
             </w:r>
             <w:r>
               <w:rPr>
-                <w:rFonts w:ascii="Times New Roman" w:hAnsi="Times New Roman" w:cs="Times New Roman"/>
                 <w:noProof/>
                 <w:webHidden/>
               </w:rPr>
@@ -469,22 +495,19 @@
             </w:r>
             <w:r>
               <w:rPr>
-                <w:rFonts w:ascii="Times New Roman" w:hAnsi="Times New Roman" w:cs="Times New Roman"/>
-                <w:noProof/>
-                <w:webHidden/>
-              </w:rPr>
-              <w:instrText xml:space="preserve"> PAGEREF _Toc240353119 \h </w:instrText>
-            </w:r>
-            <w:r>
-              <w:rPr>
-                <w:rFonts w:ascii="Times New Roman" w:hAnsi="Times New Roman" w:cs="Times New Roman"/>
-                <w:noProof/>
-                <w:webHidden/>
-              </w:rPr>
-            </w:r>
-            <w:r>
-              <w:rPr>
-                <w:rFonts w:ascii="Times New Roman" w:hAnsi="Times New Roman" w:cs="Times New Roman"/>
+                <w:noProof/>
+                <w:webHidden/>
+              </w:rPr>
+              <w:instrText xml:space="preserve"> PAGEREF _Toc240467765 \h </w:instrText>
+            </w:r>
+            <w:r>
+              <w:rPr>
+                <w:noProof/>
+                <w:webHidden/>
+              </w:rPr>
+            </w:r>
+            <w:r>
+              <w:rPr>
                 <w:noProof/>
                 <w:webHidden/>
               </w:rPr>
@@ -492,7 +515,6 @@
             </w:r>
             <w:r>
               <w:rPr>
-                <w:rFonts w:ascii="Times New Roman" w:hAnsi="Times New Roman" w:cs="Times New Roman"/>
                 <w:noProof/>
                 <w:webHidden/>
               </w:rPr>
@@ -500,7 +522,6 @@
             </w:r>
             <w:r>
               <w:rPr>
-                <w:rFonts w:ascii="Times New Roman" w:hAnsi="Times New Roman" w:cs="Times New Roman"/>
                 <w:noProof/>
                 <w:webHidden/>
               </w:rPr>
@@ -515,11 +536,17 @@
               <w:tab w:val="right" w:leader="dot" w:pos="9926"/>
             </w:tabs>
             <w:rPr>
-              <w:rFonts w:ascii="Times New Roman" w:hAnsi="Times New Roman" w:cs="Times New Roman"/>
+              <w:rFonts w:asciiTheme="minorHAnsi" w:hAnsiTheme="minorHAnsi"/>
               <w:noProof/>
+              <w:color w:val="auto"/>
+              <w:kern w:val="2"/>
+              <w:sz w:val="24"/>
+              <w:szCs w:val="24"/>
+              <w:lang/>
+              <w14:ligatures w14:val="standardContextual"/>
             </w:rPr>
           </w:pPr>
-          <w:hyperlink w:anchor="_Toc240353120" w:history="1">
+          <w:hyperlink w:anchor="_Toc240467766" w:history="1">
             <w:r>
               <w:rPr>
                 <w:rStyle w:val="Hyperlink"/>
@@ -530,7 +557,6 @@
             </w:r>
             <w:r>
               <w:rPr>
-                <w:rFonts w:ascii="Times New Roman" w:hAnsi="Times New Roman" w:cs="Times New Roman"/>
                 <w:noProof/>
                 <w:webHidden/>
               </w:rPr>
@@ -538,7 +564,6 @@
             </w:r>
             <w:r>
               <w:rPr>
-                <w:rFonts w:ascii="Times New Roman" w:hAnsi="Times New Roman" w:cs="Times New Roman"/>
                 <w:noProof/>
                 <w:webHidden/>
               </w:rPr>
@@ -546,22 +571,19 @@
             </w:r>
             <w:r>
               <w:rPr>
-                <w:rFonts w:ascii="Times New Roman" w:hAnsi="Times New Roman" w:cs="Times New Roman"/>
-                <w:noProof/>
-                <w:webHidden/>
-              </w:rPr>
-              <w:instrText xml:space="preserve"> PAGEREF _Toc240353120 \h </w:instrText>
-            </w:r>
-            <w:r>
-              <w:rPr>
-                <w:rFonts w:ascii="Times New Roman" w:hAnsi="Times New Roman" w:cs="Times New Roman"/>
-                <w:noProof/>
-                <w:webHidden/>
-              </w:rPr>
-            </w:r>
-            <w:r>
-              <w:rPr>
-                <w:rFonts w:ascii="Times New Roman" w:hAnsi="Times New Roman" w:cs="Times New Roman"/>
+                <w:noProof/>
+                <w:webHidden/>
+              </w:rPr>
+              <w:instrText xml:space="preserve"> PAGEREF _Toc240467766 \h </w:instrText>
+            </w:r>
+            <w:r>
+              <w:rPr>
+                <w:noProof/>
+                <w:webHidden/>
+              </w:rPr>
+            </w:r>
+            <w:r>
+              <w:rPr>
                 <w:noProof/>
                 <w:webHidden/>
               </w:rPr>
@@ -569,15 +591,13 @@
             </w:r>
             <w:r>
               <w:rPr>
-                <w:rFonts w:ascii="Times New Roman" w:hAnsi="Times New Roman" w:cs="Times New Roman"/>
-                <w:noProof/>
-                <w:webHidden/>
-              </w:rPr>
-              <w:t>3</w:t>
-            </w:r>
-            <w:r>
-              <w:rPr>
-                <w:rFonts w:ascii="Times New Roman" w:hAnsi="Times New Roman" w:cs="Times New Roman"/>
+                <w:noProof/>
+                <w:webHidden/>
+              </w:rPr>
+              <w:t>5</w:t>
+            </w:r>
+            <w:r>
+              <w:rPr>
                 <w:noProof/>
                 <w:webHidden/>
               </w:rPr>
@@ -592,11 +612,17 @@
               <w:tab w:val="right" w:leader="dot" w:pos="9926"/>
             </w:tabs>
             <w:rPr>
-              <w:rFonts w:ascii="Times New Roman" w:hAnsi="Times New Roman" w:cs="Times New Roman"/>
+              <w:rFonts w:asciiTheme="minorHAnsi" w:hAnsiTheme="minorHAnsi"/>
               <w:noProof/>
+              <w:color w:val="auto"/>
+              <w:kern w:val="2"/>
+              <w:sz w:val="24"/>
+              <w:szCs w:val="24"/>
+              <w:lang/>
+              <w14:ligatures w14:val="standardContextual"/>
             </w:rPr>
           </w:pPr>
-          <w:hyperlink w:anchor="_Toc240353121" w:history="1">
+          <w:hyperlink w:anchor="_Toc240467767" w:history="1">
             <w:r>
               <w:rPr>
                 <w:rStyle w:val="Hyperlink"/>
@@ -607,7 +633,6 @@
             </w:r>
             <w:r>
               <w:rPr>
-                <w:rFonts w:ascii="Times New Roman" w:hAnsi="Times New Roman" w:cs="Times New Roman"/>
                 <w:noProof/>
                 <w:webHidden/>
               </w:rPr>
@@ -615,7 +640,6 @@
             </w:r>
             <w:r>
               <w:rPr>
-                <w:rFonts w:ascii="Times New Roman" w:hAnsi="Times New Roman" w:cs="Times New Roman"/>
                 <w:noProof/>
                 <w:webHidden/>
               </w:rPr>
@@ -623,22 +647,19 @@
             </w:r>
             <w:r>
               <w:rPr>
-                <w:rFonts w:ascii="Times New Roman" w:hAnsi="Times New Roman" w:cs="Times New Roman"/>
-                <w:noProof/>
-                <w:webHidden/>
-              </w:rPr>
-              <w:instrText xml:space="preserve"> PAGEREF _Toc240353121 \h </w:instrText>
-            </w:r>
-            <w:r>
-              <w:rPr>
-                <w:rFonts w:ascii="Times New Roman" w:hAnsi="Times New Roman" w:cs="Times New Roman"/>
-                <w:noProof/>
-                <w:webHidden/>
-              </w:rPr>
-            </w:r>
-            <w:r>
-              <w:rPr>
-                <w:rFonts w:ascii="Times New Roman" w:hAnsi="Times New Roman" w:cs="Times New Roman"/>
+                <w:noProof/>
+                <w:webHidden/>
+              </w:rPr>
+              <w:instrText xml:space="preserve"> PAGEREF _Toc240467767 \h </w:instrText>
+            </w:r>
+            <w:r>
+              <w:rPr>
+                <w:noProof/>
+                <w:webHidden/>
+              </w:rPr>
+            </w:r>
+            <w:r>
+              <w:rPr>
                 <w:noProof/>
                 <w:webHidden/>
               </w:rPr>
@@ -646,15 +667,13 @@
             </w:r>
             <w:r>
               <w:rPr>
-                <w:rFonts w:ascii="Times New Roman" w:hAnsi="Times New Roman" w:cs="Times New Roman"/>
-                <w:noProof/>
-                <w:webHidden/>
-              </w:rPr>
-              <w:t>3</w:t>
-            </w:r>
-            <w:r>
-              <w:rPr>
-                <w:rFonts w:ascii="Times New Roman" w:hAnsi="Times New Roman" w:cs="Times New Roman"/>
+                <w:noProof/>
+                <w:webHidden/>
+              </w:rPr>
+              <w:t>5</w:t>
+            </w:r>
+            <w:r>
+              <w:rPr>
                 <w:noProof/>
                 <w:webHidden/>
               </w:rPr>
@@ -669,11 +688,17 @@
               <w:tab w:val="right" w:leader="dot" w:pos="9926"/>
             </w:tabs>
             <w:rPr>
-              <w:rFonts w:ascii="Times New Roman" w:hAnsi="Times New Roman" w:cs="Times New Roman"/>
+              <w:rFonts w:asciiTheme="minorHAnsi" w:hAnsiTheme="minorHAnsi"/>
               <w:noProof/>
+              <w:color w:val="auto"/>
+              <w:kern w:val="2"/>
+              <w:sz w:val="24"/>
+              <w:szCs w:val="24"/>
+              <w:lang/>
+              <w14:ligatures w14:val="standardContextual"/>
             </w:rPr>
           </w:pPr>
-          <w:hyperlink w:anchor="_Toc240353122" w:history="1">
+          <w:hyperlink w:anchor="_Toc240467768" w:history="1">
             <w:r>
               <w:rPr>
                 <w:rStyle w:val="Hyperlink"/>
@@ -684,7 +709,6 @@
             </w:r>
             <w:r>
               <w:rPr>
-                <w:rFonts w:ascii="Times New Roman" w:hAnsi="Times New Roman" w:cs="Times New Roman"/>
                 <w:noProof/>
                 <w:webHidden/>
               </w:rPr>
@@ -692,7 +716,6 @@
             </w:r>
             <w:r>
               <w:rPr>
-                <w:rFonts w:ascii="Times New Roman" w:hAnsi="Times New Roman" w:cs="Times New Roman"/>
                 <w:noProof/>
                 <w:webHidden/>
               </w:rPr>
@@ -700,22 +723,19 @@
             </w:r>
             <w:r>
               <w:rPr>
-                <w:rFonts w:ascii="Times New Roman" w:hAnsi="Times New Roman" w:cs="Times New Roman"/>
-                <w:noProof/>
-                <w:webHidden/>
-              </w:rPr>
-              <w:instrText xml:space="preserve"> PAGEREF _Toc240353122 \h </w:instrText>
-            </w:r>
-            <w:r>
-              <w:rPr>
-                <w:rFonts w:ascii="Times New Roman" w:hAnsi="Times New Roman" w:cs="Times New Roman"/>
-                <w:noProof/>
-                <w:webHidden/>
-              </w:rPr>
-            </w:r>
-            <w:r>
-              <w:rPr>
-                <w:rFonts w:ascii="Times New Roman" w:hAnsi="Times New Roman" w:cs="Times New Roman"/>
+                <w:noProof/>
+                <w:webHidden/>
+              </w:rPr>
+              <w:instrText xml:space="preserve"> PAGEREF _Toc240467768 \h </w:instrText>
+            </w:r>
+            <w:r>
+              <w:rPr>
+                <w:noProof/>
+                <w:webHidden/>
+              </w:rPr>
+            </w:r>
+            <w:r>
+              <w:rPr>
                 <w:noProof/>
                 <w:webHidden/>
               </w:rPr>
@@ -723,15 +743,13 @@
             </w:r>
             <w:r>
               <w:rPr>
-                <w:rFonts w:ascii="Times New Roman" w:hAnsi="Times New Roman" w:cs="Times New Roman"/>
-                <w:noProof/>
-                <w:webHidden/>
-              </w:rPr>
-              <w:t>3</w:t>
-            </w:r>
-            <w:r>
-              <w:rPr>
-                <w:rFonts w:ascii="Times New Roman" w:hAnsi="Times New Roman" w:cs="Times New Roman"/>
+                <w:noProof/>
+                <w:webHidden/>
+              </w:rPr>
+              <w:t>5</w:t>
+            </w:r>
+            <w:r>
+              <w:rPr>
                 <w:noProof/>
                 <w:webHidden/>
               </w:rPr>
@@ -746,11 +764,17 @@
               <w:tab w:val="right" w:leader="dot" w:pos="9926"/>
             </w:tabs>
             <w:rPr>
-              <w:rFonts w:ascii="Times New Roman" w:hAnsi="Times New Roman" w:cs="Times New Roman"/>
+              <w:rFonts w:asciiTheme="minorHAnsi" w:hAnsiTheme="minorHAnsi"/>
               <w:noProof/>
+              <w:color w:val="auto"/>
+              <w:kern w:val="2"/>
+              <w:sz w:val="24"/>
+              <w:szCs w:val="24"/>
+              <w:lang/>
+              <w14:ligatures w14:val="standardContextual"/>
             </w:rPr>
           </w:pPr>
-          <w:hyperlink w:anchor="_Toc240353123" w:history="1">
+          <w:hyperlink w:anchor="_Toc240467769" w:history="1">
             <w:r>
               <w:rPr>
                 <w:rStyle w:val="Hyperlink"/>
@@ -761,7 +785,6 @@
             </w:r>
             <w:r>
               <w:rPr>
-                <w:rFonts w:ascii="Times New Roman" w:hAnsi="Times New Roman" w:cs="Times New Roman"/>
                 <w:noProof/>
                 <w:webHidden/>
               </w:rPr>
@@ -769,7 +792,6 @@
             </w:r>
             <w:r>
               <w:rPr>
-                <w:rFonts w:ascii="Times New Roman" w:hAnsi="Times New Roman" w:cs="Times New Roman"/>
                 <w:noProof/>
                 <w:webHidden/>
               </w:rPr>
@@ -777,22 +799,19 @@
             </w:r>
             <w:r>
               <w:rPr>
-                <w:rFonts w:ascii="Times New Roman" w:hAnsi="Times New Roman" w:cs="Times New Roman"/>
-                <w:noProof/>
-                <w:webHidden/>
-              </w:rPr>
-              <w:instrText xml:space="preserve"> PAGEREF _Toc240353123 \h </w:instrText>
-            </w:r>
-            <w:r>
-              <w:rPr>
-                <w:rFonts w:ascii="Times New Roman" w:hAnsi="Times New Roman" w:cs="Times New Roman"/>
-                <w:noProof/>
-                <w:webHidden/>
-              </w:rPr>
-            </w:r>
-            <w:r>
-              <w:rPr>
-                <w:rFonts w:ascii="Times New Roman" w:hAnsi="Times New Roman" w:cs="Times New Roman"/>
+                <w:noProof/>
+                <w:webHidden/>
+              </w:rPr>
+              <w:instrText xml:space="preserve"> PAGEREF _Toc240467769 \h </w:instrText>
+            </w:r>
+            <w:r>
+              <w:rPr>
+                <w:noProof/>
+                <w:webHidden/>
+              </w:rPr>
+            </w:r>
+            <w:r>
+              <w:rPr>
                 <w:noProof/>
                 <w:webHidden/>
               </w:rPr>
@@ -800,15 +819,13 @@
             </w:r>
             <w:r>
               <w:rPr>
-                <w:rFonts w:ascii="Times New Roman" w:hAnsi="Times New Roman" w:cs="Times New Roman"/>
-                <w:noProof/>
-                <w:webHidden/>
-              </w:rPr>
-              <w:t>3</w:t>
-            </w:r>
-            <w:r>
-              <w:rPr>
-                <w:rFonts w:ascii="Times New Roman" w:hAnsi="Times New Roman" w:cs="Times New Roman"/>
+                <w:noProof/>
+                <w:webHidden/>
+              </w:rPr>
+              <w:t>5</w:t>
+            </w:r>
+            <w:r>
+              <w:rPr>
                 <w:noProof/>
                 <w:webHidden/>
               </w:rPr>
@@ -823,11 +840,17 @@
               <w:tab w:val="right" w:leader="dot" w:pos="9926"/>
             </w:tabs>
             <w:rPr>
-              <w:rFonts w:ascii="Times New Roman" w:hAnsi="Times New Roman" w:cs="Times New Roman"/>
+              <w:rFonts w:asciiTheme="minorHAnsi" w:hAnsiTheme="minorHAnsi"/>
               <w:noProof/>
+              <w:color w:val="auto"/>
+              <w:kern w:val="2"/>
+              <w:sz w:val="24"/>
+              <w:szCs w:val="24"/>
+              <w:lang/>
+              <w14:ligatures w14:val="standardContextual"/>
             </w:rPr>
           </w:pPr>
-          <w:hyperlink w:anchor="_Toc240353124" w:history="1">
+          <w:hyperlink w:anchor="_Toc240467770" w:history="1">
             <w:r>
               <w:rPr>
                 <w:rStyle w:val="Hyperlink"/>
@@ -838,7 +861,6 @@
             </w:r>
             <w:r>
               <w:rPr>
-                <w:rFonts w:ascii="Times New Roman" w:hAnsi="Times New Roman" w:cs="Times New Roman"/>
                 <w:noProof/>
                 <w:webHidden/>
               </w:rPr>
@@ -846,7 +868,6 @@
             </w:r>
             <w:r>
               <w:rPr>
-                <w:rFonts w:ascii="Times New Roman" w:hAnsi="Times New Roman" w:cs="Times New Roman"/>
                 <w:noProof/>
                 <w:webHidden/>
               </w:rPr>
@@ -854,22 +875,19 @@
             </w:r>
             <w:r>
               <w:rPr>
-                <w:rFonts w:ascii="Times New Roman" w:hAnsi="Times New Roman" w:cs="Times New Roman"/>
-                <w:noProof/>
-                <w:webHidden/>
-              </w:rPr>
-              <w:instrText xml:space="preserve"> PAGEREF _Toc240353124 \h </w:instrText>
-            </w:r>
-            <w:r>
-              <w:rPr>
-                <w:rFonts w:ascii="Times New Roman" w:hAnsi="Times New Roman" w:cs="Times New Roman"/>
-                <w:noProof/>
-                <w:webHidden/>
-              </w:rPr>
-            </w:r>
-            <w:r>
-              <w:rPr>
-                <w:rFonts w:ascii="Times New Roman" w:hAnsi="Times New Roman" w:cs="Times New Roman"/>
+                <w:noProof/>
+                <w:webHidden/>
+              </w:rPr>
+              <w:instrText xml:space="preserve"> PAGEREF _Toc240467770 \h </w:instrText>
+            </w:r>
+            <w:r>
+              <w:rPr>
+                <w:noProof/>
+                <w:webHidden/>
+              </w:rPr>
+            </w:r>
+            <w:r>
+              <w:rPr>
                 <w:noProof/>
                 <w:webHidden/>
               </w:rPr>
@@ -877,15 +895,13 @@
             </w:r>
             <w:r>
               <w:rPr>
-                <w:rFonts w:ascii="Times New Roman" w:hAnsi="Times New Roman" w:cs="Times New Roman"/>
-                <w:noProof/>
-                <w:webHidden/>
-              </w:rPr>
-              <w:t>3</w:t>
-            </w:r>
-            <w:r>
-              <w:rPr>
-                <w:rFonts w:ascii="Times New Roman" w:hAnsi="Times New Roman" w:cs="Times New Roman"/>
+                <w:noProof/>
+                <w:webHidden/>
+              </w:rPr>
+              <w:t>5</w:t>
+            </w:r>
+            <w:r>
+              <w:rPr>
                 <w:noProof/>
                 <w:webHidden/>
               </w:rPr>
@@ -900,11 +916,17 @@
               <w:tab w:val="right" w:leader="dot" w:pos="9926"/>
             </w:tabs>
             <w:rPr>
-              <w:rFonts w:ascii="Times New Roman" w:hAnsi="Times New Roman" w:cs="Times New Roman"/>
+              <w:rFonts w:asciiTheme="minorHAnsi" w:hAnsiTheme="minorHAnsi"/>
               <w:noProof/>
+              <w:color w:val="auto"/>
+              <w:kern w:val="2"/>
+              <w:sz w:val="24"/>
+              <w:szCs w:val="24"/>
+              <w:lang/>
+              <w14:ligatures w14:val="standardContextual"/>
             </w:rPr>
           </w:pPr>
-          <w:hyperlink w:anchor="_Toc240353125" w:history="1">
+          <w:hyperlink w:anchor="_Toc240467771" w:history="1">
             <w:r>
               <w:rPr>
                 <w:rStyle w:val="Hyperlink"/>
@@ -915,7 +937,6 @@
             </w:r>
             <w:r>
               <w:rPr>
-                <w:rFonts w:ascii="Times New Roman" w:hAnsi="Times New Roman" w:cs="Times New Roman"/>
                 <w:noProof/>
                 <w:webHidden/>
               </w:rPr>
@@ -923,7 +944,6 @@
             </w:r>
             <w:r>
               <w:rPr>
-                <w:rFonts w:ascii="Times New Roman" w:hAnsi="Times New Roman" w:cs="Times New Roman"/>
                 <w:noProof/>
                 <w:webHidden/>
               </w:rPr>
@@ -931,22 +951,19 @@
             </w:r>
             <w:r>
               <w:rPr>
-                <w:rFonts w:ascii="Times New Roman" w:hAnsi="Times New Roman" w:cs="Times New Roman"/>
-                <w:noProof/>
-                <w:webHidden/>
-              </w:rPr>
-              <w:instrText xml:space="preserve"> PAGEREF _Toc240353125 \h </w:instrText>
-            </w:r>
-            <w:r>
-              <w:rPr>
-                <w:rFonts w:ascii="Times New Roman" w:hAnsi="Times New Roman" w:cs="Times New Roman"/>
-                <w:noProof/>
-                <w:webHidden/>
-              </w:rPr>
-            </w:r>
-            <w:r>
-              <w:rPr>
-                <w:rFonts w:ascii="Times New Roman" w:hAnsi="Times New Roman" w:cs="Times New Roman"/>
+                <w:noProof/>
+                <w:webHidden/>
+              </w:rPr>
+              <w:instrText xml:space="preserve"> PAGEREF _Toc240467771 \h </w:instrText>
+            </w:r>
+            <w:r>
+              <w:rPr>
+                <w:noProof/>
+                <w:webHidden/>
+              </w:rPr>
+            </w:r>
+            <w:r>
+              <w:rPr>
                 <w:noProof/>
                 <w:webHidden/>
               </w:rPr>
@@ -954,15 +971,13 @@
             </w:r>
             <w:r>
               <w:rPr>
-                <w:rFonts w:ascii="Times New Roman" w:hAnsi="Times New Roman" w:cs="Times New Roman"/>
-                <w:noProof/>
-                <w:webHidden/>
-              </w:rPr>
-              <w:t>4</w:t>
-            </w:r>
-            <w:r>
-              <w:rPr>
-                <w:rFonts w:ascii="Times New Roman" w:hAnsi="Times New Roman" w:cs="Times New Roman"/>
+                <w:noProof/>
+                <w:webHidden/>
+              </w:rPr>
+              <w:t>5</w:t>
+            </w:r>
+            <w:r>
+              <w:rPr>
                 <w:noProof/>
                 <w:webHidden/>
               </w:rPr>
@@ -977,11 +992,17 @@
               <w:tab w:val="right" w:leader="dot" w:pos="9926"/>
             </w:tabs>
             <w:rPr>
-              <w:rFonts w:ascii="Times New Roman" w:hAnsi="Times New Roman" w:cs="Times New Roman"/>
+              <w:rFonts w:asciiTheme="minorHAnsi" w:hAnsiTheme="minorHAnsi"/>
               <w:noProof/>
+              <w:color w:val="auto"/>
+              <w:kern w:val="2"/>
+              <w:sz w:val="24"/>
+              <w:szCs w:val="24"/>
+              <w:lang/>
+              <w14:ligatures w14:val="standardContextual"/>
             </w:rPr>
           </w:pPr>
-          <w:hyperlink w:anchor="_Toc240353126" w:history="1">
+          <w:hyperlink w:anchor="_Toc240467772" w:history="1">
             <w:r>
               <w:rPr>
                 <w:rStyle w:val="Hyperlink"/>
@@ -992,7 +1013,6 @@
             </w:r>
             <w:r>
               <w:rPr>
-                <w:rFonts w:ascii="Times New Roman" w:hAnsi="Times New Roman" w:cs="Times New Roman"/>
                 <w:noProof/>
                 <w:webHidden/>
               </w:rPr>
@@ -1000,7 +1020,6 @@
             </w:r>
             <w:r>
               <w:rPr>
-                <w:rFonts w:ascii="Times New Roman" w:hAnsi="Times New Roman" w:cs="Times New Roman"/>
                 <w:noProof/>
                 <w:webHidden/>
               </w:rPr>
@@ -1008,22 +1027,19 @@
             </w:r>
             <w:r>
               <w:rPr>
-                <w:rFonts w:ascii="Times New Roman" w:hAnsi="Times New Roman" w:cs="Times New Roman"/>
-                <w:noProof/>
-                <w:webHidden/>
-              </w:rPr>
-              <w:instrText xml:space="preserve"> PAGEREF _Toc240353126 \h </w:instrText>
-            </w:r>
-            <w:r>
-              <w:rPr>
-                <w:rFonts w:ascii="Times New Roman" w:hAnsi="Times New Roman" w:cs="Times New Roman"/>
-                <w:noProof/>
-                <w:webHidden/>
-              </w:rPr>
-            </w:r>
-            <w:r>
-              <w:rPr>
-                <w:rFonts w:ascii="Times New Roman" w:hAnsi="Times New Roman" w:cs="Times New Roman"/>
+                <w:noProof/>
+                <w:webHidden/>
+              </w:rPr>
+              <w:instrText xml:space="preserve"> PAGEREF _Toc240467772 \h </w:instrText>
+            </w:r>
+            <w:r>
+              <w:rPr>
+                <w:noProof/>
+                <w:webHidden/>
+              </w:rPr>
+            </w:r>
+            <w:r>
+              <w:rPr>
                 <w:noProof/>
                 <w:webHidden/>
               </w:rPr>
@@ -1031,15 +1047,13 @@
             </w:r>
             <w:r>
               <w:rPr>
-                <w:rFonts w:ascii="Times New Roman" w:hAnsi="Times New Roman" w:cs="Times New Roman"/>
-                <w:noProof/>
-                <w:webHidden/>
-              </w:rPr>
-              <w:t>4</w:t>
-            </w:r>
-            <w:r>
-              <w:rPr>
-                <w:rFonts w:ascii="Times New Roman" w:hAnsi="Times New Roman" w:cs="Times New Roman"/>
+                <w:noProof/>
+                <w:webHidden/>
+              </w:rPr>
+              <w:t>5</w:t>
+            </w:r>
+            <w:r>
+              <w:rPr>
                 <w:noProof/>
                 <w:webHidden/>
               </w:rPr>
@@ -1054,11 +1068,17 @@
               <w:tab w:val="right" w:leader="dot" w:pos="9926"/>
             </w:tabs>
             <w:rPr>
-              <w:rFonts w:ascii="Times New Roman" w:hAnsi="Times New Roman" w:cs="Times New Roman"/>
+              <w:rFonts w:asciiTheme="minorHAnsi" w:hAnsiTheme="minorHAnsi"/>
               <w:noProof/>
+              <w:color w:val="auto"/>
+              <w:kern w:val="2"/>
+              <w:sz w:val="24"/>
+              <w:szCs w:val="24"/>
+              <w:lang/>
+              <w14:ligatures w14:val="standardContextual"/>
             </w:rPr>
           </w:pPr>
-          <w:hyperlink w:anchor="_Toc240353127" w:history="1">
+          <w:hyperlink w:anchor="_Toc240467773" w:history="1">
             <w:r>
               <w:rPr>
                 <w:rStyle w:val="Hyperlink"/>
@@ -1069,7 +1089,6 @@
             </w:r>
             <w:r>
               <w:rPr>
-                <w:rFonts w:ascii="Times New Roman" w:hAnsi="Times New Roman" w:cs="Times New Roman"/>
                 <w:noProof/>
                 <w:webHidden/>
               </w:rPr>
@@ -1077,7 +1096,6 @@
             </w:r>
             <w:r>
               <w:rPr>
-                <w:rFonts w:ascii="Times New Roman" w:hAnsi="Times New Roman" w:cs="Times New Roman"/>
                 <w:noProof/>
                 <w:webHidden/>
               </w:rPr>
@@ -1085,22 +1103,19 @@
             </w:r>
             <w:r>
               <w:rPr>
-                <w:rFonts w:ascii="Times New Roman" w:hAnsi="Times New Roman" w:cs="Times New Roman"/>
-                <w:noProof/>
-                <w:webHidden/>
-              </w:rPr>
-              <w:instrText xml:space="preserve"> PAGEREF _Toc240353127 \h </w:instrText>
-            </w:r>
-            <w:r>
-              <w:rPr>
-                <w:rFonts w:ascii="Times New Roman" w:hAnsi="Times New Roman" w:cs="Times New Roman"/>
-                <w:noProof/>
-                <w:webHidden/>
-              </w:rPr>
-            </w:r>
-            <w:r>
-              <w:rPr>
-                <w:rFonts w:ascii="Times New Roman" w:hAnsi="Times New Roman" w:cs="Times New Roman"/>
+                <w:noProof/>
+                <w:webHidden/>
+              </w:rPr>
+              <w:instrText xml:space="preserve"> PAGEREF _Toc240467773 \h </w:instrText>
+            </w:r>
+            <w:r>
+              <w:rPr>
+                <w:noProof/>
+                <w:webHidden/>
+              </w:rPr>
+            </w:r>
+            <w:r>
+              <w:rPr>
                 <w:noProof/>
                 <w:webHidden/>
               </w:rPr>
@@ -1108,15 +1123,13 @@
             </w:r>
             <w:r>
               <w:rPr>
-                <w:rFonts w:ascii="Times New Roman" w:hAnsi="Times New Roman" w:cs="Times New Roman"/>
-                <w:noProof/>
-                <w:webHidden/>
-              </w:rPr>
-              <w:t>4</w:t>
-            </w:r>
-            <w:r>
-              <w:rPr>
-                <w:rFonts w:ascii="Times New Roman" w:hAnsi="Times New Roman" w:cs="Times New Roman"/>
+                <w:noProof/>
+                <w:webHidden/>
+              </w:rPr>
+              <w:t>6</w:t>
+            </w:r>
+            <w:r>
+              <w:rPr>
                 <w:noProof/>
                 <w:webHidden/>
               </w:rPr>
@@ -1131,11 +1144,17 @@
               <w:tab w:val="right" w:leader="dot" w:pos="9926"/>
             </w:tabs>
             <w:rPr>
-              <w:rFonts w:ascii="Times New Roman" w:hAnsi="Times New Roman" w:cs="Times New Roman"/>
+              <w:rFonts w:asciiTheme="minorHAnsi" w:hAnsiTheme="minorHAnsi"/>
               <w:noProof/>
+              <w:color w:val="auto"/>
+              <w:kern w:val="2"/>
+              <w:sz w:val="24"/>
+              <w:szCs w:val="24"/>
+              <w:lang/>
+              <w14:ligatures w14:val="standardContextual"/>
             </w:rPr>
           </w:pPr>
-          <w:hyperlink w:anchor="_Toc240353128" w:history="1">
+          <w:hyperlink w:anchor="_Toc240467774" w:history="1">
             <w:r>
               <w:rPr>
                 <w:rStyle w:val="Hyperlink"/>
@@ -1146,7 +1165,6 @@
             </w:r>
             <w:r>
               <w:rPr>
-                <w:rFonts w:ascii="Times New Roman" w:hAnsi="Times New Roman" w:cs="Times New Roman"/>
                 <w:noProof/>
                 <w:webHidden/>
               </w:rPr>
@@ -1154,7 +1172,6 @@
             </w:r>
             <w:r>
               <w:rPr>
-                <w:rFonts w:ascii="Times New Roman" w:hAnsi="Times New Roman" w:cs="Times New Roman"/>
                 <w:noProof/>
                 <w:webHidden/>
               </w:rPr>
@@ -1162,22 +1179,19 @@
             </w:r>
             <w:r>
               <w:rPr>
-                <w:rFonts w:ascii="Times New Roman" w:hAnsi="Times New Roman" w:cs="Times New Roman"/>
-                <w:noProof/>
-                <w:webHidden/>
-              </w:rPr>
-              <w:instrText xml:space="preserve"> PAGEREF _Toc240353128 \h </w:instrText>
-            </w:r>
-            <w:r>
-              <w:rPr>
-                <w:rFonts w:ascii="Times New Roman" w:hAnsi="Times New Roman" w:cs="Times New Roman"/>
-                <w:noProof/>
-                <w:webHidden/>
-              </w:rPr>
-            </w:r>
-            <w:r>
-              <w:rPr>
-                <w:rFonts w:ascii="Times New Roman" w:hAnsi="Times New Roman" w:cs="Times New Roman"/>
+                <w:noProof/>
+                <w:webHidden/>
+              </w:rPr>
+              <w:instrText xml:space="preserve"> PAGEREF _Toc240467774 \h </w:instrText>
+            </w:r>
+            <w:r>
+              <w:rPr>
+                <w:noProof/>
+                <w:webHidden/>
+              </w:rPr>
+            </w:r>
+            <w:r>
+              <w:rPr>
                 <w:noProof/>
                 <w:webHidden/>
               </w:rPr>
@@ -1185,15 +1199,13 @@
             </w:r>
             <w:r>
               <w:rPr>
-                <w:rFonts w:ascii="Times New Roman" w:hAnsi="Times New Roman" w:cs="Times New Roman"/>
-                <w:noProof/>
-                <w:webHidden/>
-              </w:rPr>
-              <w:t>4</w:t>
-            </w:r>
-            <w:r>
-              <w:rPr>
-                <w:rFonts w:ascii="Times New Roman" w:hAnsi="Times New Roman" w:cs="Times New Roman"/>
+                <w:noProof/>
+                <w:webHidden/>
+              </w:rPr>
+              <w:t>6</w:t>
+            </w:r>
+            <w:r>
+              <w:rPr>
                 <w:noProof/>
                 <w:webHidden/>
               </w:rPr>
@@ -1208,11 +1220,17 @@
               <w:tab w:val="right" w:leader="dot" w:pos="9926"/>
             </w:tabs>
             <w:rPr>
-              <w:rFonts w:ascii="Times New Roman" w:hAnsi="Times New Roman" w:cs="Times New Roman"/>
+              <w:rFonts w:asciiTheme="minorHAnsi" w:hAnsiTheme="minorHAnsi"/>
               <w:noProof/>
+              <w:color w:val="auto"/>
+              <w:kern w:val="2"/>
+              <w:sz w:val="24"/>
+              <w:szCs w:val="24"/>
+              <w:lang/>
+              <w14:ligatures w14:val="standardContextual"/>
             </w:rPr>
           </w:pPr>
-          <w:hyperlink w:anchor="_Toc240353129" w:history="1">
+          <w:hyperlink w:anchor="_Toc240467775" w:history="1">
             <w:r>
               <w:rPr>
                 <w:rStyle w:val="Hyperlink"/>
@@ -1223,7 +1241,6 @@
             </w:r>
             <w:r>
               <w:rPr>
-                <w:rFonts w:ascii="Times New Roman" w:hAnsi="Times New Roman" w:cs="Times New Roman"/>
                 <w:noProof/>
                 <w:webHidden/>
               </w:rPr>
@@ -1231,7 +1248,6 @@
             </w:r>
             <w:r>
               <w:rPr>
-                <w:rFonts w:ascii="Times New Roman" w:hAnsi="Times New Roman" w:cs="Times New Roman"/>
                 <w:noProof/>
                 <w:webHidden/>
               </w:rPr>
@@ -1239,22 +1255,19 @@
             </w:r>
             <w:r>
               <w:rPr>
-                <w:rFonts w:ascii="Times New Roman" w:hAnsi="Times New Roman" w:cs="Times New Roman"/>
-                <w:noProof/>
-                <w:webHidden/>
-              </w:rPr>
-              <w:instrText xml:space="preserve"> PAGEREF _Toc240353129 \h </w:instrText>
-            </w:r>
-            <w:r>
-              <w:rPr>
-                <w:rFonts w:ascii="Times New Roman" w:hAnsi="Times New Roman" w:cs="Times New Roman"/>
-                <w:noProof/>
-                <w:webHidden/>
-              </w:rPr>
-            </w:r>
-            <w:r>
-              <w:rPr>
-                <w:rFonts w:ascii="Times New Roman" w:hAnsi="Times New Roman" w:cs="Times New Roman"/>
+                <w:noProof/>
+                <w:webHidden/>
+              </w:rPr>
+              <w:instrText xml:space="preserve"> PAGEREF _Toc240467775 \h </w:instrText>
+            </w:r>
+            <w:r>
+              <w:rPr>
+                <w:noProof/>
+                <w:webHidden/>
+              </w:rPr>
+            </w:r>
+            <w:r>
+              <w:rPr>
                 <w:noProof/>
                 <w:webHidden/>
               </w:rPr>
@@ -1262,15 +1275,13 @@
             </w:r>
             <w:r>
               <w:rPr>
-                <w:rFonts w:ascii="Times New Roman" w:hAnsi="Times New Roman" w:cs="Times New Roman"/>
-                <w:noProof/>
-                <w:webHidden/>
-              </w:rPr>
-              <w:t>4</w:t>
-            </w:r>
-            <w:r>
-              <w:rPr>
-                <w:rFonts w:ascii="Times New Roman" w:hAnsi="Times New Roman" w:cs="Times New Roman"/>
+                <w:noProof/>
+                <w:webHidden/>
+              </w:rPr>
+              <w:t>6</w:t>
+            </w:r>
+            <w:r>
+              <w:rPr>
                 <w:noProof/>
                 <w:webHidden/>
               </w:rPr>
@@ -1285,11 +1296,17 @@
               <w:tab w:val="right" w:leader="dot" w:pos="9926"/>
             </w:tabs>
             <w:rPr>
-              <w:rFonts w:ascii="Times New Roman" w:hAnsi="Times New Roman" w:cs="Times New Roman"/>
+              <w:rFonts w:asciiTheme="minorHAnsi" w:hAnsiTheme="minorHAnsi"/>
               <w:noProof/>
+              <w:color w:val="auto"/>
+              <w:kern w:val="2"/>
+              <w:sz w:val="24"/>
+              <w:szCs w:val="24"/>
+              <w:lang/>
+              <w14:ligatures w14:val="standardContextual"/>
             </w:rPr>
           </w:pPr>
-          <w:hyperlink w:anchor="_Toc240353130" w:history="1">
+          <w:hyperlink w:anchor="_Toc240467776" w:history="1">
             <w:r>
               <w:rPr>
                 <w:rStyle w:val="Hyperlink"/>
@@ -1300,7 +1317,6 @@
             </w:r>
             <w:r>
               <w:rPr>
-                <w:rFonts w:ascii="Times New Roman" w:hAnsi="Times New Roman" w:cs="Times New Roman"/>
                 <w:noProof/>
                 <w:webHidden/>
               </w:rPr>
@@ -1308,7 +1324,6 @@
             </w:r>
             <w:r>
               <w:rPr>
-                <w:rFonts w:ascii="Times New Roman" w:hAnsi="Times New Roman" w:cs="Times New Roman"/>
                 <w:noProof/>
                 <w:webHidden/>
               </w:rPr>
@@ -1316,22 +1331,19 @@
             </w:r>
             <w:r>
               <w:rPr>
-                <w:rFonts w:ascii="Times New Roman" w:hAnsi="Times New Roman" w:cs="Times New Roman"/>
-                <w:noProof/>
-                <w:webHidden/>
-              </w:rPr>
-              <w:instrText xml:space="preserve"> PAGEREF _Toc240353130 \h </w:instrText>
-            </w:r>
-            <w:r>
-              <w:rPr>
-                <w:rFonts w:ascii="Times New Roman" w:hAnsi="Times New Roman" w:cs="Times New Roman"/>
-                <w:noProof/>
-                <w:webHidden/>
-              </w:rPr>
-            </w:r>
-            <w:r>
-              <w:rPr>
-                <w:rFonts w:ascii="Times New Roman" w:hAnsi="Times New Roman" w:cs="Times New Roman"/>
+                <w:noProof/>
+                <w:webHidden/>
+              </w:rPr>
+              <w:instrText xml:space="preserve"> PAGEREF _Toc240467776 \h </w:instrText>
+            </w:r>
+            <w:r>
+              <w:rPr>
+                <w:noProof/>
+                <w:webHidden/>
+              </w:rPr>
+            </w:r>
+            <w:r>
+              <w:rPr>
                 <w:noProof/>
                 <w:webHidden/>
               </w:rPr>
@@ -1339,15 +1351,13 @@
             </w:r>
             <w:r>
               <w:rPr>
-                <w:rFonts w:ascii="Times New Roman" w:hAnsi="Times New Roman" w:cs="Times New Roman"/>
-                <w:noProof/>
-                <w:webHidden/>
-              </w:rPr>
-              <w:t>4</w:t>
-            </w:r>
-            <w:r>
-              <w:rPr>
-                <w:rFonts w:ascii="Times New Roman" w:hAnsi="Times New Roman" w:cs="Times New Roman"/>
+                <w:noProof/>
+                <w:webHidden/>
+              </w:rPr>
+              <w:t>6</w:t>
+            </w:r>
+            <w:r>
+              <w:rPr>
                 <w:noProof/>
                 <w:webHidden/>
               </w:rPr>
@@ -1362,11 +1372,17 @@
               <w:tab w:val="right" w:leader="dot" w:pos="9926"/>
             </w:tabs>
             <w:rPr>
-              <w:rFonts w:ascii="Times New Roman" w:hAnsi="Times New Roman" w:cs="Times New Roman"/>
+              <w:rFonts w:asciiTheme="minorHAnsi" w:hAnsiTheme="minorHAnsi"/>
               <w:noProof/>
+              <w:color w:val="auto"/>
+              <w:kern w:val="2"/>
+              <w:sz w:val="24"/>
+              <w:szCs w:val="24"/>
+              <w:lang/>
+              <w14:ligatures w14:val="standardContextual"/>
             </w:rPr>
           </w:pPr>
-          <w:hyperlink w:anchor="_Toc240353131" w:history="1">
+          <w:hyperlink w:anchor="_Toc240467777" w:history="1">
             <w:r>
               <w:rPr>
                 <w:rStyle w:val="Hyperlink"/>
@@ -1377,7 +1393,6 @@
             </w:r>
             <w:r>
               <w:rPr>
-                <w:rFonts w:ascii="Times New Roman" w:hAnsi="Times New Roman" w:cs="Times New Roman"/>
                 <w:noProof/>
                 <w:webHidden/>
               </w:rPr>
@@ -1385,7 +1400,6 @@
             </w:r>
             <w:r>
               <w:rPr>
-                <w:rFonts w:ascii="Times New Roman" w:hAnsi="Times New Roman" w:cs="Times New Roman"/>
                 <w:noProof/>
                 <w:webHidden/>
               </w:rPr>
@@ -1393,22 +1407,19 @@
             </w:r>
             <w:r>
               <w:rPr>
-                <w:rFonts w:ascii="Times New Roman" w:hAnsi="Times New Roman" w:cs="Times New Roman"/>
-                <w:noProof/>
-                <w:webHidden/>
-              </w:rPr>
-              <w:instrText xml:space="preserve"> PAGEREF _Toc240353131 \h </w:instrText>
-            </w:r>
-            <w:r>
-              <w:rPr>
-                <w:rFonts w:ascii="Times New Roman" w:hAnsi="Times New Roman" w:cs="Times New Roman"/>
-                <w:noProof/>
-                <w:webHidden/>
-              </w:rPr>
-            </w:r>
-            <w:r>
-              <w:rPr>
-                <w:rFonts w:ascii="Times New Roman" w:hAnsi="Times New Roman" w:cs="Times New Roman"/>
+                <w:noProof/>
+                <w:webHidden/>
+              </w:rPr>
+              <w:instrText xml:space="preserve"> PAGEREF _Toc240467777 \h </w:instrText>
+            </w:r>
+            <w:r>
+              <w:rPr>
+                <w:noProof/>
+                <w:webHidden/>
+              </w:rPr>
+            </w:r>
+            <w:r>
+              <w:rPr>
                 <w:noProof/>
                 <w:webHidden/>
               </w:rPr>
@@ -1416,15 +1427,13 @@
             </w:r>
             <w:r>
               <w:rPr>
-                <w:rFonts w:ascii="Times New Roman" w:hAnsi="Times New Roman" w:cs="Times New Roman"/>
-                <w:noProof/>
-                <w:webHidden/>
-              </w:rPr>
-              <w:t>5</w:t>
-            </w:r>
-            <w:r>
-              <w:rPr>
-                <w:rFonts w:ascii="Times New Roman" w:hAnsi="Times New Roman" w:cs="Times New Roman"/>
+                <w:noProof/>
+                <w:webHidden/>
+              </w:rPr>
+              <w:t>6</w:t>
+            </w:r>
+            <w:r>
+              <w:rPr>
                 <w:noProof/>
                 <w:webHidden/>
               </w:rPr>
@@ -1439,11 +1448,17 @@
               <w:tab w:val="right" w:leader="dot" w:pos="9926"/>
             </w:tabs>
             <w:rPr>
-              <w:rFonts w:ascii="Times New Roman" w:hAnsi="Times New Roman" w:cs="Times New Roman"/>
+              <w:rFonts w:asciiTheme="minorHAnsi" w:hAnsiTheme="minorHAnsi"/>
               <w:noProof/>
+              <w:color w:val="auto"/>
+              <w:kern w:val="2"/>
+              <w:sz w:val="24"/>
+              <w:szCs w:val="24"/>
+              <w:lang/>
+              <w14:ligatures w14:val="standardContextual"/>
             </w:rPr>
           </w:pPr>
-          <w:hyperlink w:anchor="_Toc240353132" w:history="1">
+          <w:hyperlink w:anchor="_Toc240467778" w:history="1">
             <w:r>
               <w:rPr>
                 <w:rStyle w:val="Hyperlink"/>
@@ -1454,7 +1469,6 @@
             </w:r>
             <w:r>
               <w:rPr>
-                <w:rFonts w:ascii="Times New Roman" w:hAnsi="Times New Roman" w:cs="Times New Roman"/>
                 <w:noProof/>
                 <w:webHidden/>
               </w:rPr>
@@ -1462,7 +1476,6 @@
             </w:r>
             <w:r>
               <w:rPr>
-                <w:rFonts w:ascii="Times New Roman" w:hAnsi="Times New Roman" w:cs="Times New Roman"/>
                 <w:noProof/>
                 <w:webHidden/>
               </w:rPr>
@@ -1470,22 +1483,19 @@
             </w:r>
             <w:r>
               <w:rPr>
-                <w:rFonts w:ascii="Times New Roman" w:hAnsi="Times New Roman" w:cs="Times New Roman"/>
-                <w:noProof/>
-                <w:webHidden/>
-              </w:rPr>
-              <w:instrText xml:space="preserve"> PAGEREF _Toc240353132 \h </w:instrText>
-            </w:r>
-            <w:r>
-              <w:rPr>
-                <w:rFonts w:ascii="Times New Roman" w:hAnsi="Times New Roman" w:cs="Times New Roman"/>
-                <w:noProof/>
-                <w:webHidden/>
-              </w:rPr>
-            </w:r>
-            <w:r>
-              <w:rPr>
-                <w:rFonts w:ascii="Times New Roman" w:hAnsi="Times New Roman" w:cs="Times New Roman"/>
+                <w:noProof/>
+                <w:webHidden/>
+              </w:rPr>
+              <w:instrText xml:space="preserve"> PAGEREF _Toc240467778 \h </w:instrText>
+            </w:r>
+            <w:r>
+              <w:rPr>
+                <w:noProof/>
+                <w:webHidden/>
+              </w:rPr>
+            </w:r>
+            <w:r>
+              <w:rPr>
                 <w:noProof/>
                 <w:webHidden/>
               </w:rPr>
@@ -1493,15 +1503,13 @@
             </w:r>
             <w:r>
               <w:rPr>
-                <w:rFonts w:ascii="Times New Roman" w:hAnsi="Times New Roman" w:cs="Times New Roman"/>
-                <w:noProof/>
-                <w:webHidden/>
-              </w:rPr>
-              <w:t>5</w:t>
-            </w:r>
-            <w:r>
-              <w:rPr>
-                <w:rFonts w:ascii="Times New Roman" w:hAnsi="Times New Roman" w:cs="Times New Roman"/>
+                <w:noProof/>
+                <w:webHidden/>
+              </w:rPr>
+              <w:t>7</w:t>
+            </w:r>
+            <w:r>
+              <w:rPr>
                 <w:noProof/>
                 <w:webHidden/>
               </w:rPr>
@@ -1516,11 +1524,17 @@
               <w:tab w:val="right" w:leader="dot" w:pos="9926"/>
             </w:tabs>
             <w:rPr>
-              <w:rFonts w:ascii="Times New Roman" w:hAnsi="Times New Roman" w:cs="Times New Roman"/>
+              <w:rFonts w:asciiTheme="minorHAnsi" w:hAnsiTheme="minorHAnsi"/>
               <w:noProof/>
+              <w:color w:val="auto"/>
+              <w:kern w:val="2"/>
+              <w:sz w:val="24"/>
+              <w:szCs w:val="24"/>
+              <w:lang/>
+              <w14:ligatures w14:val="standardContextual"/>
             </w:rPr>
           </w:pPr>
-          <w:hyperlink w:anchor="_Toc240353133" w:history="1">
+          <w:hyperlink w:anchor="_Toc240467779" w:history="1">
             <w:r>
               <w:rPr>
                 <w:rStyle w:val="Hyperlink"/>
@@ -1531,7 +1545,6 @@
             </w:r>
             <w:r>
               <w:rPr>
-                <w:rFonts w:ascii="Times New Roman" w:hAnsi="Times New Roman" w:cs="Times New Roman"/>
                 <w:noProof/>
                 <w:webHidden/>
               </w:rPr>
@@ -1539,7 +1552,6 @@
             </w:r>
             <w:r>
               <w:rPr>
-                <w:rFonts w:ascii="Times New Roman" w:hAnsi="Times New Roman" w:cs="Times New Roman"/>
                 <w:noProof/>
                 <w:webHidden/>
               </w:rPr>
@@ -1547,22 +1559,19 @@
             </w:r>
             <w:r>
               <w:rPr>
-                <w:rFonts w:ascii="Times New Roman" w:hAnsi="Times New Roman" w:cs="Times New Roman"/>
-                <w:noProof/>
-                <w:webHidden/>
-              </w:rPr>
-              <w:instrText xml:space="preserve"> PAGEREF _Toc240353133 \h </w:instrText>
-            </w:r>
-            <w:r>
-              <w:rPr>
-                <w:rFonts w:ascii="Times New Roman" w:hAnsi="Times New Roman" w:cs="Times New Roman"/>
-                <w:noProof/>
-                <w:webHidden/>
-              </w:rPr>
-            </w:r>
-            <w:r>
-              <w:rPr>
-                <w:rFonts w:ascii="Times New Roman" w:hAnsi="Times New Roman" w:cs="Times New Roman"/>
+                <w:noProof/>
+                <w:webHidden/>
+              </w:rPr>
+              <w:instrText xml:space="preserve"> PAGEREF _Toc240467779 \h </w:instrText>
+            </w:r>
+            <w:r>
+              <w:rPr>
+                <w:noProof/>
+                <w:webHidden/>
+              </w:rPr>
+            </w:r>
+            <w:r>
+              <w:rPr>
                 <w:noProof/>
                 <w:webHidden/>
               </w:rPr>
@@ -1570,15 +1579,13 @@
             </w:r>
             <w:r>
               <w:rPr>
-                <w:rFonts w:ascii="Times New Roman" w:hAnsi="Times New Roman" w:cs="Times New Roman"/>
-                <w:noProof/>
-                <w:webHidden/>
-              </w:rPr>
-              <w:t>6</w:t>
-            </w:r>
-            <w:r>
-              <w:rPr>
-                <w:rFonts w:ascii="Times New Roman" w:hAnsi="Times New Roman" w:cs="Times New Roman"/>
+                <w:noProof/>
+                <w:webHidden/>
+              </w:rPr>
+              <w:t>7</w:t>
+            </w:r>
+            <w:r>
+              <w:rPr>
                 <w:noProof/>
                 <w:webHidden/>
               </w:rPr>
@@ -1593,11 +1600,17 @@
               <w:tab w:val="right" w:leader="dot" w:pos="9926"/>
             </w:tabs>
             <w:rPr>
-              <w:rFonts w:ascii="Times New Roman" w:hAnsi="Times New Roman" w:cs="Times New Roman"/>
+              <w:rFonts w:asciiTheme="minorHAnsi" w:hAnsiTheme="minorHAnsi"/>
               <w:noProof/>
+              <w:color w:val="auto"/>
+              <w:kern w:val="2"/>
+              <w:sz w:val="24"/>
+              <w:szCs w:val="24"/>
+              <w:lang/>
+              <w14:ligatures w14:val="standardContextual"/>
             </w:rPr>
           </w:pPr>
-          <w:hyperlink w:anchor="_Toc240353134" w:history="1">
+          <w:hyperlink w:anchor="_Toc240467780" w:history="1">
             <w:r>
               <w:rPr>
                 <w:rStyle w:val="Hyperlink"/>
@@ -1608,7 +1621,6 @@
             </w:r>
             <w:r>
               <w:rPr>
-                <w:rFonts w:ascii="Times New Roman" w:hAnsi="Times New Roman" w:cs="Times New Roman"/>
                 <w:noProof/>
                 <w:webHidden/>
               </w:rPr>
@@ -1616,7 +1628,6 @@
             </w:r>
             <w:r>
               <w:rPr>
-                <w:rFonts w:ascii="Times New Roman" w:hAnsi="Times New Roman" w:cs="Times New Roman"/>
                 <w:noProof/>
                 <w:webHidden/>
               </w:rPr>
@@ -1624,22 +1635,19 @@
             </w:r>
             <w:r>
               <w:rPr>
-                <w:rFonts w:ascii="Times New Roman" w:hAnsi="Times New Roman" w:cs="Times New Roman"/>
-                <w:noProof/>
-                <w:webHidden/>
-              </w:rPr>
-              <w:instrText xml:space="preserve"> PAGEREF _Toc240353134 \h </w:instrText>
-            </w:r>
-            <w:r>
-              <w:rPr>
-                <w:rFonts w:ascii="Times New Roman" w:hAnsi="Times New Roman" w:cs="Times New Roman"/>
-                <w:noProof/>
-                <w:webHidden/>
-              </w:rPr>
-            </w:r>
-            <w:r>
-              <w:rPr>
-                <w:rFonts w:ascii="Times New Roman" w:hAnsi="Times New Roman" w:cs="Times New Roman"/>
+                <w:noProof/>
+                <w:webHidden/>
+              </w:rPr>
+              <w:instrText xml:space="preserve"> PAGEREF _Toc240467780 \h </w:instrText>
+            </w:r>
+            <w:r>
+              <w:rPr>
+                <w:noProof/>
+                <w:webHidden/>
+              </w:rPr>
+            </w:r>
+            <w:r>
+              <w:rPr>
                 <w:noProof/>
                 <w:webHidden/>
               </w:rPr>
@@ -1647,15 +1655,13 @@
             </w:r>
             <w:r>
               <w:rPr>
-                <w:rFonts w:ascii="Times New Roman" w:hAnsi="Times New Roman" w:cs="Times New Roman"/>
-                <w:noProof/>
-                <w:webHidden/>
-              </w:rPr>
-              <w:t>6</w:t>
-            </w:r>
-            <w:r>
-              <w:rPr>
-                <w:rFonts w:ascii="Times New Roman" w:hAnsi="Times New Roman" w:cs="Times New Roman"/>
+                <w:noProof/>
+                <w:webHidden/>
+              </w:rPr>
+              <w:t>7</w:t>
+            </w:r>
+            <w:r>
+              <w:rPr>
                 <w:noProof/>
                 <w:webHidden/>
               </w:rPr>
@@ -1670,11 +1676,17 @@
               <w:tab w:val="right" w:leader="dot" w:pos="9926"/>
             </w:tabs>
             <w:rPr>
-              <w:rFonts w:ascii="Times New Roman" w:hAnsi="Times New Roman" w:cs="Times New Roman"/>
+              <w:rFonts w:asciiTheme="minorHAnsi" w:hAnsiTheme="minorHAnsi"/>
               <w:noProof/>
+              <w:color w:val="auto"/>
+              <w:kern w:val="2"/>
+              <w:sz w:val="24"/>
+              <w:szCs w:val="24"/>
+              <w:lang/>
+              <w14:ligatures w14:val="standardContextual"/>
             </w:rPr>
           </w:pPr>
-          <w:hyperlink w:anchor="_Toc240353135" w:history="1">
+          <w:hyperlink w:anchor="_Toc240467781" w:history="1">
             <w:r>
               <w:rPr>
                 <w:rStyle w:val="Hyperlink"/>
@@ -1685,7 +1697,6 @@
             </w:r>
             <w:r>
               <w:rPr>
-                <w:rFonts w:ascii="Times New Roman" w:hAnsi="Times New Roman" w:cs="Times New Roman"/>
                 <w:noProof/>
                 <w:webHidden/>
               </w:rPr>
@@ -1693,7 +1704,6 @@
             </w:r>
             <w:r>
               <w:rPr>
-                <w:rFonts w:ascii="Times New Roman" w:hAnsi="Times New Roman" w:cs="Times New Roman"/>
                 <w:noProof/>
                 <w:webHidden/>
               </w:rPr>
@@ -1701,22 +1711,19 @@
             </w:r>
             <w:r>
               <w:rPr>
-                <w:rFonts w:ascii="Times New Roman" w:hAnsi="Times New Roman" w:cs="Times New Roman"/>
-                <w:noProof/>
-                <w:webHidden/>
-              </w:rPr>
-              <w:instrText xml:space="preserve"> PAGEREF _Toc240353135 \h </w:instrText>
-            </w:r>
-            <w:r>
-              <w:rPr>
-                <w:rFonts w:ascii="Times New Roman" w:hAnsi="Times New Roman" w:cs="Times New Roman"/>
-                <w:noProof/>
-                <w:webHidden/>
-              </w:rPr>
-            </w:r>
-            <w:r>
-              <w:rPr>
-                <w:rFonts w:ascii="Times New Roman" w:hAnsi="Times New Roman" w:cs="Times New Roman"/>
+                <w:noProof/>
+                <w:webHidden/>
+              </w:rPr>
+              <w:instrText xml:space="preserve"> PAGEREF _Toc240467781 \h </w:instrText>
+            </w:r>
+            <w:r>
+              <w:rPr>
+                <w:noProof/>
+                <w:webHidden/>
+              </w:rPr>
+            </w:r>
+            <w:r>
+              <w:rPr>
                 <w:noProof/>
                 <w:webHidden/>
               </w:rPr>
@@ -1724,15 +1731,13 @@
             </w:r>
             <w:r>
               <w:rPr>
-                <w:rFonts w:ascii="Times New Roman" w:hAnsi="Times New Roman" w:cs="Times New Roman"/>
-                <w:noProof/>
-                <w:webHidden/>
-              </w:rPr>
-              <w:t>6</w:t>
-            </w:r>
-            <w:r>
-              <w:rPr>
-                <w:rFonts w:ascii="Times New Roman" w:hAnsi="Times New Roman" w:cs="Times New Roman"/>
+                <w:noProof/>
+                <w:webHidden/>
+              </w:rPr>
+              <w:t>8</w:t>
+            </w:r>
+            <w:r>
+              <w:rPr>
                 <w:noProof/>
                 <w:webHidden/>
               </w:rPr>
@@ -1747,11 +1752,17 @@
               <w:tab w:val="right" w:leader="dot" w:pos="9926"/>
             </w:tabs>
             <w:rPr>
-              <w:rFonts w:ascii="Times New Roman" w:hAnsi="Times New Roman" w:cs="Times New Roman"/>
+              <w:rFonts w:asciiTheme="minorHAnsi" w:hAnsiTheme="minorHAnsi"/>
               <w:noProof/>
+              <w:color w:val="auto"/>
+              <w:kern w:val="2"/>
+              <w:sz w:val="24"/>
+              <w:szCs w:val="24"/>
+              <w:lang/>
+              <w14:ligatures w14:val="standardContextual"/>
             </w:rPr>
           </w:pPr>
-          <w:hyperlink w:anchor="_Toc240353136" w:history="1">
+          <w:hyperlink w:anchor="_Toc240467782" w:history="1">
             <w:r>
               <w:rPr>
                 <w:rStyle w:val="Hyperlink"/>
@@ -1762,7 +1773,6 @@
             </w:r>
             <w:r>
               <w:rPr>
-                <w:rFonts w:ascii="Times New Roman" w:hAnsi="Times New Roman" w:cs="Times New Roman"/>
                 <w:noProof/>
                 <w:webHidden/>
               </w:rPr>
@@ -1770,7 +1780,6 @@
             </w:r>
             <w:r>
               <w:rPr>
-                <w:rFonts w:ascii="Times New Roman" w:hAnsi="Times New Roman" w:cs="Times New Roman"/>
                 <w:noProof/>
                 <w:webHidden/>
               </w:rPr>
@@ -1778,22 +1787,19 @@
             </w:r>
             <w:r>
               <w:rPr>
-                <w:rFonts w:ascii="Times New Roman" w:hAnsi="Times New Roman" w:cs="Times New Roman"/>
-                <w:noProof/>
-                <w:webHidden/>
-              </w:rPr>
-              <w:instrText xml:space="preserve"> PAGEREF _Toc240353136 \h </w:instrText>
-            </w:r>
-            <w:r>
-              <w:rPr>
-                <w:rFonts w:ascii="Times New Roman" w:hAnsi="Times New Roman" w:cs="Times New Roman"/>
-                <w:noProof/>
-                <w:webHidden/>
-              </w:rPr>
-            </w:r>
-            <w:r>
-              <w:rPr>
-                <w:rFonts w:ascii="Times New Roman" w:hAnsi="Times New Roman" w:cs="Times New Roman"/>
+                <w:noProof/>
+                <w:webHidden/>
+              </w:rPr>
+              <w:instrText xml:space="preserve"> PAGEREF _Toc240467782 \h </w:instrText>
+            </w:r>
+            <w:r>
+              <w:rPr>
+                <w:noProof/>
+                <w:webHidden/>
+              </w:rPr>
+            </w:r>
+            <w:r>
+              <w:rPr>
                 <w:noProof/>
                 <w:webHidden/>
               </w:rPr>
@@ -1801,15 +1807,13 @@
             </w:r>
             <w:r>
               <w:rPr>
-                <w:rFonts w:ascii="Times New Roman" w:hAnsi="Times New Roman" w:cs="Times New Roman"/>
-                <w:noProof/>
-                <w:webHidden/>
-              </w:rPr>
-              <w:t>6</w:t>
-            </w:r>
-            <w:r>
-              <w:rPr>
-                <w:rFonts w:ascii="Times New Roman" w:hAnsi="Times New Roman" w:cs="Times New Roman"/>
+                <w:noProof/>
+                <w:webHidden/>
+              </w:rPr>
+              <w:t>8</w:t>
+            </w:r>
+            <w:r>
+              <w:rPr>
                 <w:noProof/>
                 <w:webHidden/>
               </w:rPr>
@@ -1824,11 +1828,17 @@
               <w:tab w:val="right" w:leader="dot" w:pos="9926"/>
             </w:tabs>
             <w:rPr>
-              <w:rFonts w:ascii="Times New Roman" w:hAnsi="Times New Roman" w:cs="Times New Roman"/>
+              <w:rFonts w:asciiTheme="minorHAnsi" w:hAnsiTheme="minorHAnsi"/>
               <w:noProof/>
+              <w:color w:val="auto"/>
+              <w:kern w:val="2"/>
+              <w:sz w:val="24"/>
+              <w:szCs w:val="24"/>
+              <w:lang/>
+              <w14:ligatures w14:val="standardContextual"/>
             </w:rPr>
           </w:pPr>
-          <w:hyperlink w:anchor="_Toc240353137" w:history="1">
+          <w:hyperlink w:anchor="_Toc240467783" w:history="1">
             <w:r>
               <w:rPr>
                 <w:rStyle w:val="Hyperlink"/>
@@ -1839,7 +1849,6 @@
             </w:r>
             <w:r>
               <w:rPr>
-                <w:rFonts w:ascii="Times New Roman" w:hAnsi="Times New Roman" w:cs="Times New Roman"/>
                 <w:noProof/>
                 <w:webHidden/>
               </w:rPr>
@@ -1847,7 +1856,6 @@
             </w:r>
             <w:r>
               <w:rPr>
-                <w:rFonts w:ascii="Times New Roman" w:hAnsi="Times New Roman" w:cs="Times New Roman"/>
                 <w:noProof/>
                 <w:webHidden/>
               </w:rPr>
@@ -1855,22 +1863,19 @@
             </w:r>
             <w:r>
               <w:rPr>
-                <w:rFonts w:ascii="Times New Roman" w:hAnsi="Times New Roman" w:cs="Times New Roman"/>
-                <w:noProof/>
-                <w:webHidden/>
-              </w:rPr>
-              <w:instrText xml:space="preserve"> PAGEREF _Toc240353137 \h </w:instrText>
-            </w:r>
-            <w:r>
-              <w:rPr>
-                <w:rFonts w:ascii="Times New Roman" w:hAnsi="Times New Roman" w:cs="Times New Roman"/>
-                <w:noProof/>
-                <w:webHidden/>
-              </w:rPr>
-            </w:r>
-            <w:r>
-              <w:rPr>
-                <w:rFonts w:ascii="Times New Roman" w:hAnsi="Times New Roman" w:cs="Times New Roman"/>
+                <w:noProof/>
+                <w:webHidden/>
+              </w:rPr>
+              <w:instrText xml:space="preserve"> PAGEREF _Toc240467783 \h </w:instrText>
+            </w:r>
+            <w:r>
+              <w:rPr>
+                <w:noProof/>
+                <w:webHidden/>
+              </w:rPr>
+            </w:r>
+            <w:r>
+              <w:rPr>
                 <w:noProof/>
                 <w:webHidden/>
               </w:rPr>
@@ -1878,15 +1883,13 @@
             </w:r>
             <w:r>
               <w:rPr>
-                <w:rFonts w:ascii="Times New Roman" w:hAnsi="Times New Roman" w:cs="Times New Roman"/>
-                <w:noProof/>
-                <w:webHidden/>
-              </w:rPr>
-              <w:t>7</w:t>
-            </w:r>
-            <w:r>
-              <w:rPr>
-                <w:rFonts w:ascii="Times New Roman" w:hAnsi="Times New Roman" w:cs="Times New Roman"/>
+                <w:noProof/>
+                <w:webHidden/>
+              </w:rPr>
+              <w:t>9</w:t>
+            </w:r>
+            <w:r>
+              <w:rPr>
                 <w:noProof/>
                 <w:webHidden/>
               </w:rPr>
@@ -1901,11 +1904,17 @@
               <w:tab w:val="right" w:leader="dot" w:pos="9926"/>
             </w:tabs>
             <w:rPr>
-              <w:rFonts w:ascii="Times New Roman" w:hAnsi="Times New Roman" w:cs="Times New Roman"/>
+              <w:rFonts w:asciiTheme="minorHAnsi" w:hAnsiTheme="minorHAnsi"/>
               <w:noProof/>
+              <w:color w:val="auto"/>
+              <w:kern w:val="2"/>
+              <w:sz w:val="24"/>
+              <w:szCs w:val="24"/>
+              <w:lang/>
+              <w14:ligatures w14:val="standardContextual"/>
             </w:rPr>
           </w:pPr>
-          <w:hyperlink w:anchor="_Toc240353138" w:history="1">
+          <w:hyperlink w:anchor="_Toc240467784" w:history="1">
             <w:r>
               <w:rPr>
                 <w:rStyle w:val="Hyperlink"/>
@@ -1916,7 +1925,6 @@
             </w:r>
             <w:r>
               <w:rPr>
-                <w:rFonts w:ascii="Times New Roman" w:hAnsi="Times New Roman" w:cs="Times New Roman"/>
                 <w:noProof/>
                 <w:webHidden/>
               </w:rPr>
@@ -1924,7 +1932,6 @@
             </w:r>
             <w:r>
               <w:rPr>
-                <w:rFonts w:ascii="Times New Roman" w:hAnsi="Times New Roman" w:cs="Times New Roman"/>
                 <w:noProof/>
                 <w:webHidden/>
               </w:rPr>
@@ -1932,22 +1939,19 @@
             </w:r>
             <w:r>
               <w:rPr>
-                <w:rFonts w:ascii="Times New Roman" w:hAnsi="Times New Roman" w:cs="Times New Roman"/>
-                <w:noProof/>
-                <w:webHidden/>
-              </w:rPr>
-              <w:instrText xml:space="preserve"> PAGEREF _Toc240353138 \h </w:instrText>
-            </w:r>
-            <w:r>
-              <w:rPr>
-                <w:rFonts w:ascii="Times New Roman" w:hAnsi="Times New Roman" w:cs="Times New Roman"/>
-                <w:noProof/>
-                <w:webHidden/>
-              </w:rPr>
-            </w:r>
-            <w:r>
-              <w:rPr>
-                <w:rFonts w:ascii="Times New Roman" w:hAnsi="Times New Roman" w:cs="Times New Roman"/>
+                <w:noProof/>
+                <w:webHidden/>
+              </w:rPr>
+              <w:instrText xml:space="preserve"> PAGEREF _Toc240467784 \h </w:instrText>
+            </w:r>
+            <w:r>
+              <w:rPr>
+                <w:noProof/>
+                <w:webHidden/>
+              </w:rPr>
+            </w:r>
+            <w:r>
+              <w:rPr>
                 <w:noProof/>
                 <w:webHidden/>
               </w:rPr>
@@ -1955,15 +1959,13 @@
             </w:r>
             <w:r>
               <w:rPr>
-                <w:rFonts w:ascii="Times New Roman" w:hAnsi="Times New Roman" w:cs="Times New Roman"/>
-                <w:noProof/>
-                <w:webHidden/>
-              </w:rPr>
-              <w:t>7</w:t>
-            </w:r>
-            <w:r>
-              <w:rPr>
-                <w:rFonts w:ascii="Times New Roman" w:hAnsi="Times New Roman" w:cs="Times New Roman"/>
+                <w:noProof/>
+                <w:webHidden/>
+              </w:rPr>
+              <w:t>9</w:t>
+            </w:r>
+            <w:r>
+              <w:rPr>
                 <w:noProof/>
                 <w:webHidden/>
               </w:rPr>
@@ -1978,11 +1980,17 @@
               <w:tab w:val="right" w:leader="dot" w:pos="9926"/>
             </w:tabs>
             <w:rPr>
-              <w:rFonts w:ascii="Times New Roman" w:hAnsi="Times New Roman" w:cs="Times New Roman"/>
+              <w:rFonts w:asciiTheme="minorHAnsi" w:hAnsiTheme="minorHAnsi"/>
               <w:noProof/>
+              <w:color w:val="auto"/>
+              <w:kern w:val="2"/>
+              <w:sz w:val="24"/>
+              <w:szCs w:val="24"/>
+              <w:lang/>
+              <w14:ligatures w14:val="standardContextual"/>
             </w:rPr>
           </w:pPr>
-          <w:hyperlink w:anchor="_Toc240353139" w:history="1">
+          <w:hyperlink w:anchor="_Toc240467785" w:history="1">
             <w:r>
               <w:rPr>
                 <w:rStyle w:val="Hyperlink"/>
@@ -1993,7 +2001,6 @@
             </w:r>
             <w:r>
               <w:rPr>
-                <w:rFonts w:ascii="Times New Roman" w:hAnsi="Times New Roman" w:cs="Times New Roman"/>
                 <w:noProof/>
                 <w:webHidden/>
               </w:rPr>
@@ -2001,7 +2008,6 @@
             </w:r>
             <w:r>
               <w:rPr>
-                <w:rFonts w:ascii="Times New Roman" w:hAnsi="Times New Roman" w:cs="Times New Roman"/>
                 <w:noProof/>
                 <w:webHidden/>
               </w:rPr>
@@ -2009,22 +2015,19 @@
             </w:r>
             <w:r>
               <w:rPr>
-                <w:rFonts w:ascii="Times New Roman" w:hAnsi="Times New Roman" w:cs="Times New Roman"/>
-                <w:noProof/>
-                <w:webHidden/>
-              </w:rPr>
-              <w:instrText xml:space="preserve"> PAGEREF _Toc240353139 \h </w:instrText>
-            </w:r>
-            <w:r>
-              <w:rPr>
-                <w:rFonts w:ascii="Times New Roman" w:hAnsi="Times New Roman" w:cs="Times New Roman"/>
-                <w:noProof/>
-                <w:webHidden/>
-              </w:rPr>
-            </w:r>
-            <w:r>
-              <w:rPr>
-                <w:rFonts w:ascii="Times New Roman" w:hAnsi="Times New Roman" w:cs="Times New Roman"/>
+                <w:noProof/>
+                <w:webHidden/>
+              </w:rPr>
+              <w:instrText xml:space="preserve"> PAGEREF _Toc240467785 \h </w:instrText>
+            </w:r>
+            <w:r>
+              <w:rPr>
+                <w:noProof/>
+                <w:webHidden/>
+              </w:rPr>
+            </w:r>
+            <w:r>
+              <w:rPr>
                 <w:noProof/>
                 <w:webHidden/>
               </w:rPr>
@@ -2032,15 +2035,13 @@
             </w:r>
             <w:r>
               <w:rPr>
-                <w:rFonts w:ascii="Times New Roman" w:hAnsi="Times New Roman" w:cs="Times New Roman"/>
-                <w:noProof/>
-                <w:webHidden/>
-              </w:rPr>
-              <w:t>7</w:t>
-            </w:r>
-            <w:r>
-              <w:rPr>
-                <w:rFonts w:ascii="Times New Roman" w:hAnsi="Times New Roman" w:cs="Times New Roman"/>
+                <w:noProof/>
+                <w:webHidden/>
+              </w:rPr>
+              <w:t>9</w:t>
+            </w:r>
+            <w:r>
+              <w:rPr>
                 <w:noProof/>
                 <w:webHidden/>
               </w:rPr>
@@ -2055,11 +2056,17 @@
               <w:tab w:val="right" w:leader="dot" w:pos="9926"/>
             </w:tabs>
             <w:rPr>
-              <w:rFonts w:ascii="Times New Roman" w:hAnsi="Times New Roman" w:cs="Times New Roman"/>
+              <w:rFonts w:asciiTheme="minorHAnsi" w:hAnsiTheme="minorHAnsi"/>
               <w:noProof/>
+              <w:color w:val="auto"/>
+              <w:kern w:val="2"/>
+              <w:sz w:val="24"/>
+              <w:szCs w:val="24"/>
+              <w:lang/>
+              <w14:ligatures w14:val="standardContextual"/>
             </w:rPr>
           </w:pPr>
-          <w:hyperlink w:anchor="_Toc240353140" w:history="1">
+          <w:hyperlink w:anchor="_Toc240467786" w:history="1">
             <w:r>
               <w:rPr>
                 <w:rStyle w:val="Hyperlink"/>
@@ -2070,7 +2077,6 @@
             </w:r>
             <w:r>
               <w:rPr>
-                <w:rFonts w:ascii="Times New Roman" w:hAnsi="Times New Roman" w:cs="Times New Roman"/>
                 <w:noProof/>
                 <w:webHidden/>
               </w:rPr>
@@ -2078,7 +2084,6 @@
             </w:r>
             <w:r>
               <w:rPr>
-                <w:rFonts w:ascii="Times New Roman" w:hAnsi="Times New Roman" w:cs="Times New Roman"/>
                 <w:noProof/>
                 <w:webHidden/>
               </w:rPr>
@@ -2086,22 +2091,19 @@
             </w:r>
             <w:r>
               <w:rPr>
-                <w:rFonts w:ascii="Times New Roman" w:hAnsi="Times New Roman" w:cs="Times New Roman"/>
-                <w:noProof/>
-                <w:webHidden/>
-              </w:rPr>
-              <w:instrText xml:space="preserve"> PAGEREF _Toc240353140 \h </w:instrText>
-            </w:r>
-            <w:r>
-              <w:rPr>
-                <w:rFonts w:ascii="Times New Roman" w:hAnsi="Times New Roman" w:cs="Times New Roman"/>
-                <w:noProof/>
-                <w:webHidden/>
-              </w:rPr>
-            </w:r>
-            <w:r>
-              <w:rPr>
-                <w:rFonts w:ascii="Times New Roman" w:hAnsi="Times New Roman" w:cs="Times New Roman"/>
+                <w:noProof/>
+                <w:webHidden/>
+              </w:rPr>
+              <w:instrText xml:space="preserve"> PAGEREF _Toc240467786 \h </w:instrText>
+            </w:r>
+            <w:r>
+              <w:rPr>
+                <w:noProof/>
+                <w:webHidden/>
+              </w:rPr>
+            </w:r>
+            <w:r>
+              <w:rPr>
                 <w:noProof/>
                 <w:webHidden/>
               </w:rPr>
@@ -2109,15 +2111,13 @@
             </w:r>
             <w:r>
               <w:rPr>
-                <w:rFonts w:ascii="Times New Roman" w:hAnsi="Times New Roman" w:cs="Times New Roman"/>
-                <w:noProof/>
-                <w:webHidden/>
-              </w:rPr>
-              <w:t>7</w:t>
-            </w:r>
-            <w:r>
-              <w:rPr>
-                <w:rFonts w:ascii="Times New Roman" w:hAnsi="Times New Roman" w:cs="Times New Roman"/>
+                <w:noProof/>
+                <w:webHidden/>
+              </w:rPr>
+              <w:t>9</w:t>
+            </w:r>
+            <w:r>
+              <w:rPr>
                 <w:noProof/>
                 <w:webHidden/>
               </w:rPr>
@@ -2132,11 +2132,17 @@
               <w:tab w:val="right" w:leader="dot" w:pos="9926"/>
             </w:tabs>
             <w:rPr>
-              <w:rFonts w:ascii="Times New Roman" w:hAnsi="Times New Roman" w:cs="Times New Roman"/>
+              <w:rFonts w:asciiTheme="minorHAnsi" w:hAnsiTheme="minorHAnsi"/>
               <w:noProof/>
+              <w:color w:val="auto"/>
+              <w:kern w:val="2"/>
+              <w:sz w:val="24"/>
+              <w:szCs w:val="24"/>
+              <w:lang/>
+              <w14:ligatures w14:val="standardContextual"/>
             </w:rPr>
           </w:pPr>
-          <w:hyperlink w:anchor="_Toc240353141" w:history="1">
+          <w:hyperlink w:anchor="_Toc240467787" w:history="1">
             <w:r>
               <w:rPr>
                 <w:rStyle w:val="Hyperlink"/>
@@ -2147,7 +2153,6 @@
             </w:r>
             <w:r>
               <w:rPr>
-                <w:rFonts w:ascii="Times New Roman" w:hAnsi="Times New Roman" w:cs="Times New Roman"/>
                 <w:noProof/>
                 <w:webHidden/>
               </w:rPr>
@@ -2155,7 +2160,6 @@
             </w:r>
             <w:r>
               <w:rPr>
-                <w:rFonts w:ascii="Times New Roman" w:hAnsi="Times New Roman" w:cs="Times New Roman"/>
                 <w:noProof/>
                 <w:webHidden/>
               </w:rPr>
@@ -2163,22 +2167,19 @@
             </w:r>
             <w:r>
               <w:rPr>
-                <w:rFonts w:ascii="Times New Roman" w:hAnsi="Times New Roman" w:cs="Times New Roman"/>
-                <w:noProof/>
-                <w:webHidden/>
-              </w:rPr>
-              <w:instrText xml:space="preserve"> PAGEREF _Toc240353141 \h </w:instrText>
-            </w:r>
-            <w:r>
-              <w:rPr>
-                <w:rFonts w:ascii="Times New Roman" w:hAnsi="Times New Roman" w:cs="Times New Roman"/>
-                <w:noProof/>
-                <w:webHidden/>
-              </w:rPr>
-            </w:r>
-            <w:r>
-              <w:rPr>
-                <w:rFonts w:ascii="Times New Roman" w:hAnsi="Times New Roman" w:cs="Times New Roman"/>
+                <w:noProof/>
+                <w:webHidden/>
+              </w:rPr>
+              <w:instrText xml:space="preserve"> PAGEREF _Toc240467787 \h </w:instrText>
+            </w:r>
+            <w:r>
+              <w:rPr>
+                <w:noProof/>
+                <w:webHidden/>
+              </w:rPr>
+            </w:r>
+            <w:r>
+              <w:rPr>
                 <w:noProof/>
                 <w:webHidden/>
               </w:rPr>
@@ -2186,15 +2187,13 @@
             </w:r>
             <w:r>
               <w:rPr>
-                <w:rFonts w:ascii="Times New Roman" w:hAnsi="Times New Roman" w:cs="Times New Roman"/>
-                <w:noProof/>
-                <w:webHidden/>
-              </w:rPr>
-              <w:t>7</w:t>
-            </w:r>
-            <w:r>
-              <w:rPr>
-                <w:rFonts w:ascii="Times New Roman" w:hAnsi="Times New Roman" w:cs="Times New Roman"/>
+                <w:noProof/>
+                <w:webHidden/>
+              </w:rPr>
+              <w:t>9</w:t>
+            </w:r>
+            <w:r>
+              <w:rPr>
                 <w:noProof/>
                 <w:webHidden/>
               </w:rPr>
@@ -2209,11 +2208,17 @@
               <w:tab w:val="right" w:leader="dot" w:pos="9926"/>
             </w:tabs>
             <w:rPr>
-              <w:rFonts w:ascii="Times New Roman" w:hAnsi="Times New Roman" w:cs="Times New Roman"/>
+              <w:rFonts w:asciiTheme="minorHAnsi" w:hAnsiTheme="minorHAnsi"/>
               <w:noProof/>
+              <w:color w:val="auto"/>
+              <w:kern w:val="2"/>
+              <w:sz w:val="24"/>
+              <w:szCs w:val="24"/>
+              <w:lang/>
+              <w14:ligatures w14:val="standardContextual"/>
             </w:rPr>
           </w:pPr>
-          <w:hyperlink w:anchor="_Toc240353142" w:history="1">
+          <w:hyperlink w:anchor="_Toc240467788" w:history="1">
             <w:r>
               <w:rPr>
                 <w:rStyle w:val="Hyperlink"/>
@@ -2224,7 +2229,6 @@
             </w:r>
             <w:r>
               <w:rPr>
-                <w:rFonts w:ascii="Times New Roman" w:hAnsi="Times New Roman" w:cs="Times New Roman"/>
                 <w:noProof/>
                 <w:webHidden/>
               </w:rPr>
@@ -2232,7 +2236,6 @@
             </w:r>
             <w:r>
               <w:rPr>
-                <w:rFonts w:ascii="Times New Roman" w:hAnsi="Times New Roman" w:cs="Times New Roman"/>
                 <w:noProof/>
                 <w:webHidden/>
               </w:rPr>
@@ -2240,22 +2243,19 @@
             </w:r>
             <w:r>
               <w:rPr>
-                <w:rFonts w:ascii="Times New Roman" w:hAnsi="Times New Roman" w:cs="Times New Roman"/>
-                <w:noProof/>
-                <w:webHidden/>
-              </w:rPr>
-              <w:instrText xml:space="preserve"> PAGEREF _Toc240353142 \h </w:instrText>
-            </w:r>
-            <w:r>
-              <w:rPr>
-                <w:rFonts w:ascii="Times New Roman" w:hAnsi="Times New Roman" w:cs="Times New Roman"/>
-                <w:noProof/>
-                <w:webHidden/>
-              </w:rPr>
-            </w:r>
-            <w:r>
-              <w:rPr>
-                <w:rFonts w:ascii="Times New Roman" w:hAnsi="Times New Roman" w:cs="Times New Roman"/>
+                <w:noProof/>
+                <w:webHidden/>
+              </w:rPr>
+              <w:instrText xml:space="preserve"> PAGEREF _Toc240467788 \h </w:instrText>
+            </w:r>
+            <w:r>
+              <w:rPr>
+                <w:noProof/>
+                <w:webHidden/>
+              </w:rPr>
+            </w:r>
+            <w:r>
+              <w:rPr>
                 <w:noProof/>
                 <w:webHidden/>
               </w:rPr>
@@ -2263,15 +2263,13 @@
             </w:r>
             <w:r>
               <w:rPr>
-                <w:rFonts w:ascii="Times New Roman" w:hAnsi="Times New Roman" w:cs="Times New Roman"/>
-                <w:noProof/>
-                <w:webHidden/>
-              </w:rPr>
-              <w:t>8</w:t>
-            </w:r>
-            <w:r>
-              <w:rPr>
-                <w:rFonts w:ascii="Times New Roman" w:hAnsi="Times New Roman" w:cs="Times New Roman"/>
+                <w:noProof/>
+                <w:webHidden/>
+              </w:rPr>
+              <w:t>10</w:t>
+            </w:r>
+            <w:r>
+              <w:rPr>
                 <w:noProof/>
                 <w:webHidden/>
               </w:rPr>
@@ -2286,11 +2284,17 @@
               <w:tab w:val="right" w:leader="dot" w:pos="9926"/>
             </w:tabs>
             <w:rPr>
-              <w:rFonts w:ascii="Times New Roman" w:hAnsi="Times New Roman" w:cs="Times New Roman"/>
+              <w:rFonts w:asciiTheme="minorHAnsi" w:hAnsiTheme="minorHAnsi"/>
               <w:noProof/>
+              <w:color w:val="auto"/>
+              <w:kern w:val="2"/>
+              <w:sz w:val="24"/>
+              <w:szCs w:val="24"/>
+              <w:lang/>
+              <w14:ligatures w14:val="standardContextual"/>
             </w:rPr>
           </w:pPr>
-          <w:hyperlink w:anchor="_Toc240353143" w:history="1">
+          <w:hyperlink w:anchor="_Toc240467789" w:history="1">
             <w:r>
               <w:rPr>
                 <w:rStyle w:val="Hyperlink"/>
@@ -2301,7 +2305,6 @@
             </w:r>
             <w:r>
               <w:rPr>
-                <w:rFonts w:ascii="Times New Roman" w:hAnsi="Times New Roman" w:cs="Times New Roman"/>
                 <w:noProof/>
                 <w:webHidden/>
               </w:rPr>
@@ -2309,7 +2312,6 @@
             </w:r>
             <w:r>
               <w:rPr>
-                <w:rFonts w:ascii="Times New Roman" w:hAnsi="Times New Roman" w:cs="Times New Roman"/>
                 <w:noProof/>
                 <w:webHidden/>
               </w:rPr>
@@ -2317,22 +2319,19 @@
             </w:r>
             <w:r>
               <w:rPr>
-                <w:rFonts w:ascii="Times New Roman" w:hAnsi="Times New Roman" w:cs="Times New Roman"/>
-                <w:noProof/>
-                <w:webHidden/>
-              </w:rPr>
-              <w:instrText xml:space="preserve"> PAGEREF _Toc240353143 \h </w:instrText>
-            </w:r>
-            <w:r>
-              <w:rPr>
-                <w:rFonts w:ascii="Times New Roman" w:hAnsi="Times New Roman" w:cs="Times New Roman"/>
-                <w:noProof/>
-                <w:webHidden/>
-              </w:rPr>
-            </w:r>
-            <w:r>
-              <w:rPr>
-                <w:rFonts w:ascii="Times New Roman" w:hAnsi="Times New Roman" w:cs="Times New Roman"/>
+                <w:noProof/>
+                <w:webHidden/>
+              </w:rPr>
+              <w:instrText xml:space="preserve"> PAGEREF _Toc240467789 \h </w:instrText>
+            </w:r>
+            <w:r>
+              <w:rPr>
+                <w:noProof/>
+                <w:webHidden/>
+              </w:rPr>
+            </w:r>
+            <w:r>
+              <w:rPr>
                 <w:noProof/>
                 <w:webHidden/>
               </w:rPr>
@@ -2340,15 +2339,13 @@
             </w:r>
             <w:r>
               <w:rPr>
-                <w:rFonts w:ascii="Times New Roman" w:hAnsi="Times New Roman" w:cs="Times New Roman"/>
-                <w:noProof/>
-                <w:webHidden/>
-              </w:rPr>
-              <w:t>8</w:t>
-            </w:r>
-            <w:r>
-              <w:rPr>
-                <w:rFonts w:ascii="Times New Roman" w:hAnsi="Times New Roman" w:cs="Times New Roman"/>
+                <w:noProof/>
+                <w:webHidden/>
+              </w:rPr>
+              <w:t>10</w:t>
+            </w:r>
+            <w:r>
+              <w:rPr>
                 <w:noProof/>
                 <w:webHidden/>
               </w:rPr>
@@ -2363,11 +2360,17 @@
               <w:tab w:val="right" w:leader="dot" w:pos="9926"/>
             </w:tabs>
             <w:rPr>
-              <w:rFonts w:ascii="Times New Roman" w:hAnsi="Times New Roman" w:cs="Times New Roman"/>
+              <w:rFonts w:asciiTheme="minorHAnsi" w:hAnsiTheme="minorHAnsi"/>
               <w:noProof/>
+              <w:color w:val="auto"/>
+              <w:kern w:val="2"/>
+              <w:sz w:val="24"/>
+              <w:szCs w:val="24"/>
+              <w:lang/>
+              <w14:ligatures w14:val="standardContextual"/>
             </w:rPr>
           </w:pPr>
-          <w:hyperlink w:anchor="_Toc240353144" w:history="1">
+          <w:hyperlink w:anchor="_Toc240467790" w:history="1">
             <w:r>
               <w:rPr>
                 <w:rStyle w:val="Hyperlink"/>
@@ -2378,7 +2381,6 @@
             </w:r>
             <w:r>
               <w:rPr>
-                <w:rFonts w:ascii="Times New Roman" w:hAnsi="Times New Roman" w:cs="Times New Roman"/>
                 <w:noProof/>
                 <w:webHidden/>
               </w:rPr>
@@ -2386,7 +2388,6 @@
             </w:r>
             <w:r>
               <w:rPr>
-                <w:rFonts w:ascii="Times New Roman" w:hAnsi="Times New Roman" w:cs="Times New Roman"/>
                 <w:noProof/>
                 <w:webHidden/>
               </w:rPr>
@@ -2394,22 +2395,19 @@
             </w:r>
             <w:r>
               <w:rPr>
-                <w:rFonts w:ascii="Times New Roman" w:hAnsi="Times New Roman" w:cs="Times New Roman"/>
-                <w:noProof/>
-                <w:webHidden/>
-              </w:rPr>
-              <w:instrText xml:space="preserve"> PAGEREF _Toc240353144 \h </w:instrText>
-            </w:r>
-            <w:r>
-              <w:rPr>
-                <w:rFonts w:ascii="Times New Roman" w:hAnsi="Times New Roman" w:cs="Times New Roman"/>
-                <w:noProof/>
-                <w:webHidden/>
-              </w:rPr>
-            </w:r>
-            <w:r>
-              <w:rPr>
-                <w:rFonts w:ascii="Times New Roman" w:hAnsi="Times New Roman" w:cs="Times New Roman"/>
+                <w:noProof/>
+                <w:webHidden/>
+              </w:rPr>
+              <w:instrText xml:space="preserve"> PAGEREF _Toc240467790 \h </w:instrText>
+            </w:r>
+            <w:r>
+              <w:rPr>
+                <w:noProof/>
+                <w:webHidden/>
+              </w:rPr>
+            </w:r>
+            <w:r>
+              <w:rPr>
                 <w:noProof/>
                 <w:webHidden/>
               </w:rPr>
@@ -2417,15 +2415,13 @@
             </w:r>
             <w:r>
               <w:rPr>
-                <w:rFonts w:ascii="Times New Roman" w:hAnsi="Times New Roman" w:cs="Times New Roman"/>
-                <w:noProof/>
-                <w:webHidden/>
-              </w:rPr>
-              <w:t>8</w:t>
-            </w:r>
-            <w:r>
-              <w:rPr>
-                <w:rFonts w:ascii="Times New Roman" w:hAnsi="Times New Roman" w:cs="Times New Roman"/>
+                <w:noProof/>
+                <w:webHidden/>
+              </w:rPr>
+              <w:t>10</w:t>
+            </w:r>
+            <w:r>
+              <w:rPr>
                 <w:noProof/>
                 <w:webHidden/>
               </w:rPr>
@@ -2440,11 +2436,17 @@
               <w:tab w:val="right" w:leader="dot" w:pos="9926"/>
             </w:tabs>
             <w:rPr>
-              <w:rFonts w:ascii="Times New Roman" w:hAnsi="Times New Roman" w:cs="Times New Roman"/>
+              <w:rFonts w:asciiTheme="minorHAnsi" w:hAnsiTheme="minorHAnsi"/>
               <w:noProof/>
+              <w:color w:val="auto"/>
+              <w:kern w:val="2"/>
+              <w:sz w:val="24"/>
+              <w:szCs w:val="24"/>
+              <w:lang/>
+              <w14:ligatures w14:val="standardContextual"/>
             </w:rPr>
           </w:pPr>
-          <w:hyperlink w:anchor="_Toc240353145" w:history="1">
+          <w:hyperlink w:anchor="_Toc240467791" w:history="1">
             <w:r>
               <w:rPr>
                 <w:rStyle w:val="Hyperlink"/>
@@ -2455,7 +2457,6 @@
             </w:r>
             <w:r>
               <w:rPr>
-                <w:rFonts w:ascii="Times New Roman" w:hAnsi="Times New Roman" w:cs="Times New Roman"/>
                 <w:noProof/>
                 <w:webHidden/>
               </w:rPr>
@@ -2463,7 +2464,6 @@
             </w:r>
             <w:r>
               <w:rPr>
-                <w:rFonts w:ascii="Times New Roman" w:hAnsi="Times New Roman" w:cs="Times New Roman"/>
                 <w:noProof/>
                 <w:webHidden/>
               </w:rPr>
@@ -2471,22 +2471,19 @@
             </w:r>
             <w:r>
               <w:rPr>
-                <w:rFonts w:ascii="Times New Roman" w:hAnsi="Times New Roman" w:cs="Times New Roman"/>
-                <w:noProof/>
-                <w:webHidden/>
-              </w:rPr>
-              <w:instrText xml:space="preserve"> PAGEREF _Toc240353145 \h </w:instrText>
-            </w:r>
-            <w:r>
-              <w:rPr>
-                <w:rFonts w:ascii="Times New Roman" w:hAnsi="Times New Roman" w:cs="Times New Roman"/>
-                <w:noProof/>
-                <w:webHidden/>
-              </w:rPr>
-            </w:r>
-            <w:r>
-              <w:rPr>
-                <w:rFonts w:ascii="Times New Roman" w:hAnsi="Times New Roman" w:cs="Times New Roman"/>
+                <w:noProof/>
+                <w:webHidden/>
+              </w:rPr>
+              <w:instrText xml:space="preserve"> PAGEREF _Toc240467791 \h </w:instrText>
+            </w:r>
+            <w:r>
+              <w:rPr>
+                <w:noProof/>
+                <w:webHidden/>
+              </w:rPr>
+            </w:r>
+            <w:r>
+              <w:rPr>
                 <w:noProof/>
                 <w:webHidden/>
               </w:rPr>
@@ -2494,15 +2491,13 @@
             </w:r>
             <w:r>
               <w:rPr>
-                <w:rFonts w:ascii="Times New Roman" w:hAnsi="Times New Roman" w:cs="Times New Roman"/>
-                <w:noProof/>
-                <w:webHidden/>
-              </w:rPr>
-              <w:t>9</w:t>
-            </w:r>
-            <w:r>
-              <w:rPr>
-                <w:rFonts w:ascii="Times New Roman" w:hAnsi="Times New Roman" w:cs="Times New Roman"/>
+                <w:noProof/>
+                <w:webHidden/>
+              </w:rPr>
+              <w:t>11</w:t>
+            </w:r>
+            <w:r>
+              <w:rPr>
                 <w:noProof/>
                 <w:webHidden/>
               </w:rPr>
@@ -2517,11 +2512,17 @@
               <w:tab w:val="right" w:leader="dot" w:pos="9926"/>
             </w:tabs>
             <w:rPr>
-              <w:rFonts w:ascii="Times New Roman" w:hAnsi="Times New Roman" w:cs="Times New Roman"/>
+              <w:rFonts w:asciiTheme="minorHAnsi" w:hAnsiTheme="minorHAnsi"/>
               <w:noProof/>
+              <w:color w:val="auto"/>
+              <w:kern w:val="2"/>
+              <w:sz w:val="24"/>
+              <w:szCs w:val="24"/>
+              <w:lang/>
+              <w14:ligatures w14:val="standardContextual"/>
             </w:rPr>
           </w:pPr>
-          <w:hyperlink w:anchor="_Toc240353146" w:history="1">
+          <w:hyperlink w:anchor="_Toc240467792" w:history="1">
             <w:r>
               <w:rPr>
                 <w:rStyle w:val="Hyperlink"/>
@@ -2532,7 +2533,6 @@
             </w:r>
             <w:r>
               <w:rPr>
-                <w:rFonts w:ascii="Times New Roman" w:hAnsi="Times New Roman" w:cs="Times New Roman"/>
                 <w:noProof/>
                 <w:webHidden/>
               </w:rPr>
@@ -2540,7 +2540,6 @@
             </w:r>
             <w:r>
               <w:rPr>
-                <w:rFonts w:ascii="Times New Roman" w:hAnsi="Times New Roman" w:cs="Times New Roman"/>
                 <w:noProof/>
                 <w:webHidden/>
               </w:rPr>
@@ -2548,22 +2547,19 @@
             </w:r>
             <w:r>
               <w:rPr>
-                <w:rFonts w:ascii="Times New Roman" w:hAnsi="Times New Roman" w:cs="Times New Roman"/>
-                <w:noProof/>
-                <w:webHidden/>
-              </w:rPr>
-              <w:instrText xml:space="preserve"> PAGEREF _Toc240353146 \h </w:instrText>
-            </w:r>
-            <w:r>
-              <w:rPr>
-                <w:rFonts w:ascii="Times New Roman" w:hAnsi="Times New Roman" w:cs="Times New Roman"/>
-                <w:noProof/>
-                <w:webHidden/>
-              </w:rPr>
-            </w:r>
-            <w:r>
-              <w:rPr>
-                <w:rFonts w:ascii="Times New Roman" w:hAnsi="Times New Roman" w:cs="Times New Roman"/>
+                <w:noProof/>
+                <w:webHidden/>
+              </w:rPr>
+              <w:instrText xml:space="preserve"> PAGEREF _Toc240467792 \h </w:instrText>
+            </w:r>
+            <w:r>
+              <w:rPr>
+                <w:noProof/>
+                <w:webHidden/>
+              </w:rPr>
+            </w:r>
+            <w:r>
+              <w:rPr>
                 <w:noProof/>
                 <w:webHidden/>
               </w:rPr>
@@ -2571,15 +2567,13 @@
             </w:r>
             <w:r>
               <w:rPr>
-                <w:rFonts w:ascii="Times New Roman" w:hAnsi="Times New Roman" w:cs="Times New Roman"/>
-                <w:noProof/>
-                <w:webHidden/>
-              </w:rPr>
-              <w:t>9</w:t>
-            </w:r>
-            <w:r>
-              <w:rPr>
-                <w:rFonts w:ascii="Times New Roman" w:hAnsi="Times New Roman" w:cs="Times New Roman"/>
+                <w:noProof/>
+                <w:webHidden/>
+              </w:rPr>
+              <w:t>11</w:t>
+            </w:r>
+            <w:r>
+              <w:rPr>
                 <w:noProof/>
                 <w:webHidden/>
               </w:rPr>
@@ -2594,11 +2588,17 @@
               <w:tab w:val="right" w:leader="dot" w:pos="9926"/>
             </w:tabs>
             <w:rPr>
-              <w:rFonts w:ascii="Times New Roman" w:hAnsi="Times New Roman" w:cs="Times New Roman"/>
+              <w:rFonts w:asciiTheme="minorHAnsi" w:hAnsiTheme="minorHAnsi"/>
               <w:noProof/>
+              <w:color w:val="auto"/>
+              <w:kern w:val="2"/>
+              <w:sz w:val="24"/>
+              <w:szCs w:val="24"/>
+              <w:lang/>
+              <w14:ligatures w14:val="standardContextual"/>
             </w:rPr>
           </w:pPr>
-          <w:hyperlink w:anchor="_Toc240353147" w:history="1">
+          <w:hyperlink w:anchor="_Toc240467793" w:history="1">
             <w:r>
               <w:rPr>
                 <w:rStyle w:val="Hyperlink"/>
@@ -2609,7 +2609,6 @@
             </w:r>
             <w:r>
               <w:rPr>
-                <w:rFonts w:ascii="Times New Roman" w:hAnsi="Times New Roman" w:cs="Times New Roman"/>
                 <w:noProof/>
                 <w:webHidden/>
               </w:rPr>
@@ -2617,7 +2616,6 @@
             </w:r>
             <w:r>
               <w:rPr>
-                <w:rFonts w:ascii="Times New Roman" w:hAnsi="Times New Roman" w:cs="Times New Roman"/>
                 <w:noProof/>
                 <w:webHidden/>
               </w:rPr>
@@ -2625,22 +2623,19 @@
             </w:r>
             <w:r>
               <w:rPr>
-                <w:rFonts w:ascii="Times New Roman" w:hAnsi="Times New Roman" w:cs="Times New Roman"/>
-                <w:noProof/>
-                <w:webHidden/>
-              </w:rPr>
-              <w:instrText xml:space="preserve"> PAGEREF _Toc240353147 \h </w:instrText>
-            </w:r>
-            <w:r>
-              <w:rPr>
-                <w:rFonts w:ascii="Times New Roman" w:hAnsi="Times New Roman" w:cs="Times New Roman"/>
-                <w:noProof/>
-                <w:webHidden/>
-              </w:rPr>
-            </w:r>
-            <w:r>
-              <w:rPr>
-                <w:rFonts w:ascii="Times New Roman" w:hAnsi="Times New Roman" w:cs="Times New Roman"/>
+                <w:noProof/>
+                <w:webHidden/>
+              </w:rPr>
+              <w:instrText xml:space="preserve"> PAGEREF _Toc240467793 \h </w:instrText>
+            </w:r>
+            <w:r>
+              <w:rPr>
+                <w:noProof/>
+                <w:webHidden/>
+              </w:rPr>
+            </w:r>
+            <w:r>
+              <w:rPr>
                 <w:noProof/>
                 <w:webHidden/>
               </w:rPr>
@@ -2648,15 +2643,13 @@
             </w:r>
             <w:r>
               <w:rPr>
-                <w:rFonts w:ascii="Times New Roman" w:hAnsi="Times New Roman" w:cs="Times New Roman"/>
-                <w:noProof/>
-                <w:webHidden/>
-              </w:rPr>
-              <w:t>9</w:t>
-            </w:r>
-            <w:r>
-              <w:rPr>
-                <w:rFonts w:ascii="Times New Roman" w:hAnsi="Times New Roman" w:cs="Times New Roman"/>
+                <w:noProof/>
+                <w:webHidden/>
+              </w:rPr>
+              <w:t>11</w:t>
+            </w:r>
+            <w:r>
+              <w:rPr>
                 <w:noProof/>
                 <w:webHidden/>
               </w:rPr>
@@ -2671,11 +2664,17 @@
               <w:tab w:val="right" w:leader="dot" w:pos="9926"/>
             </w:tabs>
             <w:rPr>
-              <w:rFonts w:ascii="Times New Roman" w:hAnsi="Times New Roman" w:cs="Times New Roman"/>
+              <w:rFonts w:asciiTheme="minorHAnsi" w:hAnsiTheme="minorHAnsi"/>
               <w:noProof/>
+              <w:color w:val="auto"/>
+              <w:kern w:val="2"/>
+              <w:sz w:val="24"/>
+              <w:szCs w:val="24"/>
+              <w:lang/>
+              <w14:ligatures w14:val="standardContextual"/>
             </w:rPr>
           </w:pPr>
-          <w:hyperlink w:anchor="_Toc240353148" w:history="1">
+          <w:hyperlink w:anchor="_Toc240467794" w:history="1">
             <w:r>
               <w:rPr>
                 <w:rStyle w:val="Hyperlink"/>
@@ -2686,7 +2685,6 @@
             </w:r>
             <w:r>
               <w:rPr>
-                <w:rFonts w:ascii="Times New Roman" w:hAnsi="Times New Roman" w:cs="Times New Roman"/>
                 <w:noProof/>
                 <w:webHidden/>
               </w:rPr>
@@ -2694,7 +2692,6 @@
             </w:r>
             <w:r>
               <w:rPr>
-                <w:rFonts w:ascii="Times New Roman" w:hAnsi="Times New Roman" w:cs="Times New Roman"/>
                 <w:noProof/>
                 <w:webHidden/>
               </w:rPr>
@@ -2702,22 +2699,19 @@
             </w:r>
             <w:r>
               <w:rPr>
-                <w:rFonts w:ascii="Times New Roman" w:hAnsi="Times New Roman" w:cs="Times New Roman"/>
-                <w:noProof/>
-                <w:webHidden/>
-              </w:rPr>
-              <w:instrText xml:space="preserve"> PAGEREF _Toc240353148 \h </w:instrText>
-            </w:r>
-            <w:r>
-              <w:rPr>
-                <w:rFonts w:ascii="Times New Roman" w:hAnsi="Times New Roman" w:cs="Times New Roman"/>
-                <w:noProof/>
-                <w:webHidden/>
-              </w:rPr>
-            </w:r>
-            <w:r>
-              <w:rPr>
-                <w:rFonts w:ascii="Times New Roman" w:hAnsi="Times New Roman" w:cs="Times New Roman"/>
+                <w:noProof/>
+                <w:webHidden/>
+              </w:rPr>
+              <w:instrText xml:space="preserve"> PAGEREF _Toc240467794 \h </w:instrText>
+            </w:r>
+            <w:r>
+              <w:rPr>
+                <w:noProof/>
+                <w:webHidden/>
+              </w:rPr>
+            </w:r>
+            <w:r>
+              <w:rPr>
                 <w:noProof/>
                 <w:webHidden/>
               </w:rPr>
@@ -2725,15 +2719,13 @@
             </w:r>
             <w:r>
               <w:rPr>
-                <w:rFonts w:ascii="Times New Roman" w:hAnsi="Times New Roman" w:cs="Times New Roman"/>
-                <w:noProof/>
-                <w:webHidden/>
-              </w:rPr>
-              <w:t>9</w:t>
-            </w:r>
-            <w:r>
-              <w:rPr>
-                <w:rFonts w:ascii="Times New Roman" w:hAnsi="Times New Roman" w:cs="Times New Roman"/>
+                <w:noProof/>
+                <w:webHidden/>
+              </w:rPr>
+              <w:t>11</w:t>
+            </w:r>
+            <w:r>
+              <w:rPr>
                 <w:noProof/>
                 <w:webHidden/>
               </w:rPr>
@@ -2748,11 +2740,17 @@
               <w:tab w:val="right" w:leader="dot" w:pos="9926"/>
             </w:tabs>
             <w:rPr>
-              <w:rFonts w:ascii="Times New Roman" w:hAnsi="Times New Roman" w:cs="Times New Roman"/>
+              <w:rFonts w:asciiTheme="minorHAnsi" w:hAnsiTheme="minorHAnsi"/>
               <w:noProof/>
+              <w:color w:val="auto"/>
+              <w:kern w:val="2"/>
+              <w:sz w:val="24"/>
+              <w:szCs w:val="24"/>
+              <w:lang/>
+              <w14:ligatures w14:val="standardContextual"/>
             </w:rPr>
           </w:pPr>
-          <w:hyperlink w:anchor="_Toc240353149" w:history="1">
+          <w:hyperlink w:anchor="_Toc240467795" w:history="1">
             <w:r>
               <w:rPr>
                 <w:rStyle w:val="Hyperlink"/>
@@ -2763,7 +2761,6 @@
             </w:r>
             <w:r>
               <w:rPr>
-                <w:rFonts w:ascii="Times New Roman" w:hAnsi="Times New Roman" w:cs="Times New Roman"/>
                 <w:noProof/>
                 <w:webHidden/>
               </w:rPr>
@@ -2771,7 +2768,6 @@
             </w:r>
             <w:r>
               <w:rPr>
-                <w:rFonts w:ascii="Times New Roman" w:hAnsi="Times New Roman" w:cs="Times New Roman"/>
                 <w:noProof/>
                 <w:webHidden/>
               </w:rPr>
@@ -2779,22 +2775,19 @@
             </w:r>
             <w:r>
               <w:rPr>
-                <w:rFonts w:ascii="Times New Roman" w:hAnsi="Times New Roman" w:cs="Times New Roman"/>
-                <w:noProof/>
-                <w:webHidden/>
-              </w:rPr>
-              <w:instrText xml:space="preserve"> PAGEREF _Toc240353149 \h </w:instrText>
-            </w:r>
-            <w:r>
-              <w:rPr>
-                <w:rFonts w:ascii="Times New Roman" w:hAnsi="Times New Roman" w:cs="Times New Roman"/>
-                <w:noProof/>
-                <w:webHidden/>
-              </w:rPr>
-            </w:r>
-            <w:r>
-              <w:rPr>
-                <w:rFonts w:ascii="Times New Roman" w:hAnsi="Times New Roman" w:cs="Times New Roman"/>
+                <w:noProof/>
+                <w:webHidden/>
+              </w:rPr>
+              <w:instrText xml:space="preserve"> PAGEREF _Toc240467795 \h </w:instrText>
+            </w:r>
+            <w:r>
+              <w:rPr>
+                <w:noProof/>
+                <w:webHidden/>
+              </w:rPr>
+            </w:r>
+            <w:r>
+              <w:rPr>
                 <w:noProof/>
                 <w:webHidden/>
               </w:rPr>
@@ -2802,15 +2795,13 @@
             </w:r>
             <w:r>
               <w:rPr>
-                <w:rFonts w:ascii="Times New Roman" w:hAnsi="Times New Roman" w:cs="Times New Roman"/>
-                <w:noProof/>
-                <w:webHidden/>
-              </w:rPr>
-              <w:t>9</w:t>
-            </w:r>
-            <w:r>
-              <w:rPr>
-                <w:rFonts w:ascii="Times New Roman" w:hAnsi="Times New Roman" w:cs="Times New Roman"/>
+                <w:noProof/>
+                <w:webHidden/>
+              </w:rPr>
+              <w:t>11</w:t>
+            </w:r>
+            <w:r>
+              <w:rPr>
                 <w:noProof/>
                 <w:webHidden/>
               </w:rPr>
@@ -2825,11 +2816,17 @@
               <w:tab w:val="right" w:leader="dot" w:pos="9926"/>
             </w:tabs>
             <w:rPr>
-              <w:rFonts w:ascii="Times New Roman" w:hAnsi="Times New Roman" w:cs="Times New Roman"/>
+              <w:rFonts w:asciiTheme="minorHAnsi" w:hAnsiTheme="minorHAnsi"/>
               <w:noProof/>
+              <w:color w:val="auto"/>
+              <w:kern w:val="2"/>
+              <w:sz w:val="24"/>
+              <w:szCs w:val="24"/>
+              <w:lang/>
+              <w14:ligatures w14:val="standardContextual"/>
             </w:rPr>
           </w:pPr>
-          <w:hyperlink w:anchor="_Toc240353150" w:history="1">
+          <w:hyperlink w:anchor="_Toc240467796" w:history="1">
             <w:r>
               <w:rPr>
                 <w:rStyle w:val="Hyperlink"/>
@@ -2840,7 +2837,6 @@
             </w:r>
             <w:r>
               <w:rPr>
-                <w:rFonts w:ascii="Times New Roman" w:hAnsi="Times New Roman" w:cs="Times New Roman"/>
                 <w:noProof/>
                 <w:webHidden/>
               </w:rPr>
@@ -2848,7 +2844,6 @@
             </w:r>
             <w:r>
               <w:rPr>
-                <w:rFonts w:ascii="Times New Roman" w:hAnsi="Times New Roman" w:cs="Times New Roman"/>
                 <w:noProof/>
                 <w:webHidden/>
               </w:rPr>
@@ -2856,22 +2851,19 @@
             </w:r>
             <w:r>
               <w:rPr>
-                <w:rFonts w:ascii="Times New Roman" w:hAnsi="Times New Roman" w:cs="Times New Roman"/>
-                <w:noProof/>
-                <w:webHidden/>
-              </w:rPr>
-              <w:instrText xml:space="preserve"> PAGEREF _Toc240353150 \h </w:instrText>
-            </w:r>
-            <w:r>
-              <w:rPr>
-                <w:rFonts w:ascii="Times New Roman" w:hAnsi="Times New Roman" w:cs="Times New Roman"/>
-                <w:noProof/>
-                <w:webHidden/>
-              </w:rPr>
-            </w:r>
-            <w:r>
-              <w:rPr>
-                <w:rFonts w:ascii="Times New Roman" w:hAnsi="Times New Roman" w:cs="Times New Roman"/>
+                <w:noProof/>
+                <w:webHidden/>
+              </w:rPr>
+              <w:instrText xml:space="preserve"> PAGEREF _Toc240467796 \h </w:instrText>
+            </w:r>
+            <w:r>
+              <w:rPr>
+                <w:noProof/>
+                <w:webHidden/>
+              </w:rPr>
+            </w:r>
+            <w:r>
+              <w:rPr>
                 <w:noProof/>
                 <w:webHidden/>
               </w:rPr>
@@ -2879,15 +2871,13 @@
             </w:r>
             <w:r>
               <w:rPr>
-                <w:rFonts w:ascii="Times New Roman" w:hAnsi="Times New Roman" w:cs="Times New Roman"/>
-                <w:noProof/>
-                <w:webHidden/>
-              </w:rPr>
-              <w:t>10</w:t>
-            </w:r>
-            <w:r>
-              <w:rPr>
-                <w:rFonts w:ascii="Times New Roman" w:hAnsi="Times New Roman" w:cs="Times New Roman"/>
+                <w:noProof/>
+                <w:webHidden/>
+              </w:rPr>
+              <w:t>12</w:t>
+            </w:r>
+            <w:r>
+              <w:rPr>
                 <w:noProof/>
                 <w:webHidden/>
               </w:rPr>
@@ -2902,11 +2892,17 @@
               <w:tab w:val="right" w:leader="dot" w:pos="9926"/>
             </w:tabs>
             <w:rPr>
-              <w:rFonts w:ascii="Times New Roman" w:hAnsi="Times New Roman" w:cs="Times New Roman"/>
+              <w:rFonts w:asciiTheme="minorHAnsi" w:hAnsiTheme="minorHAnsi"/>
               <w:noProof/>
+              <w:color w:val="auto"/>
+              <w:kern w:val="2"/>
+              <w:sz w:val="24"/>
+              <w:szCs w:val="24"/>
+              <w:lang/>
+              <w14:ligatures w14:val="standardContextual"/>
             </w:rPr>
           </w:pPr>
-          <w:hyperlink w:anchor="_Toc240353151" w:history="1">
+          <w:hyperlink w:anchor="_Toc240467797" w:history="1">
             <w:r>
               <w:rPr>
                 <w:rStyle w:val="Hyperlink"/>
@@ -2917,7 +2913,6 @@
             </w:r>
             <w:r>
               <w:rPr>
-                <w:rFonts w:ascii="Times New Roman" w:hAnsi="Times New Roman" w:cs="Times New Roman"/>
                 <w:noProof/>
                 <w:webHidden/>
               </w:rPr>
@@ -2925,7 +2920,6 @@
             </w:r>
             <w:r>
               <w:rPr>
-                <w:rFonts w:ascii="Times New Roman" w:hAnsi="Times New Roman" w:cs="Times New Roman"/>
                 <w:noProof/>
                 <w:webHidden/>
               </w:rPr>
@@ -2933,22 +2927,19 @@
             </w:r>
             <w:r>
               <w:rPr>
-                <w:rFonts w:ascii="Times New Roman" w:hAnsi="Times New Roman" w:cs="Times New Roman"/>
-                <w:noProof/>
-                <w:webHidden/>
-              </w:rPr>
-              <w:instrText xml:space="preserve"> PAGEREF _Toc240353151 \h </w:instrText>
-            </w:r>
-            <w:r>
-              <w:rPr>
-                <w:rFonts w:ascii="Times New Roman" w:hAnsi="Times New Roman" w:cs="Times New Roman"/>
-                <w:noProof/>
-                <w:webHidden/>
-              </w:rPr>
-            </w:r>
-            <w:r>
-              <w:rPr>
-                <w:rFonts w:ascii="Times New Roman" w:hAnsi="Times New Roman" w:cs="Times New Roman"/>
+                <w:noProof/>
+                <w:webHidden/>
+              </w:rPr>
+              <w:instrText xml:space="preserve"> PAGEREF _Toc240467797 \h </w:instrText>
+            </w:r>
+            <w:r>
+              <w:rPr>
+                <w:noProof/>
+                <w:webHidden/>
+              </w:rPr>
+            </w:r>
+            <w:r>
+              <w:rPr>
                 <w:noProof/>
                 <w:webHidden/>
               </w:rPr>
@@ -2956,15 +2947,13 @@
             </w:r>
             <w:r>
               <w:rPr>
-                <w:rFonts w:ascii="Times New Roman" w:hAnsi="Times New Roman" w:cs="Times New Roman"/>
-                <w:noProof/>
-                <w:webHidden/>
-              </w:rPr>
-              <w:t>10</w:t>
-            </w:r>
-            <w:r>
-              <w:rPr>
-                <w:rFonts w:ascii="Times New Roman" w:hAnsi="Times New Roman" w:cs="Times New Roman"/>
+                <w:noProof/>
+                <w:webHidden/>
+              </w:rPr>
+              <w:t>12</w:t>
+            </w:r>
+            <w:r>
+              <w:rPr>
                 <w:noProof/>
                 <w:webHidden/>
               </w:rPr>
@@ -2979,11 +2968,17 @@
               <w:tab w:val="right" w:leader="dot" w:pos="9926"/>
             </w:tabs>
             <w:rPr>
-              <w:rFonts w:ascii="Times New Roman" w:hAnsi="Times New Roman" w:cs="Times New Roman"/>
+              <w:rFonts w:asciiTheme="minorHAnsi" w:hAnsiTheme="minorHAnsi"/>
               <w:noProof/>
+              <w:color w:val="auto"/>
+              <w:kern w:val="2"/>
+              <w:sz w:val="24"/>
+              <w:szCs w:val="24"/>
+              <w:lang/>
+              <w14:ligatures w14:val="standardContextual"/>
             </w:rPr>
           </w:pPr>
-          <w:hyperlink w:anchor="_Toc240353152" w:history="1">
+          <w:hyperlink w:anchor="_Toc240467798" w:history="1">
             <w:r>
               <w:rPr>
                 <w:rStyle w:val="Hyperlink"/>
@@ -2994,7 +2989,6 @@
             </w:r>
             <w:r>
               <w:rPr>
-                <w:rFonts w:ascii="Times New Roman" w:hAnsi="Times New Roman" w:cs="Times New Roman"/>
                 <w:noProof/>
                 <w:webHidden/>
               </w:rPr>
@@ -3002,7 +2996,6 @@
             </w:r>
             <w:r>
               <w:rPr>
-                <w:rFonts w:ascii="Times New Roman" w:hAnsi="Times New Roman" w:cs="Times New Roman"/>
                 <w:noProof/>
                 <w:webHidden/>
               </w:rPr>
@@ -3010,22 +3003,19 @@
             </w:r>
             <w:r>
               <w:rPr>
-                <w:rFonts w:ascii="Times New Roman" w:hAnsi="Times New Roman" w:cs="Times New Roman"/>
-                <w:noProof/>
-                <w:webHidden/>
-              </w:rPr>
-              <w:instrText xml:space="preserve"> PAGEREF _Toc240353152 \h </w:instrText>
-            </w:r>
-            <w:r>
-              <w:rPr>
-                <w:rFonts w:ascii="Times New Roman" w:hAnsi="Times New Roman" w:cs="Times New Roman"/>
-                <w:noProof/>
-                <w:webHidden/>
-              </w:rPr>
-            </w:r>
-            <w:r>
-              <w:rPr>
-                <w:rFonts w:ascii="Times New Roman" w:hAnsi="Times New Roman" w:cs="Times New Roman"/>
+                <w:noProof/>
+                <w:webHidden/>
+              </w:rPr>
+              <w:instrText xml:space="preserve"> PAGEREF _Toc240467798 \h </w:instrText>
+            </w:r>
+            <w:r>
+              <w:rPr>
+                <w:noProof/>
+                <w:webHidden/>
+              </w:rPr>
+            </w:r>
+            <w:r>
+              <w:rPr>
                 <w:noProof/>
                 <w:webHidden/>
               </w:rPr>
@@ -3033,15 +3023,13 @@
             </w:r>
             <w:r>
               <w:rPr>
-                <w:rFonts w:ascii="Times New Roman" w:hAnsi="Times New Roman" w:cs="Times New Roman"/>
-                <w:noProof/>
-                <w:webHidden/>
-              </w:rPr>
-              <w:t>10</w:t>
-            </w:r>
-            <w:r>
-              <w:rPr>
-                <w:rFonts w:ascii="Times New Roman" w:hAnsi="Times New Roman" w:cs="Times New Roman"/>
+                <w:noProof/>
+                <w:webHidden/>
+              </w:rPr>
+              <w:t>12</w:t>
+            </w:r>
+            <w:r>
+              <w:rPr>
                 <w:noProof/>
                 <w:webHidden/>
               </w:rPr>
@@ -3056,11 +3044,17 @@
               <w:tab w:val="right" w:leader="dot" w:pos="9926"/>
             </w:tabs>
             <w:rPr>
-              <w:rFonts w:ascii="Times New Roman" w:hAnsi="Times New Roman" w:cs="Times New Roman"/>
+              <w:rFonts w:asciiTheme="minorHAnsi" w:hAnsiTheme="minorHAnsi"/>
               <w:noProof/>
+              <w:color w:val="auto"/>
+              <w:kern w:val="2"/>
+              <w:sz w:val="24"/>
+              <w:szCs w:val="24"/>
+              <w:lang/>
+              <w14:ligatures w14:val="standardContextual"/>
             </w:rPr>
           </w:pPr>
-          <w:hyperlink w:anchor="_Toc240353153" w:history="1">
+          <w:hyperlink w:anchor="_Toc240467799" w:history="1">
             <w:r>
               <w:rPr>
                 <w:rStyle w:val="Hyperlink"/>
@@ -3071,7 +3065,6 @@
             </w:r>
             <w:r>
               <w:rPr>
-                <w:rFonts w:ascii="Times New Roman" w:hAnsi="Times New Roman" w:cs="Times New Roman"/>
                 <w:noProof/>
                 <w:webHidden/>
               </w:rPr>
@@ -3079,7 +3072,6 @@
             </w:r>
             <w:r>
               <w:rPr>
-                <w:rFonts w:ascii="Times New Roman" w:hAnsi="Times New Roman" w:cs="Times New Roman"/>
                 <w:noProof/>
                 <w:webHidden/>
               </w:rPr>
@@ -3087,22 +3079,19 @@
             </w:r>
             <w:r>
               <w:rPr>
-                <w:rFonts w:ascii="Times New Roman" w:hAnsi="Times New Roman" w:cs="Times New Roman"/>
-                <w:noProof/>
-                <w:webHidden/>
-              </w:rPr>
-              <w:instrText xml:space="preserve"> PAGEREF _Toc240353153 \h </w:instrText>
-            </w:r>
-            <w:r>
-              <w:rPr>
-                <w:rFonts w:ascii="Times New Roman" w:hAnsi="Times New Roman" w:cs="Times New Roman"/>
-                <w:noProof/>
-                <w:webHidden/>
-              </w:rPr>
-            </w:r>
-            <w:r>
-              <w:rPr>
-                <w:rFonts w:ascii="Times New Roman" w:hAnsi="Times New Roman" w:cs="Times New Roman"/>
+                <w:noProof/>
+                <w:webHidden/>
+              </w:rPr>
+              <w:instrText xml:space="preserve"> PAGEREF _Toc240467799 \h </w:instrText>
+            </w:r>
+            <w:r>
+              <w:rPr>
+                <w:noProof/>
+                <w:webHidden/>
+              </w:rPr>
+            </w:r>
+            <w:r>
+              <w:rPr>
                 <w:noProof/>
                 <w:webHidden/>
               </w:rPr>
@@ -3110,15 +3099,13 @@
             </w:r>
             <w:r>
               <w:rPr>
-                <w:rFonts w:ascii="Times New Roman" w:hAnsi="Times New Roman" w:cs="Times New Roman"/>
-                <w:noProof/>
-                <w:webHidden/>
-              </w:rPr>
-              <w:t>10</w:t>
-            </w:r>
-            <w:r>
-              <w:rPr>
-                <w:rFonts w:ascii="Times New Roman" w:hAnsi="Times New Roman" w:cs="Times New Roman"/>
+                <w:noProof/>
+                <w:webHidden/>
+              </w:rPr>
+              <w:t>12</w:t>
+            </w:r>
+            <w:r>
+              <w:rPr>
                 <w:noProof/>
                 <w:webHidden/>
               </w:rPr>
@@ -3133,11 +3120,17 @@
               <w:tab w:val="right" w:leader="dot" w:pos="9926"/>
             </w:tabs>
             <w:rPr>
-              <w:rFonts w:ascii="Times New Roman" w:hAnsi="Times New Roman" w:cs="Times New Roman"/>
+              <w:rFonts w:asciiTheme="minorHAnsi" w:hAnsiTheme="minorHAnsi"/>
               <w:noProof/>
+              <w:color w:val="auto"/>
+              <w:kern w:val="2"/>
+              <w:sz w:val="24"/>
+              <w:szCs w:val="24"/>
+              <w:lang/>
+              <w14:ligatures w14:val="standardContextual"/>
             </w:rPr>
           </w:pPr>
-          <w:hyperlink w:anchor="_Toc240353154" w:history="1">
+          <w:hyperlink w:anchor="_Toc240467800" w:history="1">
             <w:r>
               <w:rPr>
                 <w:rStyle w:val="Hyperlink"/>
@@ -3148,7 +3141,6 @@
             </w:r>
             <w:r>
               <w:rPr>
-                <w:rFonts w:ascii="Times New Roman" w:hAnsi="Times New Roman" w:cs="Times New Roman"/>
                 <w:noProof/>
                 <w:webHidden/>
               </w:rPr>
@@ -3156,7 +3148,6 @@
             </w:r>
             <w:r>
               <w:rPr>
-                <w:rFonts w:ascii="Times New Roman" w:hAnsi="Times New Roman" w:cs="Times New Roman"/>
                 <w:noProof/>
                 <w:webHidden/>
               </w:rPr>
@@ -3164,22 +3155,19 @@
             </w:r>
             <w:r>
               <w:rPr>
-                <w:rFonts w:ascii="Times New Roman" w:hAnsi="Times New Roman" w:cs="Times New Roman"/>
-                <w:noProof/>
-                <w:webHidden/>
-              </w:rPr>
-              <w:instrText xml:space="preserve"> PAGEREF _Toc240353154 \h </w:instrText>
-            </w:r>
-            <w:r>
-              <w:rPr>
-                <w:rFonts w:ascii="Times New Roman" w:hAnsi="Times New Roman" w:cs="Times New Roman"/>
-                <w:noProof/>
-                <w:webHidden/>
-              </w:rPr>
-            </w:r>
-            <w:r>
-              <w:rPr>
-                <w:rFonts w:ascii="Times New Roman" w:hAnsi="Times New Roman" w:cs="Times New Roman"/>
+                <w:noProof/>
+                <w:webHidden/>
+              </w:rPr>
+              <w:instrText xml:space="preserve"> PAGEREF _Toc240467800 \h </w:instrText>
+            </w:r>
+            <w:r>
+              <w:rPr>
+                <w:noProof/>
+                <w:webHidden/>
+              </w:rPr>
+            </w:r>
+            <w:r>
+              <w:rPr>
                 <w:noProof/>
                 <w:webHidden/>
               </w:rPr>
@@ -3187,15 +3175,13 @@
             </w:r>
             <w:r>
               <w:rPr>
-                <w:rFonts w:ascii="Times New Roman" w:hAnsi="Times New Roman" w:cs="Times New Roman"/>
-                <w:noProof/>
-                <w:webHidden/>
-              </w:rPr>
-              <w:t>10</w:t>
-            </w:r>
-            <w:r>
-              <w:rPr>
-                <w:rFonts w:ascii="Times New Roman" w:hAnsi="Times New Roman" w:cs="Times New Roman"/>
+                <w:noProof/>
+                <w:webHidden/>
+              </w:rPr>
+              <w:t>12</w:t>
+            </w:r>
+            <w:r>
+              <w:rPr>
                 <w:noProof/>
                 <w:webHidden/>
               </w:rPr>
@@ -3210,11 +3196,17 @@
               <w:tab w:val="right" w:leader="dot" w:pos="9926"/>
             </w:tabs>
             <w:rPr>
-              <w:rFonts w:ascii="Times New Roman" w:hAnsi="Times New Roman" w:cs="Times New Roman"/>
+              <w:rFonts w:asciiTheme="minorHAnsi" w:hAnsiTheme="minorHAnsi"/>
               <w:noProof/>
+              <w:color w:val="auto"/>
+              <w:kern w:val="2"/>
+              <w:sz w:val="24"/>
+              <w:szCs w:val="24"/>
+              <w:lang/>
+              <w14:ligatures w14:val="standardContextual"/>
             </w:rPr>
           </w:pPr>
-          <w:hyperlink w:anchor="_Toc240353155" w:history="1">
+          <w:hyperlink w:anchor="_Toc240467801" w:history="1">
             <w:r>
               <w:rPr>
                 <w:rStyle w:val="Hyperlink"/>
@@ -3225,7 +3217,6 @@
             </w:r>
             <w:r>
               <w:rPr>
-                <w:rFonts w:ascii="Times New Roman" w:hAnsi="Times New Roman" w:cs="Times New Roman"/>
                 <w:noProof/>
                 <w:webHidden/>
               </w:rPr>
@@ -3233,7 +3224,6 @@
             </w:r>
             <w:r>
               <w:rPr>
-                <w:rFonts w:ascii="Times New Roman" w:hAnsi="Times New Roman" w:cs="Times New Roman"/>
                 <w:noProof/>
                 <w:webHidden/>
               </w:rPr>
@@ -3241,22 +3231,19 @@
             </w:r>
             <w:r>
               <w:rPr>
-                <w:rFonts w:ascii="Times New Roman" w:hAnsi="Times New Roman" w:cs="Times New Roman"/>
-                <w:noProof/>
-                <w:webHidden/>
-              </w:rPr>
-              <w:instrText xml:space="preserve"> PAGEREF _Toc240353155 \h </w:instrText>
-            </w:r>
-            <w:r>
-              <w:rPr>
-                <w:rFonts w:ascii="Times New Roman" w:hAnsi="Times New Roman" w:cs="Times New Roman"/>
-                <w:noProof/>
-                <w:webHidden/>
-              </w:rPr>
-            </w:r>
-            <w:r>
-              <w:rPr>
-                <w:rFonts w:ascii="Times New Roman" w:hAnsi="Times New Roman" w:cs="Times New Roman"/>
+                <w:noProof/>
+                <w:webHidden/>
+              </w:rPr>
+              <w:instrText xml:space="preserve"> PAGEREF _Toc240467801 \h </w:instrText>
+            </w:r>
+            <w:r>
+              <w:rPr>
+                <w:noProof/>
+                <w:webHidden/>
+              </w:rPr>
+            </w:r>
+            <w:r>
+              <w:rPr>
                 <w:noProof/>
                 <w:webHidden/>
               </w:rPr>
@@ -3264,15 +3251,13 @@
             </w:r>
             <w:r>
               <w:rPr>
-                <w:rFonts w:ascii="Times New Roman" w:hAnsi="Times New Roman" w:cs="Times New Roman"/>
-                <w:noProof/>
-                <w:webHidden/>
-              </w:rPr>
-              <w:t>11</w:t>
-            </w:r>
-            <w:r>
-              <w:rPr>
-                <w:rFonts w:ascii="Times New Roman" w:hAnsi="Times New Roman" w:cs="Times New Roman"/>
+                <w:noProof/>
+                <w:webHidden/>
+              </w:rPr>
+              <w:t>13</w:t>
+            </w:r>
+            <w:r>
+              <w:rPr>
                 <w:noProof/>
                 <w:webHidden/>
               </w:rPr>
@@ -3287,11 +3272,17 @@
               <w:tab w:val="right" w:leader="dot" w:pos="9926"/>
             </w:tabs>
             <w:rPr>
-              <w:rFonts w:ascii="Times New Roman" w:hAnsi="Times New Roman" w:cs="Times New Roman"/>
+              <w:rFonts w:asciiTheme="minorHAnsi" w:hAnsiTheme="minorHAnsi"/>
               <w:noProof/>
+              <w:color w:val="auto"/>
+              <w:kern w:val="2"/>
+              <w:sz w:val="24"/>
+              <w:szCs w:val="24"/>
+              <w:lang/>
+              <w14:ligatures w14:val="standardContextual"/>
             </w:rPr>
           </w:pPr>
-          <w:hyperlink w:anchor="_Toc240353156" w:history="1">
+          <w:hyperlink w:anchor="_Toc240467802" w:history="1">
             <w:r>
               <w:rPr>
                 <w:rStyle w:val="Hyperlink"/>
@@ -3302,7 +3293,6 @@
             </w:r>
             <w:r>
               <w:rPr>
-                <w:rFonts w:ascii="Times New Roman" w:hAnsi="Times New Roman" w:cs="Times New Roman"/>
                 <w:noProof/>
                 <w:webHidden/>
               </w:rPr>
@@ -3310,7 +3300,6 @@
             </w:r>
             <w:r>
               <w:rPr>
-                <w:rFonts w:ascii="Times New Roman" w:hAnsi="Times New Roman" w:cs="Times New Roman"/>
                 <w:noProof/>
                 <w:webHidden/>
               </w:rPr>
@@ -3318,22 +3307,19 @@
             </w:r>
             <w:r>
               <w:rPr>
-                <w:rFonts w:ascii="Times New Roman" w:hAnsi="Times New Roman" w:cs="Times New Roman"/>
-                <w:noProof/>
-                <w:webHidden/>
-              </w:rPr>
-              <w:instrText xml:space="preserve"> PAGEREF _Toc240353156 \h </w:instrText>
-            </w:r>
-            <w:r>
-              <w:rPr>
-                <w:rFonts w:ascii="Times New Roman" w:hAnsi="Times New Roman" w:cs="Times New Roman"/>
-                <w:noProof/>
-                <w:webHidden/>
-              </w:rPr>
-            </w:r>
-            <w:r>
-              <w:rPr>
-                <w:rFonts w:ascii="Times New Roman" w:hAnsi="Times New Roman" w:cs="Times New Roman"/>
+                <w:noProof/>
+                <w:webHidden/>
+              </w:rPr>
+              <w:instrText xml:space="preserve"> PAGEREF _Toc240467802 \h </w:instrText>
+            </w:r>
+            <w:r>
+              <w:rPr>
+                <w:noProof/>
+                <w:webHidden/>
+              </w:rPr>
+            </w:r>
+            <w:r>
+              <w:rPr>
                 <w:noProof/>
                 <w:webHidden/>
               </w:rPr>
@@ -3341,15 +3327,13 @@
             </w:r>
             <w:r>
               <w:rPr>
-                <w:rFonts w:ascii="Times New Roman" w:hAnsi="Times New Roman" w:cs="Times New Roman"/>
-                <w:noProof/>
-                <w:webHidden/>
-              </w:rPr>
-              <w:t>11</w:t>
-            </w:r>
-            <w:r>
-              <w:rPr>
-                <w:rFonts w:ascii="Times New Roman" w:hAnsi="Times New Roman" w:cs="Times New Roman"/>
+                <w:noProof/>
+                <w:webHidden/>
+              </w:rPr>
+              <w:t>13</w:t>
+            </w:r>
+            <w:r>
+              <w:rPr>
                 <w:noProof/>
                 <w:webHidden/>
               </w:rPr>
@@ -3364,11 +3348,17 @@
               <w:tab w:val="right" w:leader="dot" w:pos="9926"/>
             </w:tabs>
             <w:rPr>
-              <w:rFonts w:ascii="Times New Roman" w:hAnsi="Times New Roman" w:cs="Times New Roman"/>
+              <w:rFonts w:asciiTheme="minorHAnsi" w:hAnsiTheme="minorHAnsi"/>
               <w:noProof/>
+              <w:color w:val="auto"/>
+              <w:kern w:val="2"/>
+              <w:sz w:val="24"/>
+              <w:szCs w:val="24"/>
+              <w:lang/>
+              <w14:ligatures w14:val="standardContextual"/>
             </w:rPr>
           </w:pPr>
-          <w:hyperlink w:anchor="_Toc240353157" w:history="1">
+          <w:hyperlink w:anchor="_Toc240467803" w:history="1">
             <w:r>
               <w:rPr>
                 <w:rStyle w:val="Hyperlink"/>
@@ -3379,7 +3369,6 @@
             </w:r>
             <w:r>
               <w:rPr>
-                <w:rFonts w:ascii="Times New Roman" w:hAnsi="Times New Roman" w:cs="Times New Roman"/>
                 <w:noProof/>
                 <w:webHidden/>
               </w:rPr>
@@ -3387,7 +3376,6 @@
             </w:r>
             <w:r>
               <w:rPr>
-                <w:rFonts w:ascii="Times New Roman" w:hAnsi="Times New Roman" w:cs="Times New Roman"/>
                 <w:noProof/>
                 <w:webHidden/>
               </w:rPr>
@@ -3395,22 +3383,19 @@
             </w:r>
             <w:r>
               <w:rPr>
-                <w:rFonts w:ascii="Times New Roman" w:hAnsi="Times New Roman" w:cs="Times New Roman"/>
-                <w:noProof/>
-                <w:webHidden/>
-              </w:rPr>
-              <w:instrText xml:space="preserve"> PAGEREF _Toc240353157 \h </w:instrText>
-            </w:r>
-            <w:r>
-              <w:rPr>
-                <w:rFonts w:ascii="Times New Roman" w:hAnsi="Times New Roman" w:cs="Times New Roman"/>
-                <w:noProof/>
-                <w:webHidden/>
-              </w:rPr>
-            </w:r>
-            <w:r>
-              <w:rPr>
-                <w:rFonts w:ascii="Times New Roman" w:hAnsi="Times New Roman" w:cs="Times New Roman"/>
+                <w:noProof/>
+                <w:webHidden/>
+              </w:rPr>
+              <w:instrText xml:space="preserve"> PAGEREF _Toc240467803 \h </w:instrText>
+            </w:r>
+            <w:r>
+              <w:rPr>
+                <w:noProof/>
+                <w:webHidden/>
+              </w:rPr>
+            </w:r>
+            <w:r>
+              <w:rPr>
                 <w:noProof/>
                 <w:webHidden/>
               </w:rPr>
@@ -3418,15 +3403,13 @@
             </w:r>
             <w:r>
               <w:rPr>
-                <w:rFonts w:ascii="Times New Roman" w:hAnsi="Times New Roman" w:cs="Times New Roman"/>
-                <w:noProof/>
-                <w:webHidden/>
-              </w:rPr>
-              <w:t>11</w:t>
-            </w:r>
-            <w:r>
-              <w:rPr>
-                <w:rFonts w:ascii="Times New Roman" w:hAnsi="Times New Roman" w:cs="Times New Roman"/>
+                <w:noProof/>
+                <w:webHidden/>
+              </w:rPr>
+              <w:t>13</w:t>
+            </w:r>
+            <w:r>
+              <w:rPr>
                 <w:noProof/>
                 <w:webHidden/>
               </w:rPr>
@@ -3441,11 +3424,17 @@
               <w:tab w:val="right" w:leader="dot" w:pos="9926"/>
             </w:tabs>
             <w:rPr>
-              <w:rFonts w:ascii="Times New Roman" w:hAnsi="Times New Roman" w:cs="Times New Roman"/>
+              <w:rFonts w:asciiTheme="minorHAnsi" w:hAnsiTheme="minorHAnsi"/>
               <w:noProof/>
+              <w:color w:val="auto"/>
+              <w:kern w:val="2"/>
+              <w:sz w:val="24"/>
+              <w:szCs w:val="24"/>
+              <w:lang/>
+              <w14:ligatures w14:val="standardContextual"/>
             </w:rPr>
           </w:pPr>
-          <w:hyperlink w:anchor="_Toc240353158" w:history="1">
+          <w:hyperlink w:anchor="_Toc240467804" w:history="1">
             <w:r>
               <w:rPr>
                 <w:rStyle w:val="Hyperlink"/>
@@ -3456,7 +3445,6 @@
             </w:r>
             <w:r>
               <w:rPr>
-                <w:rFonts w:ascii="Times New Roman" w:hAnsi="Times New Roman" w:cs="Times New Roman"/>
                 <w:noProof/>
                 <w:webHidden/>
               </w:rPr>
@@ -3464,7 +3452,6 @@
             </w:r>
             <w:r>
               <w:rPr>
-                <w:rFonts w:ascii="Times New Roman" w:hAnsi="Times New Roman" w:cs="Times New Roman"/>
                 <w:noProof/>
                 <w:webHidden/>
               </w:rPr>
@@ -3472,22 +3459,19 @@
             </w:r>
             <w:r>
               <w:rPr>
-                <w:rFonts w:ascii="Times New Roman" w:hAnsi="Times New Roman" w:cs="Times New Roman"/>
-                <w:noProof/>
-                <w:webHidden/>
-              </w:rPr>
-              <w:instrText xml:space="preserve"> PAGEREF _Toc240353158 \h </w:instrText>
-            </w:r>
-            <w:r>
-              <w:rPr>
-                <w:rFonts w:ascii="Times New Roman" w:hAnsi="Times New Roman" w:cs="Times New Roman"/>
-                <w:noProof/>
-                <w:webHidden/>
-              </w:rPr>
-            </w:r>
-            <w:r>
-              <w:rPr>
-                <w:rFonts w:ascii="Times New Roman" w:hAnsi="Times New Roman" w:cs="Times New Roman"/>
+                <w:noProof/>
+                <w:webHidden/>
+              </w:rPr>
+              <w:instrText xml:space="preserve"> PAGEREF _Toc240467804 \h </w:instrText>
+            </w:r>
+            <w:r>
+              <w:rPr>
+                <w:noProof/>
+                <w:webHidden/>
+              </w:rPr>
+            </w:r>
+            <w:r>
+              <w:rPr>
                 <w:noProof/>
                 <w:webHidden/>
               </w:rPr>
@@ -3495,15 +3479,13 @@
             </w:r>
             <w:r>
               <w:rPr>
-                <w:rFonts w:ascii="Times New Roman" w:hAnsi="Times New Roman" w:cs="Times New Roman"/>
-                <w:noProof/>
-                <w:webHidden/>
-              </w:rPr>
-              <w:t>12</w:t>
-            </w:r>
-            <w:r>
-              <w:rPr>
-                <w:rFonts w:ascii="Times New Roman" w:hAnsi="Times New Roman" w:cs="Times New Roman"/>
+                <w:noProof/>
+                <w:webHidden/>
+              </w:rPr>
+              <w:t>14</w:t>
+            </w:r>
+            <w:r>
+              <w:rPr>
                 <w:noProof/>
                 <w:webHidden/>
               </w:rPr>
@@ -3518,11 +3500,17 @@
               <w:tab w:val="right" w:leader="dot" w:pos="9926"/>
             </w:tabs>
             <w:rPr>
-              <w:rFonts w:ascii="Times New Roman" w:hAnsi="Times New Roman" w:cs="Times New Roman"/>
+              <w:rFonts w:asciiTheme="minorHAnsi" w:hAnsiTheme="minorHAnsi"/>
               <w:noProof/>
+              <w:color w:val="auto"/>
+              <w:kern w:val="2"/>
+              <w:sz w:val="24"/>
+              <w:szCs w:val="24"/>
+              <w:lang/>
+              <w14:ligatures w14:val="standardContextual"/>
             </w:rPr>
           </w:pPr>
-          <w:hyperlink w:anchor="_Toc240353159" w:history="1">
+          <w:hyperlink w:anchor="_Toc240467805" w:history="1">
             <w:r>
               <w:rPr>
                 <w:rStyle w:val="Hyperlink"/>
@@ -3533,7 +3521,6 @@
             </w:r>
             <w:r>
               <w:rPr>
-                <w:rFonts w:ascii="Times New Roman" w:hAnsi="Times New Roman" w:cs="Times New Roman"/>
                 <w:noProof/>
                 <w:webHidden/>
               </w:rPr>
@@ -3541,7 +3528,6 @@
             </w:r>
             <w:r>
               <w:rPr>
-                <w:rFonts w:ascii="Times New Roman" w:hAnsi="Times New Roman" w:cs="Times New Roman"/>
                 <w:noProof/>
                 <w:webHidden/>
               </w:rPr>
@@ -3549,22 +3535,19 @@
             </w:r>
             <w:r>
               <w:rPr>
-                <w:rFonts w:ascii="Times New Roman" w:hAnsi="Times New Roman" w:cs="Times New Roman"/>
-                <w:noProof/>
-                <w:webHidden/>
-              </w:rPr>
-              <w:instrText xml:space="preserve"> PAGEREF _Toc240353159 \h </w:instrText>
-            </w:r>
-            <w:r>
-              <w:rPr>
-                <w:rFonts w:ascii="Times New Roman" w:hAnsi="Times New Roman" w:cs="Times New Roman"/>
-                <w:noProof/>
-                <w:webHidden/>
-              </w:rPr>
-            </w:r>
-            <w:r>
-              <w:rPr>
-                <w:rFonts w:ascii="Times New Roman" w:hAnsi="Times New Roman" w:cs="Times New Roman"/>
+                <w:noProof/>
+                <w:webHidden/>
+              </w:rPr>
+              <w:instrText xml:space="preserve"> PAGEREF _Toc240467805 \h </w:instrText>
+            </w:r>
+            <w:r>
+              <w:rPr>
+                <w:noProof/>
+                <w:webHidden/>
+              </w:rPr>
+            </w:r>
+            <w:r>
+              <w:rPr>
                 <w:noProof/>
                 <w:webHidden/>
               </w:rPr>
@@ -3572,15 +3555,13 @@
             </w:r>
             <w:r>
               <w:rPr>
-                <w:rFonts w:ascii="Times New Roman" w:hAnsi="Times New Roman" w:cs="Times New Roman"/>
-                <w:noProof/>
-                <w:webHidden/>
-              </w:rPr>
-              <w:t>12</w:t>
-            </w:r>
-            <w:r>
-              <w:rPr>
-                <w:rFonts w:ascii="Times New Roman" w:hAnsi="Times New Roman" w:cs="Times New Roman"/>
+                <w:noProof/>
+                <w:webHidden/>
+              </w:rPr>
+              <w:t>14</w:t>
+            </w:r>
+            <w:r>
+              <w:rPr>
                 <w:noProof/>
                 <w:webHidden/>
               </w:rPr>
@@ -3595,11 +3576,17 @@
               <w:tab w:val="right" w:leader="dot" w:pos="9926"/>
             </w:tabs>
             <w:rPr>
-              <w:rFonts w:ascii="Times New Roman" w:hAnsi="Times New Roman" w:cs="Times New Roman"/>
+              <w:rFonts w:asciiTheme="minorHAnsi" w:hAnsiTheme="minorHAnsi"/>
               <w:noProof/>
+              <w:color w:val="auto"/>
+              <w:kern w:val="2"/>
+              <w:sz w:val="24"/>
+              <w:szCs w:val="24"/>
+              <w:lang/>
+              <w14:ligatures w14:val="standardContextual"/>
             </w:rPr>
           </w:pPr>
-          <w:hyperlink w:anchor="_Toc240353160" w:history="1">
+          <w:hyperlink w:anchor="_Toc240467806" w:history="1">
             <w:r>
               <w:rPr>
                 <w:rStyle w:val="Hyperlink"/>
@@ -3610,7 +3597,6 @@
             </w:r>
             <w:r>
               <w:rPr>
-                <w:rFonts w:ascii="Times New Roman" w:hAnsi="Times New Roman" w:cs="Times New Roman"/>
                 <w:noProof/>
                 <w:webHidden/>
               </w:rPr>
@@ -3618,7 +3604,6 @@
             </w:r>
             <w:r>
               <w:rPr>
-                <w:rFonts w:ascii="Times New Roman" w:hAnsi="Times New Roman" w:cs="Times New Roman"/>
                 <w:noProof/>
                 <w:webHidden/>
               </w:rPr>
@@ -3626,22 +3611,19 @@
             </w:r>
             <w:r>
               <w:rPr>
-                <w:rFonts w:ascii="Times New Roman" w:hAnsi="Times New Roman" w:cs="Times New Roman"/>
-                <w:noProof/>
-                <w:webHidden/>
-              </w:rPr>
-              <w:instrText xml:space="preserve"> PAGEREF _Toc240353160 \h </w:instrText>
-            </w:r>
-            <w:r>
-              <w:rPr>
-                <w:rFonts w:ascii="Times New Roman" w:hAnsi="Times New Roman" w:cs="Times New Roman"/>
-                <w:noProof/>
-                <w:webHidden/>
-              </w:rPr>
-            </w:r>
-            <w:r>
-              <w:rPr>
-                <w:rFonts w:ascii="Times New Roman" w:hAnsi="Times New Roman" w:cs="Times New Roman"/>
+                <w:noProof/>
+                <w:webHidden/>
+              </w:rPr>
+              <w:instrText xml:space="preserve"> PAGEREF _Toc240467806 \h </w:instrText>
+            </w:r>
+            <w:r>
+              <w:rPr>
+                <w:noProof/>
+                <w:webHidden/>
+              </w:rPr>
+            </w:r>
+            <w:r>
+              <w:rPr>
                 <w:noProof/>
                 <w:webHidden/>
               </w:rPr>
@@ -3649,15 +3631,13 @@
             </w:r>
             <w:r>
               <w:rPr>
-                <w:rFonts w:ascii="Times New Roman" w:hAnsi="Times New Roman" w:cs="Times New Roman"/>
-                <w:noProof/>
-                <w:webHidden/>
-              </w:rPr>
-              <w:t>12</w:t>
-            </w:r>
-            <w:r>
-              <w:rPr>
-                <w:rFonts w:ascii="Times New Roman" w:hAnsi="Times New Roman" w:cs="Times New Roman"/>
+                <w:noProof/>
+                <w:webHidden/>
+              </w:rPr>
+              <w:t>14</w:t>
+            </w:r>
+            <w:r>
+              <w:rPr>
                 <w:noProof/>
                 <w:webHidden/>
               </w:rPr>
@@ -3672,11 +3652,17 @@
               <w:tab w:val="right" w:leader="dot" w:pos="9926"/>
             </w:tabs>
             <w:rPr>
-              <w:rFonts w:ascii="Times New Roman" w:hAnsi="Times New Roman" w:cs="Times New Roman"/>
+              <w:rFonts w:asciiTheme="minorHAnsi" w:hAnsiTheme="minorHAnsi"/>
               <w:noProof/>
+              <w:color w:val="auto"/>
+              <w:kern w:val="2"/>
+              <w:sz w:val="24"/>
+              <w:szCs w:val="24"/>
+              <w:lang/>
+              <w14:ligatures w14:val="standardContextual"/>
             </w:rPr>
           </w:pPr>
-          <w:hyperlink w:anchor="_Toc240353161" w:history="1">
+          <w:hyperlink w:anchor="_Toc240467807" w:history="1">
             <w:r>
               <w:rPr>
                 <w:rStyle w:val="Hyperlink"/>
@@ -3687,7 +3673,6 @@
             </w:r>
             <w:r>
               <w:rPr>
-                <w:rFonts w:ascii="Times New Roman" w:hAnsi="Times New Roman" w:cs="Times New Roman"/>
                 <w:noProof/>
                 <w:webHidden/>
               </w:rPr>
@@ -3695,7 +3680,6 @@
             </w:r>
             <w:r>
               <w:rPr>
-                <w:rFonts w:ascii="Times New Roman" w:hAnsi="Times New Roman" w:cs="Times New Roman"/>
                 <w:noProof/>
                 <w:webHidden/>
               </w:rPr>
@@ -3703,22 +3687,19 @@
             </w:r>
             <w:r>
               <w:rPr>
-                <w:rFonts w:ascii="Times New Roman" w:hAnsi="Times New Roman" w:cs="Times New Roman"/>
-                <w:noProof/>
-                <w:webHidden/>
-              </w:rPr>
-              <w:instrText xml:space="preserve"> PAGEREF _Toc240353161 \h </w:instrText>
-            </w:r>
-            <w:r>
-              <w:rPr>
-                <w:rFonts w:ascii="Times New Roman" w:hAnsi="Times New Roman" w:cs="Times New Roman"/>
-                <w:noProof/>
-                <w:webHidden/>
-              </w:rPr>
-            </w:r>
-            <w:r>
-              <w:rPr>
-                <w:rFonts w:ascii="Times New Roman" w:hAnsi="Times New Roman" w:cs="Times New Roman"/>
+                <w:noProof/>
+                <w:webHidden/>
+              </w:rPr>
+              <w:instrText xml:space="preserve"> PAGEREF _Toc240467807 \h </w:instrText>
+            </w:r>
+            <w:r>
+              <w:rPr>
+                <w:noProof/>
+                <w:webHidden/>
+              </w:rPr>
+            </w:r>
+            <w:r>
+              <w:rPr>
                 <w:noProof/>
                 <w:webHidden/>
               </w:rPr>
@@ -3726,15 +3707,13 @@
             </w:r>
             <w:r>
               <w:rPr>
-                <w:rFonts w:ascii="Times New Roman" w:hAnsi="Times New Roman" w:cs="Times New Roman"/>
-                <w:noProof/>
-                <w:webHidden/>
-              </w:rPr>
-              <w:t>12</w:t>
-            </w:r>
-            <w:r>
-              <w:rPr>
-                <w:rFonts w:ascii="Times New Roman" w:hAnsi="Times New Roman" w:cs="Times New Roman"/>
+                <w:noProof/>
+                <w:webHidden/>
+              </w:rPr>
+              <w:t>14</w:t>
+            </w:r>
+            <w:r>
+              <w:rPr>
                 <w:noProof/>
                 <w:webHidden/>
               </w:rPr>
@@ -3749,11 +3728,17 @@
               <w:tab w:val="right" w:leader="dot" w:pos="9926"/>
             </w:tabs>
             <w:rPr>
-              <w:rFonts w:ascii="Times New Roman" w:hAnsi="Times New Roman" w:cs="Times New Roman"/>
+              <w:rFonts w:asciiTheme="minorHAnsi" w:hAnsiTheme="minorHAnsi"/>
               <w:noProof/>
+              <w:color w:val="auto"/>
+              <w:kern w:val="2"/>
+              <w:sz w:val="24"/>
+              <w:szCs w:val="24"/>
+              <w:lang/>
+              <w14:ligatures w14:val="standardContextual"/>
             </w:rPr>
           </w:pPr>
-          <w:hyperlink w:anchor="_Toc240353162" w:history="1">
+          <w:hyperlink w:anchor="_Toc240467808" w:history="1">
             <w:r>
               <w:rPr>
                 <w:rStyle w:val="Hyperlink"/>
@@ -3764,7 +3749,6 @@
             </w:r>
             <w:r>
               <w:rPr>
-                <w:rFonts w:ascii="Times New Roman" w:hAnsi="Times New Roman" w:cs="Times New Roman"/>
                 <w:noProof/>
                 <w:webHidden/>
               </w:rPr>
@@ -3772,7 +3756,6 @@
             </w:r>
             <w:r>
               <w:rPr>
-                <w:rFonts w:ascii="Times New Roman" w:hAnsi="Times New Roman" w:cs="Times New Roman"/>
                 <w:noProof/>
                 <w:webHidden/>
               </w:rPr>
@@ -3780,22 +3763,19 @@
             </w:r>
             <w:r>
               <w:rPr>
-                <w:rFonts w:ascii="Times New Roman" w:hAnsi="Times New Roman" w:cs="Times New Roman"/>
-                <w:noProof/>
-                <w:webHidden/>
-              </w:rPr>
-              <w:instrText xml:space="preserve"> PAGEREF _Toc240353162 \h </w:instrText>
-            </w:r>
-            <w:r>
-              <w:rPr>
-                <w:rFonts w:ascii="Times New Roman" w:hAnsi="Times New Roman" w:cs="Times New Roman"/>
-                <w:noProof/>
-                <w:webHidden/>
-              </w:rPr>
-            </w:r>
-            <w:r>
-              <w:rPr>
-                <w:rFonts w:ascii="Times New Roman" w:hAnsi="Times New Roman" w:cs="Times New Roman"/>
+                <w:noProof/>
+                <w:webHidden/>
+              </w:rPr>
+              <w:instrText xml:space="preserve"> PAGEREF _Toc240467808 \h </w:instrText>
+            </w:r>
+            <w:r>
+              <w:rPr>
+                <w:noProof/>
+                <w:webHidden/>
+              </w:rPr>
+            </w:r>
+            <w:r>
+              <w:rPr>
                 <w:noProof/>
                 <w:webHidden/>
               </w:rPr>
@@ -3803,15 +3783,13 @@
             </w:r>
             <w:r>
               <w:rPr>
-                <w:rFonts w:ascii="Times New Roman" w:hAnsi="Times New Roman" w:cs="Times New Roman"/>
-                <w:noProof/>
-                <w:webHidden/>
-              </w:rPr>
-              <w:t>13</w:t>
-            </w:r>
-            <w:r>
-              <w:rPr>
-                <w:rFonts w:ascii="Times New Roman" w:hAnsi="Times New Roman" w:cs="Times New Roman"/>
+                <w:noProof/>
+                <w:webHidden/>
+              </w:rPr>
+              <w:t>15</w:t>
+            </w:r>
+            <w:r>
+              <w:rPr>
                 <w:noProof/>
                 <w:webHidden/>
               </w:rPr>
@@ -3826,11 +3804,17 @@
               <w:tab w:val="right" w:leader="dot" w:pos="9926"/>
             </w:tabs>
             <w:rPr>
-              <w:rFonts w:ascii="Times New Roman" w:hAnsi="Times New Roman" w:cs="Times New Roman"/>
+              <w:rFonts w:asciiTheme="minorHAnsi" w:hAnsiTheme="minorHAnsi"/>
               <w:noProof/>
+              <w:color w:val="auto"/>
+              <w:kern w:val="2"/>
+              <w:sz w:val="24"/>
+              <w:szCs w:val="24"/>
+              <w:lang/>
+              <w14:ligatures w14:val="standardContextual"/>
             </w:rPr>
           </w:pPr>
-          <w:hyperlink w:anchor="_Toc240353163" w:history="1">
+          <w:hyperlink w:anchor="_Toc240467809" w:history="1">
             <w:r>
               <w:rPr>
                 <w:rStyle w:val="Hyperlink"/>
@@ -3841,7 +3825,6 @@
             </w:r>
             <w:r>
               <w:rPr>
-                <w:rFonts w:ascii="Times New Roman" w:hAnsi="Times New Roman" w:cs="Times New Roman"/>
                 <w:noProof/>
                 <w:webHidden/>
               </w:rPr>
@@ -3849,7 +3832,6 @@
             </w:r>
             <w:r>
               <w:rPr>
-                <w:rFonts w:ascii="Times New Roman" w:hAnsi="Times New Roman" w:cs="Times New Roman"/>
                 <w:noProof/>
                 <w:webHidden/>
               </w:rPr>
@@ -3857,22 +3839,19 @@
             </w:r>
             <w:r>
               <w:rPr>
-                <w:rFonts w:ascii="Times New Roman" w:hAnsi="Times New Roman" w:cs="Times New Roman"/>
-                <w:noProof/>
-                <w:webHidden/>
-              </w:rPr>
-              <w:instrText xml:space="preserve"> PAGEREF _Toc240353163 \h </w:instrText>
-            </w:r>
-            <w:r>
-              <w:rPr>
-                <w:rFonts w:ascii="Times New Roman" w:hAnsi="Times New Roman" w:cs="Times New Roman"/>
-                <w:noProof/>
-                <w:webHidden/>
-              </w:rPr>
-            </w:r>
-            <w:r>
-              <w:rPr>
-                <w:rFonts w:ascii="Times New Roman" w:hAnsi="Times New Roman" w:cs="Times New Roman"/>
+                <w:noProof/>
+                <w:webHidden/>
+              </w:rPr>
+              <w:instrText xml:space="preserve"> PAGEREF _Toc240467809 \h </w:instrText>
+            </w:r>
+            <w:r>
+              <w:rPr>
+                <w:noProof/>
+                <w:webHidden/>
+              </w:rPr>
+            </w:r>
+            <w:r>
+              <w:rPr>
                 <w:noProof/>
                 <w:webHidden/>
               </w:rPr>
@@ -3880,15 +3859,13 @@
             </w:r>
             <w:r>
               <w:rPr>
-                <w:rFonts w:ascii="Times New Roman" w:hAnsi="Times New Roman" w:cs="Times New Roman"/>
-                <w:noProof/>
-                <w:webHidden/>
-              </w:rPr>
-              <w:t>13</w:t>
-            </w:r>
-            <w:r>
-              <w:rPr>
-                <w:rFonts w:ascii="Times New Roman" w:hAnsi="Times New Roman" w:cs="Times New Roman"/>
+                <w:noProof/>
+                <w:webHidden/>
+              </w:rPr>
+              <w:t>15</w:t>
+            </w:r>
+            <w:r>
+              <w:rPr>
                 <w:noProof/>
                 <w:webHidden/>
               </w:rPr>
@@ -3903,11 +3880,17 @@
               <w:tab w:val="right" w:leader="dot" w:pos="9926"/>
             </w:tabs>
             <w:rPr>
-              <w:rFonts w:ascii="Times New Roman" w:hAnsi="Times New Roman" w:cs="Times New Roman"/>
+              <w:rFonts w:asciiTheme="minorHAnsi" w:hAnsiTheme="minorHAnsi"/>
               <w:noProof/>
+              <w:color w:val="auto"/>
+              <w:kern w:val="2"/>
+              <w:sz w:val="24"/>
+              <w:szCs w:val="24"/>
+              <w:lang/>
+              <w14:ligatures w14:val="standardContextual"/>
             </w:rPr>
           </w:pPr>
-          <w:hyperlink w:anchor="_Toc240353164" w:history="1">
+          <w:hyperlink w:anchor="_Toc240467810" w:history="1">
             <w:r>
               <w:rPr>
                 <w:rStyle w:val="Hyperlink"/>
@@ -3918,7 +3901,6 @@
             </w:r>
             <w:r>
               <w:rPr>
-                <w:rFonts w:ascii="Times New Roman" w:hAnsi="Times New Roman" w:cs="Times New Roman"/>
                 <w:noProof/>
                 <w:webHidden/>
               </w:rPr>
@@ -3926,7 +3908,6 @@
             </w:r>
             <w:r>
               <w:rPr>
-                <w:rFonts w:ascii="Times New Roman" w:hAnsi="Times New Roman" w:cs="Times New Roman"/>
                 <w:noProof/>
                 <w:webHidden/>
               </w:rPr>
@@ -3934,22 +3915,19 @@
             </w:r>
             <w:r>
               <w:rPr>
-                <w:rFonts w:ascii="Times New Roman" w:hAnsi="Times New Roman" w:cs="Times New Roman"/>
-                <w:noProof/>
-                <w:webHidden/>
-              </w:rPr>
-              <w:instrText xml:space="preserve"> PAGEREF _Toc240353164 \h </w:instrText>
-            </w:r>
-            <w:r>
-              <w:rPr>
-                <w:rFonts w:ascii="Times New Roman" w:hAnsi="Times New Roman" w:cs="Times New Roman"/>
-                <w:noProof/>
-                <w:webHidden/>
-              </w:rPr>
-            </w:r>
-            <w:r>
-              <w:rPr>
-                <w:rFonts w:ascii="Times New Roman" w:hAnsi="Times New Roman" w:cs="Times New Roman"/>
+                <w:noProof/>
+                <w:webHidden/>
+              </w:rPr>
+              <w:instrText xml:space="preserve"> PAGEREF _Toc240467810 \h </w:instrText>
+            </w:r>
+            <w:r>
+              <w:rPr>
+                <w:noProof/>
+                <w:webHidden/>
+              </w:rPr>
+            </w:r>
+            <w:r>
+              <w:rPr>
                 <w:noProof/>
                 <w:webHidden/>
               </w:rPr>
@@ -3957,15 +3935,13 @@
             </w:r>
             <w:r>
               <w:rPr>
-                <w:rFonts w:ascii="Times New Roman" w:hAnsi="Times New Roman" w:cs="Times New Roman"/>
-                <w:noProof/>
-                <w:webHidden/>
-              </w:rPr>
-              <w:t>13</w:t>
-            </w:r>
-            <w:r>
-              <w:rPr>
-                <w:rFonts w:ascii="Times New Roman" w:hAnsi="Times New Roman" w:cs="Times New Roman"/>
+                <w:noProof/>
+                <w:webHidden/>
+              </w:rPr>
+              <w:t>15</w:t>
+            </w:r>
+            <w:r>
+              <w:rPr>
                 <w:noProof/>
                 <w:webHidden/>
               </w:rPr>
@@ -3980,11 +3956,17 @@
               <w:tab w:val="right" w:leader="dot" w:pos="9926"/>
             </w:tabs>
             <w:rPr>
-              <w:rFonts w:ascii="Times New Roman" w:hAnsi="Times New Roman" w:cs="Times New Roman"/>
+              <w:rFonts w:asciiTheme="minorHAnsi" w:hAnsiTheme="minorHAnsi"/>
               <w:noProof/>
+              <w:color w:val="auto"/>
+              <w:kern w:val="2"/>
+              <w:sz w:val="24"/>
+              <w:szCs w:val="24"/>
+              <w:lang/>
+              <w14:ligatures w14:val="standardContextual"/>
             </w:rPr>
           </w:pPr>
-          <w:hyperlink w:anchor="_Toc240353165" w:history="1">
+          <w:hyperlink w:anchor="_Toc240467811" w:history="1">
             <w:r>
               <w:rPr>
                 <w:rStyle w:val="Hyperlink"/>
@@ -3995,7 +3977,6 @@
             </w:r>
             <w:r>
               <w:rPr>
-                <w:rFonts w:ascii="Times New Roman" w:hAnsi="Times New Roman" w:cs="Times New Roman"/>
                 <w:noProof/>
                 <w:webHidden/>
               </w:rPr>
@@ -4003,7 +3984,6 @@
             </w:r>
             <w:r>
               <w:rPr>
-                <w:rFonts w:ascii="Times New Roman" w:hAnsi="Times New Roman" w:cs="Times New Roman"/>
                 <w:noProof/>
                 <w:webHidden/>
               </w:rPr>
@@ -4011,22 +3991,19 @@
             </w:r>
             <w:r>
               <w:rPr>
-                <w:rFonts w:ascii="Times New Roman" w:hAnsi="Times New Roman" w:cs="Times New Roman"/>
-                <w:noProof/>
-                <w:webHidden/>
-              </w:rPr>
-              <w:instrText xml:space="preserve"> PAGEREF _Toc240353165 \h </w:instrText>
-            </w:r>
-            <w:r>
-              <w:rPr>
-                <w:rFonts w:ascii="Times New Roman" w:hAnsi="Times New Roman" w:cs="Times New Roman"/>
-                <w:noProof/>
-                <w:webHidden/>
-              </w:rPr>
-            </w:r>
-            <w:r>
-              <w:rPr>
-                <w:rFonts w:ascii="Times New Roman" w:hAnsi="Times New Roman" w:cs="Times New Roman"/>
+                <w:noProof/>
+                <w:webHidden/>
+              </w:rPr>
+              <w:instrText xml:space="preserve"> PAGEREF _Toc240467811 \h </w:instrText>
+            </w:r>
+            <w:r>
+              <w:rPr>
+                <w:noProof/>
+                <w:webHidden/>
+              </w:rPr>
+            </w:r>
+            <w:r>
+              <w:rPr>
                 <w:noProof/>
                 <w:webHidden/>
               </w:rPr>
@@ -4034,15 +4011,13 @@
             </w:r>
             <w:r>
               <w:rPr>
-                <w:rFonts w:ascii="Times New Roman" w:hAnsi="Times New Roman" w:cs="Times New Roman"/>
-                <w:noProof/>
-                <w:webHidden/>
-              </w:rPr>
-              <w:t>14</w:t>
-            </w:r>
-            <w:r>
-              <w:rPr>
-                <w:rFonts w:ascii="Times New Roman" w:hAnsi="Times New Roman" w:cs="Times New Roman"/>
+                <w:noProof/>
+                <w:webHidden/>
+              </w:rPr>
+              <w:t>15</w:t>
+            </w:r>
+            <w:r>
+              <w:rPr>
                 <w:noProof/>
                 <w:webHidden/>
               </w:rPr>
@@ -4057,11 +4032,17 @@
               <w:tab w:val="right" w:leader="dot" w:pos="9926"/>
             </w:tabs>
             <w:rPr>
-              <w:rFonts w:ascii="Times New Roman" w:hAnsi="Times New Roman" w:cs="Times New Roman"/>
+              <w:rFonts w:asciiTheme="minorHAnsi" w:hAnsiTheme="minorHAnsi"/>
               <w:noProof/>
+              <w:color w:val="auto"/>
+              <w:kern w:val="2"/>
+              <w:sz w:val="24"/>
+              <w:szCs w:val="24"/>
+              <w:lang/>
+              <w14:ligatures w14:val="standardContextual"/>
             </w:rPr>
           </w:pPr>
-          <w:hyperlink w:anchor="_Toc240353166" w:history="1">
+          <w:hyperlink w:anchor="_Toc240467812" w:history="1">
             <w:r>
               <w:rPr>
                 <w:rStyle w:val="Hyperlink"/>
@@ -4072,7 +4053,6 @@
             </w:r>
             <w:r>
               <w:rPr>
-                <w:rFonts w:ascii="Times New Roman" w:hAnsi="Times New Roman" w:cs="Times New Roman"/>
                 <w:noProof/>
                 <w:webHidden/>
               </w:rPr>
@@ -4080,7 +4060,6 @@
             </w:r>
             <w:r>
               <w:rPr>
-                <w:rFonts w:ascii="Times New Roman" w:hAnsi="Times New Roman" w:cs="Times New Roman"/>
                 <w:noProof/>
                 <w:webHidden/>
               </w:rPr>
@@ -4088,22 +4067,19 @@
             </w:r>
             <w:r>
               <w:rPr>
-                <w:rFonts w:ascii="Times New Roman" w:hAnsi="Times New Roman" w:cs="Times New Roman"/>
-                <w:noProof/>
-                <w:webHidden/>
-              </w:rPr>
-              <w:instrText xml:space="preserve"> PAGEREF _Toc240353166 \h </w:instrText>
-            </w:r>
-            <w:r>
-              <w:rPr>
-                <w:rFonts w:ascii="Times New Roman" w:hAnsi="Times New Roman" w:cs="Times New Roman"/>
-                <w:noProof/>
-                <w:webHidden/>
-              </w:rPr>
-            </w:r>
-            <w:r>
-              <w:rPr>
-                <w:rFonts w:ascii="Times New Roman" w:hAnsi="Times New Roman" w:cs="Times New Roman"/>
+                <w:noProof/>
+                <w:webHidden/>
+              </w:rPr>
+              <w:instrText xml:space="preserve"> PAGEREF _Toc240467812 \h </w:instrText>
+            </w:r>
+            <w:r>
+              <w:rPr>
+                <w:noProof/>
+                <w:webHidden/>
+              </w:rPr>
+            </w:r>
+            <w:r>
+              <w:rPr>
                 <w:noProof/>
                 <w:webHidden/>
               </w:rPr>
@@ -4111,15 +4087,13 @@
             </w:r>
             <w:r>
               <w:rPr>
-                <w:rFonts w:ascii="Times New Roman" w:hAnsi="Times New Roman" w:cs="Times New Roman"/>
-                <w:noProof/>
-                <w:webHidden/>
-              </w:rPr>
-              <w:t>14</w:t>
-            </w:r>
-            <w:r>
-              <w:rPr>
-                <w:rFonts w:ascii="Times New Roman" w:hAnsi="Times New Roman" w:cs="Times New Roman"/>
+                <w:noProof/>
+                <w:webHidden/>
+              </w:rPr>
+              <w:t>15</w:t>
+            </w:r>
+            <w:r>
+              <w:rPr>
                 <w:noProof/>
                 <w:webHidden/>
               </w:rPr>
@@ -4134,11 +4108,17 @@
               <w:tab w:val="right" w:leader="dot" w:pos="9926"/>
             </w:tabs>
             <w:rPr>
-              <w:rFonts w:ascii="Times New Roman" w:hAnsi="Times New Roman" w:cs="Times New Roman"/>
+              <w:rFonts w:asciiTheme="minorHAnsi" w:hAnsiTheme="minorHAnsi"/>
               <w:noProof/>
+              <w:color w:val="auto"/>
+              <w:kern w:val="2"/>
+              <w:sz w:val="24"/>
+              <w:szCs w:val="24"/>
+              <w:lang/>
+              <w14:ligatures w14:val="standardContextual"/>
             </w:rPr>
           </w:pPr>
-          <w:hyperlink w:anchor="_Toc240353167" w:history="1">
+          <w:hyperlink w:anchor="_Toc240467813" w:history="1">
             <w:r>
               <w:rPr>
                 <w:rStyle w:val="Hyperlink"/>
@@ -4149,7 +4129,6 @@
             </w:r>
             <w:r>
               <w:rPr>
-                <w:rFonts w:ascii="Times New Roman" w:hAnsi="Times New Roman" w:cs="Times New Roman"/>
                 <w:noProof/>
                 <w:webHidden/>
               </w:rPr>
@@ -4157,7 +4136,6 @@
             </w:r>
             <w:r>
               <w:rPr>
-                <w:rFonts w:ascii="Times New Roman" w:hAnsi="Times New Roman" w:cs="Times New Roman"/>
                 <w:noProof/>
                 <w:webHidden/>
               </w:rPr>
@@ -4165,22 +4143,19 @@
             </w:r>
             <w:r>
               <w:rPr>
-                <w:rFonts w:ascii="Times New Roman" w:hAnsi="Times New Roman" w:cs="Times New Roman"/>
-                <w:noProof/>
-                <w:webHidden/>
-              </w:rPr>
-              <w:instrText xml:space="preserve"> PAGEREF _Toc240353167 \h </w:instrText>
-            </w:r>
-            <w:r>
-              <w:rPr>
-                <w:rFonts w:ascii="Times New Roman" w:hAnsi="Times New Roman" w:cs="Times New Roman"/>
-                <w:noProof/>
-                <w:webHidden/>
-              </w:rPr>
-            </w:r>
-            <w:r>
-              <w:rPr>
-                <w:rFonts w:ascii="Times New Roman" w:hAnsi="Times New Roman" w:cs="Times New Roman"/>
+                <w:noProof/>
+                <w:webHidden/>
+              </w:rPr>
+              <w:instrText xml:space="preserve"> PAGEREF _Toc240467813 \h </w:instrText>
+            </w:r>
+            <w:r>
+              <w:rPr>
+                <w:noProof/>
+                <w:webHidden/>
+              </w:rPr>
+            </w:r>
+            <w:r>
+              <w:rPr>
                 <w:noProof/>
                 <w:webHidden/>
               </w:rPr>
@@ -4188,15 +4163,13 @@
             </w:r>
             <w:r>
               <w:rPr>
-                <w:rFonts w:ascii="Times New Roman" w:hAnsi="Times New Roman" w:cs="Times New Roman"/>
-                <w:noProof/>
-                <w:webHidden/>
-              </w:rPr>
-              <w:t>14</w:t>
-            </w:r>
-            <w:r>
-              <w:rPr>
-                <w:rFonts w:ascii="Times New Roman" w:hAnsi="Times New Roman" w:cs="Times New Roman"/>
+                <w:noProof/>
+                <w:webHidden/>
+              </w:rPr>
+              <w:t>16</w:t>
+            </w:r>
+            <w:r>
+              <w:rPr>
                 <w:noProof/>
                 <w:webHidden/>
               </w:rPr>
@@ -4211,11 +4184,17 @@
               <w:tab w:val="right" w:leader="dot" w:pos="9926"/>
             </w:tabs>
             <w:rPr>
-              <w:rFonts w:ascii="Times New Roman" w:hAnsi="Times New Roman" w:cs="Times New Roman"/>
+              <w:rFonts w:asciiTheme="minorHAnsi" w:hAnsiTheme="minorHAnsi"/>
               <w:noProof/>
+              <w:color w:val="auto"/>
+              <w:kern w:val="2"/>
+              <w:sz w:val="24"/>
+              <w:szCs w:val="24"/>
+              <w:lang/>
+              <w14:ligatures w14:val="standardContextual"/>
             </w:rPr>
           </w:pPr>
-          <w:hyperlink w:anchor="_Toc240353168" w:history="1">
+          <w:hyperlink w:anchor="_Toc240467814" w:history="1">
             <w:r>
               <w:rPr>
                 <w:rStyle w:val="Hyperlink"/>
@@ -4226,7 +4205,6 @@
             </w:r>
             <w:r>
               <w:rPr>
-                <w:rFonts w:ascii="Times New Roman" w:hAnsi="Times New Roman" w:cs="Times New Roman"/>
                 <w:noProof/>
                 <w:webHidden/>
               </w:rPr>
@@ -4234,7 +4212,6 @@
             </w:r>
             <w:r>
               <w:rPr>
-                <w:rFonts w:ascii="Times New Roman" w:hAnsi="Times New Roman" w:cs="Times New Roman"/>
                 <w:noProof/>
                 <w:webHidden/>
               </w:rPr>
@@ -4242,22 +4219,19 @@
             </w:r>
             <w:r>
               <w:rPr>
-                <w:rFonts w:ascii="Times New Roman" w:hAnsi="Times New Roman" w:cs="Times New Roman"/>
-                <w:noProof/>
-                <w:webHidden/>
-              </w:rPr>
-              <w:instrText xml:space="preserve"> PAGEREF _Toc240353168 \h </w:instrText>
-            </w:r>
-            <w:r>
-              <w:rPr>
-                <w:rFonts w:ascii="Times New Roman" w:hAnsi="Times New Roman" w:cs="Times New Roman"/>
-                <w:noProof/>
-                <w:webHidden/>
-              </w:rPr>
-            </w:r>
-            <w:r>
-              <w:rPr>
-                <w:rFonts w:ascii="Times New Roman" w:hAnsi="Times New Roman" w:cs="Times New Roman"/>
+                <w:noProof/>
+                <w:webHidden/>
+              </w:rPr>
+              <w:instrText xml:space="preserve"> PAGEREF _Toc240467814 \h </w:instrText>
+            </w:r>
+            <w:r>
+              <w:rPr>
+                <w:noProof/>
+                <w:webHidden/>
+              </w:rPr>
+            </w:r>
+            <w:r>
+              <w:rPr>
                 <w:noProof/>
                 <w:webHidden/>
               </w:rPr>
@@ -4265,15 +4239,13 @@
             </w:r>
             <w:r>
               <w:rPr>
-                <w:rFonts w:ascii="Times New Roman" w:hAnsi="Times New Roman" w:cs="Times New Roman"/>
-                <w:noProof/>
-                <w:webHidden/>
-              </w:rPr>
-              <w:t>14</w:t>
-            </w:r>
-            <w:r>
-              <w:rPr>
-                <w:rFonts w:ascii="Times New Roman" w:hAnsi="Times New Roman" w:cs="Times New Roman"/>
+                <w:noProof/>
+                <w:webHidden/>
+              </w:rPr>
+              <w:t>16</w:t>
+            </w:r>
+            <w:r>
+              <w:rPr>
                 <w:noProof/>
                 <w:webHidden/>
               </w:rPr>
@@ -4288,11 +4260,17 @@
               <w:tab w:val="right" w:leader="dot" w:pos="9926"/>
             </w:tabs>
             <w:rPr>
-              <w:rFonts w:ascii="Times New Roman" w:hAnsi="Times New Roman" w:cs="Times New Roman"/>
+              <w:rFonts w:asciiTheme="minorHAnsi" w:hAnsiTheme="minorHAnsi"/>
               <w:noProof/>
+              <w:color w:val="auto"/>
+              <w:kern w:val="2"/>
+              <w:sz w:val="24"/>
+              <w:szCs w:val="24"/>
+              <w:lang/>
+              <w14:ligatures w14:val="standardContextual"/>
             </w:rPr>
           </w:pPr>
-          <w:hyperlink w:anchor="_Toc240353169" w:history="1">
+          <w:hyperlink w:anchor="_Toc240467815" w:history="1">
             <w:r>
               <w:rPr>
                 <w:rStyle w:val="Hyperlink"/>
@@ -4303,7 +4281,6 @@
             </w:r>
             <w:r>
               <w:rPr>
-                <w:rFonts w:ascii="Times New Roman" w:hAnsi="Times New Roman" w:cs="Times New Roman"/>
                 <w:noProof/>
                 <w:webHidden/>
               </w:rPr>
@@ -4311,7 +4288,6 @@
             </w:r>
             <w:r>
               <w:rPr>
-                <w:rFonts w:ascii="Times New Roman" w:hAnsi="Times New Roman" w:cs="Times New Roman"/>
                 <w:noProof/>
                 <w:webHidden/>
               </w:rPr>
@@ -4319,22 +4295,19 @@
             </w:r>
             <w:r>
               <w:rPr>
-                <w:rFonts w:ascii="Times New Roman" w:hAnsi="Times New Roman" w:cs="Times New Roman"/>
-                <w:noProof/>
-                <w:webHidden/>
-              </w:rPr>
-              <w:instrText xml:space="preserve"> PAGEREF _Toc240353169 \h </w:instrText>
-            </w:r>
-            <w:r>
-              <w:rPr>
-                <w:rFonts w:ascii="Times New Roman" w:hAnsi="Times New Roman" w:cs="Times New Roman"/>
-                <w:noProof/>
-                <w:webHidden/>
-              </w:rPr>
-            </w:r>
-            <w:r>
-              <w:rPr>
-                <w:rFonts w:ascii="Times New Roman" w:hAnsi="Times New Roman" w:cs="Times New Roman"/>
+                <w:noProof/>
+                <w:webHidden/>
+              </w:rPr>
+              <w:instrText xml:space="preserve"> PAGEREF _Toc240467815 \h </w:instrText>
+            </w:r>
+            <w:r>
+              <w:rPr>
+                <w:noProof/>
+                <w:webHidden/>
+              </w:rPr>
+            </w:r>
+            <w:r>
+              <w:rPr>
                 <w:noProof/>
                 <w:webHidden/>
               </w:rPr>
@@ -4342,15 +4315,13 @@
             </w:r>
             <w:r>
               <w:rPr>
-                <w:rFonts w:ascii="Times New Roman" w:hAnsi="Times New Roman" w:cs="Times New Roman"/>
-                <w:noProof/>
-                <w:webHidden/>
-              </w:rPr>
-              <w:t>14</w:t>
-            </w:r>
-            <w:r>
-              <w:rPr>
-                <w:rFonts w:ascii="Times New Roman" w:hAnsi="Times New Roman" w:cs="Times New Roman"/>
+                <w:noProof/>
+                <w:webHidden/>
+              </w:rPr>
+              <w:t>16</w:t>
+            </w:r>
+            <w:r>
+              <w:rPr>
                 <w:noProof/>
                 <w:webHidden/>
               </w:rPr>
@@ -4365,11 +4336,17 @@
               <w:tab w:val="right" w:leader="dot" w:pos="9926"/>
             </w:tabs>
             <w:rPr>
-              <w:rFonts w:ascii="Times New Roman" w:hAnsi="Times New Roman" w:cs="Times New Roman"/>
+              <w:rFonts w:asciiTheme="minorHAnsi" w:hAnsiTheme="minorHAnsi"/>
               <w:noProof/>
+              <w:color w:val="auto"/>
+              <w:kern w:val="2"/>
+              <w:sz w:val="24"/>
+              <w:szCs w:val="24"/>
+              <w:lang/>
+              <w14:ligatures w14:val="standardContextual"/>
             </w:rPr>
           </w:pPr>
-          <w:hyperlink w:anchor="_Toc240353170" w:history="1">
+          <w:hyperlink w:anchor="_Toc240467816" w:history="1">
             <w:r>
               <w:rPr>
                 <w:rStyle w:val="Hyperlink"/>
@@ -4380,7 +4357,6 @@
             </w:r>
             <w:r>
               <w:rPr>
-                <w:rFonts w:ascii="Times New Roman" w:hAnsi="Times New Roman" w:cs="Times New Roman"/>
                 <w:noProof/>
                 <w:webHidden/>
               </w:rPr>
@@ -4388,7 +4364,6 @@
             </w:r>
             <w:r>
               <w:rPr>
-                <w:rFonts w:ascii="Times New Roman" w:hAnsi="Times New Roman" w:cs="Times New Roman"/>
                 <w:noProof/>
                 <w:webHidden/>
               </w:rPr>
@@ -4396,22 +4371,19 @@
             </w:r>
             <w:r>
               <w:rPr>
-                <w:rFonts w:ascii="Times New Roman" w:hAnsi="Times New Roman" w:cs="Times New Roman"/>
-                <w:noProof/>
-                <w:webHidden/>
-              </w:rPr>
-              <w:instrText xml:space="preserve"> PAGEREF _Toc240353170 \h </w:instrText>
-            </w:r>
-            <w:r>
-              <w:rPr>
-                <w:rFonts w:ascii="Times New Roman" w:hAnsi="Times New Roman" w:cs="Times New Roman"/>
-                <w:noProof/>
-                <w:webHidden/>
-              </w:rPr>
-            </w:r>
-            <w:r>
-              <w:rPr>
-                <w:rFonts w:ascii="Times New Roman" w:hAnsi="Times New Roman" w:cs="Times New Roman"/>
+                <w:noProof/>
+                <w:webHidden/>
+              </w:rPr>
+              <w:instrText xml:space="preserve"> PAGEREF _Toc240467816 \h </w:instrText>
+            </w:r>
+            <w:r>
+              <w:rPr>
+                <w:noProof/>
+                <w:webHidden/>
+              </w:rPr>
+            </w:r>
+            <w:r>
+              <w:rPr>
                 <w:noProof/>
                 <w:webHidden/>
               </w:rPr>
@@ -4419,15 +4391,13 @@
             </w:r>
             <w:r>
               <w:rPr>
-                <w:rFonts w:ascii="Times New Roman" w:hAnsi="Times New Roman" w:cs="Times New Roman"/>
-                <w:noProof/>
-                <w:webHidden/>
-              </w:rPr>
-              <w:t>15</w:t>
-            </w:r>
-            <w:r>
-              <w:rPr>
-                <w:rFonts w:ascii="Times New Roman" w:hAnsi="Times New Roman" w:cs="Times New Roman"/>
+                <w:noProof/>
+                <w:webHidden/>
+              </w:rPr>
+              <w:t>16</w:t>
+            </w:r>
+            <w:r>
+              <w:rPr>
                 <w:noProof/>
                 <w:webHidden/>
               </w:rPr>
@@ -4442,11 +4412,17 @@
               <w:tab w:val="right" w:leader="dot" w:pos="9926"/>
             </w:tabs>
             <w:rPr>
-              <w:rFonts w:ascii="Times New Roman" w:hAnsi="Times New Roman" w:cs="Times New Roman"/>
+              <w:rFonts w:asciiTheme="minorHAnsi" w:hAnsiTheme="minorHAnsi"/>
               <w:noProof/>
+              <w:color w:val="auto"/>
+              <w:kern w:val="2"/>
+              <w:sz w:val="24"/>
+              <w:szCs w:val="24"/>
+              <w:lang/>
+              <w14:ligatures w14:val="standardContextual"/>
             </w:rPr>
           </w:pPr>
-          <w:hyperlink w:anchor="_Toc240353171" w:history="1">
+          <w:hyperlink w:anchor="_Toc240467817" w:history="1">
             <w:r>
               <w:rPr>
                 <w:rStyle w:val="Hyperlink"/>
@@ -4457,7 +4433,6 @@
             </w:r>
             <w:r>
               <w:rPr>
-                <w:rFonts w:ascii="Times New Roman" w:hAnsi="Times New Roman" w:cs="Times New Roman"/>
                 <w:noProof/>
                 <w:webHidden/>
               </w:rPr>
@@ -4465,7 +4440,6 @@
             </w:r>
             <w:r>
               <w:rPr>
-                <w:rFonts w:ascii="Times New Roman" w:hAnsi="Times New Roman" w:cs="Times New Roman"/>
                 <w:noProof/>
                 <w:webHidden/>
               </w:rPr>
@@ -4473,22 +4447,19 @@
             </w:r>
             <w:r>
               <w:rPr>
-                <w:rFonts w:ascii="Times New Roman" w:hAnsi="Times New Roman" w:cs="Times New Roman"/>
-                <w:noProof/>
-                <w:webHidden/>
-              </w:rPr>
-              <w:instrText xml:space="preserve"> PAGEREF _Toc240353171 \h </w:instrText>
-            </w:r>
-            <w:r>
-              <w:rPr>
-                <w:rFonts w:ascii="Times New Roman" w:hAnsi="Times New Roman" w:cs="Times New Roman"/>
-                <w:noProof/>
-                <w:webHidden/>
-              </w:rPr>
-            </w:r>
-            <w:r>
-              <w:rPr>
-                <w:rFonts w:ascii="Times New Roman" w:hAnsi="Times New Roman" w:cs="Times New Roman"/>
+                <w:noProof/>
+                <w:webHidden/>
+              </w:rPr>
+              <w:instrText xml:space="preserve"> PAGEREF _Toc240467817 \h </w:instrText>
+            </w:r>
+            <w:r>
+              <w:rPr>
+                <w:noProof/>
+                <w:webHidden/>
+              </w:rPr>
+            </w:r>
+            <w:r>
+              <w:rPr>
                 <w:noProof/>
                 <w:webHidden/>
               </w:rPr>
@@ -4496,15 +4467,13 @@
             </w:r>
             <w:r>
               <w:rPr>
-                <w:rFonts w:ascii="Times New Roman" w:hAnsi="Times New Roman" w:cs="Times New Roman"/>
-                <w:noProof/>
-                <w:webHidden/>
-              </w:rPr>
-              <w:t>15</w:t>
-            </w:r>
-            <w:r>
-              <w:rPr>
-                <w:rFonts w:ascii="Times New Roman" w:hAnsi="Times New Roman" w:cs="Times New Roman"/>
+                <w:noProof/>
+                <w:webHidden/>
+              </w:rPr>
+              <w:t>17</w:t>
+            </w:r>
+            <w:r>
+              <w:rPr>
                 <w:noProof/>
                 <w:webHidden/>
               </w:rPr>
@@ -4519,11 +4488,17 @@
               <w:tab w:val="right" w:leader="dot" w:pos="9926"/>
             </w:tabs>
             <w:rPr>
-              <w:rFonts w:ascii="Times New Roman" w:hAnsi="Times New Roman" w:cs="Times New Roman"/>
+              <w:rFonts w:asciiTheme="minorHAnsi" w:hAnsiTheme="minorHAnsi"/>
               <w:noProof/>
+              <w:color w:val="auto"/>
+              <w:kern w:val="2"/>
+              <w:sz w:val="24"/>
+              <w:szCs w:val="24"/>
+              <w:lang/>
+              <w14:ligatures w14:val="standardContextual"/>
             </w:rPr>
           </w:pPr>
-          <w:hyperlink w:anchor="_Toc240353172" w:history="1">
+          <w:hyperlink w:anchor="_Toc240467818" w:history="1">
             <w:r>
               <w:rPr>
                 <w:rStyle w:val="Hyperlink"/>
@@ -4534,7 +4509,6 @@
             </w:r>
             <w:r>
               <w:rPr>
-                <w:rFonts w:ascii="Times New Roman" w:hAnsi="Times New Roman" w:cs="Times New Roman"/>
                 <w:noProof/>
                 <w:webHidden/>
               </w:rPr>
@@ -4542,7 +4516,6 @@
             </w:r>
             <w:r>
               <w:rPr>
-                <w:rFonts w:ascii="Times New Roman" w:hAnsi="Times New Roman" w:cs="Times New Roman"/>
                 <w:noProof/>
                 <w:webHidden/>
               </w:rPr>
@@ -4550,22 +4523,19 @@
             </w:r>
             <w:r>
               <w:rPr>
-                <w:rFonts w:ascii="Times New Roman" w:hAnsi="Times New Roman" w:cs="Times New Roman"/>
-                <w:noProof/>
-                <w:webHidden/>
-              </w:rPr>
-              <w:instrText xml:space="preserve"> PAGEREF _Toc240353172 \h </w:instrText>
-            </w:r>
-            <w:r>
-              <w:rPr>
-                <w:rFonts w:ascii="Times New Roman" w:hAnsi="Times New Roman" w:cs="Times New Roman"/>
-                <w:noProof/>
-                <w:webHidden/>
-              </w:rPr>
-            </w:r>
-            <w:r>
-              <w:rPr>
-                <w:rFonts w:ascii="Times New Roman" w:hAnsi="Times New Roman" w:cs="Times New Roman"/>
+                <w:noProof/>
+                <w:webHidden/>
+              </w:rPr>
+              <w:instrText xml:space="preserve"> PAGEREF _Toc240467818 \h </w:instrText>
+            </w:r>
+            <w:r>
+              <w:rPr>
+                <w:noProof/>
+                <w:webHidden/>
+              </w:rPr>
+            </w:r>
+            <w:r>
+              <w:rPr>
                 <w:noProof/>
                 <w:webHidden/>
               </w:rPr>
@@ -4573,15 +4543,13 @@
             </w:r>
             <w:r>
               <w:rPr>
-                <w:rFonts w:ascii="Times New Roman" w:hAnsi="Times New Roman" w:cs="Times New Roman"/>
-                <w:noProof/>
-                <w:webHidden/>
-              </w:rPr>
-              <w:t>15</w:t>
-            </w:r>
-            <w:r>
-              <w:rPr>
-                <w:rFonts w:ascii="Times New Roman" w:hAnsi="Times New Roman" w:cs="Times New Roman"/>
+                <w:noProof/>
+                <w:webHidden/>
+              </w:rPr>
+              <w:t>17</w:t>
+            </w:r>
+            <w:r>
+              <w:rPr>
                 <w:noProof/>
                 <w:webHidden/>
               </w:rPr>
@@ -4596,11 +4564,17 @@
               <w:tab w:val="right" w:leader="dot" w:pos="9926"/>
             </w:tabs>
             <w:rPr>
-              <w:rFonts w:ascii="Times New Roman" w:hAnsi="Times New Roman" w:cs="Times New Roman"/>
+              <w:rFonts w:asciiTheme="minorHAnsi" w:hAnsiTheme="minorHAnsi"/>
               <w:noProof/>
+              <w:color w:val="auto"/>
+              <w:kern w:val="2"/>
+              <w:sz w:val="24"/>
+              <w:szCs w:val="24"/>
+              <w:lang/>
+              <w14:ligatures w14:val="standardContextual"/>
             </w:rPr>
           </w:pPr>
-          <w:hyperlink w:anchor="_Toc240353173" w:history="1">
+          <w:hyperlink w:anchor="_Toc240467819" w:history="1">
             <w:r>
               <w:rPr>
                 <w:rStyle w:val="Hyperlink"/>
@@ -4611,7 +4585,6 @@
             </w:r>
             <w:r>
               <w:rPr>
-                <w:rFonts w:ascii="Times New Roman" w:hAnsi="Times New Roman" w:cs="Times New Roman"/>
                 <w:noProof/>
                 <w:webHidden/>
               </w:rPr>
@@ -4619,7 +4592,6 @@
             </w:r>
             <w:r>
               <w:rPr>
-                <w:rFonts w:ascii="Times New Roman" w:hAnsi="Times New Roman" w:cs="Times New Roman"/>
                 <w:noProof/>
                 <w:webHidden/>
               </w:rPr>
@@ -4627,22 +4599,19 @@
             </w:r>
             <w:r>
               <w:rPr>
-                <w:rFonts w:ascii="Times New Roman" w:hAnsi="Times New Roman" w:cs="Times New Roman"/>
-                <w:noProof/>
-                <w:webHidden/>
-              </w:rPr>
-              <w:instrText xml:space="preserve"> PAGEREF _Toc240353173 \h </w:instrText>
-            </w:r>
-            <w:r>
-              <w:rPr>
-                <w:rFonts w:ascii="Times New Roman" w:hAnsi="Times New Roman" w:cs="Times New Roman"/>
-                <w:noProof/>
-                <w:webHidden/>
-              </w:rPr>
-            </w:r>
-            <w:r>
-              <w:rPr>
-                <w:rFonts w:ascii="Times New Roman" w:hAnsi="Times New Roman" w:cs="Times New Roman"/>
+                <w:noProof/>
+                <w:webHidden/>
+              </w:rPr>
+              <w:instrText xml:space="preserve"> PAGEREF _Toc240467819 \h </w:instrText>
+            </w:r>
+            <w:r>
+              <w:rPr>
+                <w:noProof/>
+                <w:webHidden/>
+              </w:rPr>
+            </w:r>
+            <w:r>
+              <w:rPr>
                 <w:noProof/>
                 <w:webHidden/>
               </w:rPr>
@@ -4650,15 +4619,13 @@
             </w:r>
             <w:r>
               <w:rPr>
-                <w:rFonts w:ascii="Times New Roman" w:hAnsi="Times New Roman" w:cs="Times New Roman"/>
-                <w:noProof/>
-                <w:webHidden/>
-              </w:rPr>
-              <w:t>15</w:t>
-            </w:r>
-            <w:r>
-              <w:rPr>
-                <w:rFonts w:ascii="Times New Roman" w:hAnsi="Times New Roman" w:cs="Times New Roman"/>
+                <w:noProof/>
+                <w:webHidden/>
+              </w:rPr>
+              <w:t>17</w:t>
+            </w:r>
+            <w:r>
+              <w:rPr>
                 <w:noProof/>
                 <w:webHidden/>
               </w:rPr>
@@ -4673,11 +4640,17 @@
               <w:tab w:val="right" w:leader="dot" w:pos="9926"/>
             </w:tabs>
             <w:rPr>
-              <w:rFonts w:ascii="Times New Roman" w:hAnsi="Times New Roman" w:cs="Times New Roman"/>
+              <w:rFonts w:asciiTheme="minorHAnsi" w:hAnsiTheme="minorHAnsi"/>
               <w:noProof/>
+              <w:color w:val="auto"/>
+              <w:kern w:val="2"/>
+              <w:sz w:val="24"/>
+              <w:szCs w:val="24"/>
+              <w:lang/>
+              <w14:ligatures w14:val="standardContextual"/>
             </w:rPr>
           </w:pPr>
-          <w:hyperlink w:anchor="_Toc240353174" w:history="1">
+          <w:hyperlink w:anchor="_Toc240467820" w:history="1">
             <w:r>
               <w:rPr>
                 <w:rStyle w:val="Hyperlink"/>
@@ -4688,7 +4661,6 @@
             </w:r>
             <w:r>
               <w:rPr>
-                <w:rFonts w:ascii="Times New Roman" w:hAnsi="Times New Roman" w:cs="Times New Roman"/>
                 <w:noProof/>
                 <w:webHidden/>
               </w:rPr>
@@ -4696,7 +4668,6 @@
             </w:r>
             <w:r>
               <w:rPr>
-                <w:rFonts w:ascii="Times New Roman" w:hAnsi="Times New Roman" w:cs="Times New Roman"/>
                 <w:noProof/>
                 <w:webHidden/>
               </w:rPr>
@@ -4704,22 +4675,19 @@
             </w:r>
             <w:r>
               <w:rPr>
-                <w:rFonts w:ascii="Times New Roman" w:hAnsi="Times New Roman" w:cs="Times New Roman"/>
-                <w:noProof/>
-                <w:webHidden/>
-              </w:rPr>
-              <w:instrText xml:space="preserve"> PAGEREF _Toc240353174 \h </w:instrText>
-            </w:r>
-            <w:r>
-              <w:rPr>
-                <w:rFonts w:ascii="Times New Roman" w:hAnsi="Times New Roman" w:cs="Times New Roman"/>
-                <w:noProof/>
-                <w:webHidden/>
-              </w:rPr>
-            </w:r>
-            <w:r>
-              <w:rPr>
-                <w:rFonts w:ascii="Times New Roman" w:hAnsi="Times New Roman" w:cs="Times New Roman"/>
+                <w:noProof/>
+                <w:webHidden/>
+              </w:rPr>
+              <w:instrText xml:space="preserve"> PAGEREF _Toc240467820 \h </w:instrText>
+            </w:r>
+            <w:r>
+              <w:rPr>
+                <w:noProof/>
+                <w:webHidden/>
+              </w:rPr>
+            </w:r>
+            <w:r>
+              <w:rPr>
                 <w:noProof/>
                 <w:webHidden/>
               </w:rPr>
@@ -4727,15 +4695,13 @@
             </w:r>
             <w:r>
               <w:rPr>
-                <w:rFonts w:ascii="Times New Roman" w:hAnsi="Times New Roman" w:cs="Times New Roman"/>
-                <w:noProof/>
-                <w:webHidden/>
-              </w:rPr>
-              <w:t>15</w:t>
-            </w:r>
-            <w:r>
-              <w:rPr>
-                <w:rFonts w:ascii="Times New Roman" w:hAnsi="Times New Roman" w:cs="Times New Roman"/>
+                <w:noProof/>
+                <w:webHidden/>
+              </w:rPr>
+              <w:t>17</w:t>
+            </w:r>
+            <w:r>
+              <w:rPr>
                 <w:noProof/>
                 <w:webHidden/>
               </w:rPr>
@@ -4750,11 +4716,17 @@
               <w:tab w:val="right" w:leader="dot" w:pos="9926"/>
             </w:tabs>
             <w:rPr>
-              <w:rFonts w:ascii="Times New Roman" w:hAnsi="Times New Roman" w:cs="Times New Roman"/>
+              <w:rFonts w:asciiTheme="minorHAnsi" w:hAnsiTheme="minorHAnsi"/>
               <w:noProof/>
+              <w:color w:val="auto"/>
+              <w:kern w:val="2"/>
+              <w:sz w:val="24"/>
+              <w:szCs w:val="24"/>
+              <w:lang/>
+              <w14:ligatures w14:val="standardContextual"/>
             </w:rPr>
           </w:pPr>
-          <w:hyperlink w:anchor="_Toc240353175" w:history="1">
+          <w:hyperlink w:anchor="_Toc240467821" w:history="1">
             <w:r>
               <w:rPr>
                 <w:rStyle w:val="Hyperlink"/>
@@ -4765,7 +4737,6 @@
             </w:r>
             <w:r>
               <w:rPr>
-                <w:rFonts w:ascii="Times New Roman" w:hAnsi="Times New Roman" w:cs="Times New Roman"/>
                 <w:noProof/>
                 <w:webHidden/>
               </w:rPr>
@@ -4773,7 +4744,6 @@
             </w:r>
             <w:r>
               <w:rPr>
-                <w:rFonts w:ascii="Times New Roman" w:hAnsi="Times New Roman" w:cs="Times New Roman"/>
                 <w:noProof/>
                 <w:webHidden/>
               </w:rPr>
@@ -4781,22 +4751,19 @@
             </w:r>
             <w:r>
               <w:rPr>
-                <w:rFonts w:ascii="Times New Roman" w:hAnsi="Times New Roman" w:cs="Times New Roman"/>
-                <w:noProof/>
-                <w:webHidden/>
-              </w:rPr>
-              <w:instrText xml:space="preserve"> PAGEREF _Toc240353175 \h </w:instrText>
-            </w:r>
-            <w:r>
-              <w:rPr>
-                <w:rFonts w:ascii="Times New Roman" w:hAnsi="Times New Roman" w:cs="Times New Roman"/>
-                <w:noProof/>
-                <w:webHidden/>
-              </w:rPr>
-            </w:r>
-            <w:r>
-              <w:rPr>
-                <w:rFonts w:ascii="Times New Roman" w:hAnsi="Times New Roman" w:cs="Times New Roman"/>
+                <w:noProof/>
+                <w:webHidden/>
+              </w:rPr>
+              <w:instrText xml:space="preserve"> PAGEREF _Toc240467821 \h </w:instrText>
+            </w:r>
+            <w:r>
+              <w:rPr>
+                <w:noProof/>
+                <w:webHidden/>
+              </w:rPr>
+            </w:r>
+            <w:r>
+              <w:rPr>
                 <w:noProof/>
                 <w:webHidden/>
               </w:rPr>
@@ -4804,15 +4771,13 @@
             </w:r>
             <w:r>
               <w:rPr>
-                <w:rFonts w:ascii="Times New Roman" w:hAnsi="Times New Roman" w:cs="Times New Roman"/>
-                <w:noProof/>
-                <w:webHidden/>
-              </w:rPr>
-              <w:t>15</w:t>
-            </w:r>
-            <w:r>
-              <w:rPr>
-                <w:rFonts w:ascii="Times New Roman" w:hAnsi="Times New Roman" w:cs="Times New Roman"/>
+                <w:noProof/>
+                <w:webHidden/>
+              </w:rPr>
+              <w:t>17</w:t>
+            </w:r>
+            <w:r>
+              <w:rPr>
                 <w:noProof/>
                 <w:webHidden/>
               </w:rPr>
@@ -4827,11 +4792,17 @@
               <w:tab w:val="right" w:leader="dot" w:pos="9926"/>
             </w:tabs>
             <w:rPr>
-              <w:rFonts w:ascii="Times New Roman" w:hAnsi="Times New Roman" w:cs="Times New Roman"/>
+              <w:rFonts w:asciiTheme="minorHAnsi" w:hAnsiTheme="minorHAnsi"/>
               <w:noProof/>
+              <w:color w:val="auto"/>
+              <w:kern w:val="2"/>
+              <w:sz w:val="24"/>
+              <w:szCs w:val="24"/>
+              <w:lang/>
+              <w14:ligatures w14:val="standardContextual"/>
             </w:rPr>
           </w:pPr>
-          <w:hyperlink w:anchor="_Toc240353176" w:history="1">
+          <w:hyperlink w:anchor="_Toc240467822" w:history="1">
             <w:r>
               <w:rPr>
                 <w:rStyle w:val="Hyperlink"/>
@@ -4842,7 +4813,6 @@
             </w:r>
             <w:r>
               <w:rPr>
-                <w:rFonts w:ascii="Times New Roman" w:hAnsi="Times New Roman" w:cs="Times New Roman"/>
                 <w:noProof/>
                 <w:webHidden/>
               </w:rPr>
@@ -4850,7 +4820,6 @@
             </w:r>
             <w:r>
               <w:rPr>
-                <w:rFonts w:ascii="Times New Roman" w:hAnsi="Times New Roman" w:cs="Times New Roman"/>
                 <w:noProof/>
                 <w:webHidden/>
               </w:rPr>
@@ -4858,22 +4827,19 @@
             </w:r>
             <w:r>
               <w:rPr>
-                <w:rFonts w:ascii="Times New Roman" w:hAnsi="Times New Roman" w:cs="Times New Roman"/>
-                <w:noProof/>
-                <w:webHidden/>
-              </w:rPr>
-              <w:instrText xml:space="preserve"> PAGEREF _Toc240353176 \h </w:instrText>
-            </w:r>
-            <w:r>
-              <w:rPr>
-                <w:rFonts w:ascii="Times New Roman" w:hAnsi="Times New Roman" w:cs="Times New Roman"/>
-                <w:noProof/>
-                <w:webHidden/>
-              </w:rPr>
-            </w:r>
-            <w:r>
-              <w:rPr>
-                <w:rFonts w:ascii="Times New Roman" w:hAnsi="Times New Roman" w:cs="Times New Roman"/>
+                <w:noProof/>
+                <w:webHidden/>
+              </w:rPr>
+              <w:instrText xml:space="preserve"> PAGEREF _Toc240467822 \h </w:instrText>
+            </w:r>
+            <w:r>
+              <w:rPr>
+                <w:noProof/>
+                <w:webHidden/>
+              </w:rPr>
+            </w:r>
+            <w:r>
+              <w:rPr>
                 <w:noProof/>
                 <w:webHidden/>
               </w:rPr>
@@ -4881,15 +4847,13 @@
             </w:r>
             <w:r>
               <w:rPr>
-                <w:rFonts w:ascii="Times New Roman" w:hAnsi="Times New Roman" w:cs="Times New Roman"/>
-                <w:noProof/>
-                <w:webHidden/>
-              </w:rPr>
-              <w:t>16</w:t>
-            </w:r>
-            <w:r>
-              <w:rPr>
-                <w:rFonts w:ascii="Times New Roman" w:hAnsi="Times New Roman" w:cs="Times New Roman"/>
+                <w:noProof/>
+                <w:webHidden/>
+              </w:rPr>
+              <w:t>18</w:t>
+            </w:r>
+            <w:r>
+              <w:rPr>
                 <w:noProof/>
                 <w:webHidden/>
               </w:rPr>
@@ -4904,11 +4868,17 @@
               <w:tab w:val="right" w:leader="dot" w:pos="9926"/>
             </w:tabs>
             <w:rPr>
-              <w:rFonts w:ascii="Times New Roman" w:hAnsi="Times New Roman" w:cs="Times New Roman"/>
+              <w:rFonts w:asciiTheme="minorHAnsi" w:hAnsiTheme="minorHAnsi"/>
               <w:noProof/>
+              <w:color w:val="auto"/>
+              <w:kern w:val="2"/>
+              <w:sz w:val="24"/>
+              <w:szCs w:val="24"/>
+              <w:lang/>
+              <w14:ligatures w14:val="standardContextual"/>
             </w:rPr>
           </w:pPr>
-          <w:hyperlink w:anchor="_Toc240353177" w:history="1">
+          <w:hyperlink w:anchor="_Toc240467823" w:history="1">
             <w:r>
               <w:rPr>
                 <w:rStyle w:val="Hyperlink"/>
@@ -4919,7 +4889,6 @@
             </w:r>
             <w:r>
               <w:rPr>
-                <w:rFonts w:ascii="Times New Roman" w:hAnsi="Times New Roman" w:cs="Times New Roman"/>
                 <w:noProof/>
                 <w:webHidden/>
               </w:rPr>
@@ -4927,7 +4896,6 @@
             </w:r>
             <w:r>
               <w:rPr>
-                <w:rFonts w:ascii="Times New Roman" w:hAnsi="Times New Roman" w:cs="Times New Roman"/>
                 <w:noProof/>
                 <w:webHidden/>
               </w:rPr>
@@ -4935,22 +4903,19 @@
             </w:r>
             <w:r>
               <w:rPr>
-                <w:rFonts w:ascii="Times New Roman" w:hAnsi="Times New Roman" w:cs="Times New Roman"/>
-                <w:noProof/>
-                <w:webHidden/>
-              </w:rPr>
-              <w:instrText xml:space="preserve"> PAGEREF _Toc240353177 \h </w:instrText>
-            </w:r>
-            <w:r>
-              <w:rPr>
-                <w:rFonts w:ascii="Times New Roman" w:hAnsi="Times New Roman" w:cs="Times New Roman"/>
-                <w:noProof/>
-                <w:webHidden/>
-              </w:rPr>
-            </w:r>
-            <w:r>
-              <w:rPr>
-                <w:rFonts w:ascii="Times New Roman" w:hAnsi="Times New Roman" w:cs="Times New Roman"/>
+                <w:noProof/>
+                <w:webHidden/>
+              </w:rPr>
+              <w:instrText xml:space="preserve"> PAGEREF _Toc240467823 \h </w:instrText>
+            </w:r>
+            <w:r>
+              <w:rPr>
+                <w:noProof/>
+                <w:webHidden/>
+              </w:rPr>
+            </w:r>
+            <w:r>
+              <w:rPr>
                 <w:noProof/>
                 <w:webHidden/>
               </w:rPr>
@@ -4958,15 +4923,13 @@
             </w:r>
             <w:r>
               <w:rPr>
-                <w:rFonts w:ascii="Times New Roman" w:hAnsi="Times New Roman" w:cs="Times New Roman"/>
-                <w:noProof/>
-                <w:webHidden/>
-              </w:rPr>
-              <w:t>16</w:t>
-            </w:r>
-            <w:r>
-              <w:rPr>
-                <w:rFonts w:ascii="Times New Roman" w:hAnsi="Times New Roman" w:cs="Times New Roman"/>
+                <w:noProof/>
+                <w:webHidden/>
+              </w:rPr>
+              <w:t>18</w:t>
+            </w:r>
+            <w:r>
+              <w:rPr>
                 <w:noProof/>
                 <w:webHidden/>
               </w:rPr>
@@ -4981,11 +4944,17 @@
               <w:tab w:val="right" w:leader="dot" w:pos="9926"/>
             </w:tabs>
             <w:rPr>
-              <w:rFonts w:ascii="Times New Roman" w:hAnsi="Times New Roman" w:cs="Times New Roman"/>
+              <w:rFonts w:asciiTheme="minorHAnsi" w:hAnsiTheme="minorHAnsi"/>
               <w:noProof/>
+              <w:color w:val="auto"/>
+              <w:kern w:val="2"/>
+              <w:sz w:val="24"/>
+              <w:szCs w:val="24"/>
+              <w:lang/>
+              <w14:ligatures w14:val="standardContextual"/>
             </w:rPr>
           </w:pPr>
-          <w:hyperlink w:anchor="_Toc240353178" w:history="1">
+          <w:hyperlink w:anchor="_Toc240467824" w:history="1">
             <w:r>
               <w:rPr>
                 <w:rStyle w:val="Hyperlink"/>
@@ -4996,7 +4965,6 @@
             </w:r>
             <w:r>
               <w:rPr>
-                <w:rFonts w:ascii="Times New Roman" w:hAnsi="Times New Roman" w:cs="Times New Roman"/>
                 <w:noProof/>
                 <w:webHidden/>
               </w:rPr>
@@ -5004,7 +4972,6 @@
             </w:r>
             <w:r>
               <w:rPr>
-                <w:rFonts w:ascii="Times New Roman" w:hAnsi="Times New Roman" w:cs="Times New Roman"/>
                 <w:noProof/>
                 <w:webHidden/>
               </w:rPr>
@@ -5012,22 +4979,19 @@
             </w:r>
             <w:r>
               <w:rPr>
-                <w:rFonts w:ascii="Times New Roman" w:hAnsi="Times New Roman" w:cs="Times New Roman"/>
-                <w:noProof/>
-                <w:webHidden/>
-              </w:rPr>
-              <w:instrText xml:space="preserve"> PAGEREF _Toc240353178 \h </w:instrText>
-            </w:r>
-            <w:r>
-              <w:rPr>
-                <w:rFonts w:ascii="Times New Roman" w:hAnsi="Times New Roman" w:cs="Times New Roman"/>
-                <w:noProof/>
-                <w:webHidden/>
-              </w:rPr>
-            </w:r>
-            <w:r>
-              <w:rPr>
-                <w:rFonts w:ascii="Times New Roman" w:hAnsi="Times New Roman" w:cs="Times New Roman"/>
+                <w:noProof/>
+                <w:webHidden/>
+              </w:rPr>
+              <w:instrText xml:space="preserve"> PAGEREF _Toc240467824 \h </w:instrText>
+            </w:r>
+            <w:r>
+              <w:rPr>
+                <w:noProof/>
+                <w:webHidden/>
+              </w:rPr>
+            </w:r>
+            <w:r>
+              <w:rPr>
                 <w:noProof/>
                 <w:webHidden/>
               </w:rPr>
@@ -5035,15 +4999,13 @@
             </w:r>
             <w:r>
               <w:rPr>
-                <w:rFonts w:ascii="Times New Roman" w:hAnsi="Times New Roman" w:cs="Times New Roman"/>
-                <w:noProof/>
-                <w:webHidden/>
-              </w:rPr>
-              <w:t>16</w:t>
-            </w:r>
-            <w:r>
-              <w:rPr>
-                <w:rFonts w:ascii="Times New Roman" w:hAnsi="Times New Roman" w:cs="Times New Roman"/>
+                <w:noProof/>
+                <w:webHidden/>
+              </w:rPr>
+              <w:t>18</w:t>
+            </w:r>
+            <w:r>
+              <w:rPr>
                 <w:noProof/>
                 <w:webHidden/>
               </w:rPr>
@@ -5058,11 +5020,17 @@
               <w:tab w:val="right" w:leader="dot" w:pos="9926"/>
             </w:tabs>
             <w:rPr>
-              <w:rFonts w:ascii="Times New Roman" w:hAnsi="Times New Roman" w:cs="Times New Roman"/>
+              <w:rFonts w:asciiTheme="minorHAnsi" w:hAnsiTheme="minorHAnsi"/>
               <w:noProof/>
+              <w:color w:val="auto"/>
+              <w:kern w:val="2"/>
+              <w:sz w:val="24"/>
+              <w:szCs w:val="24"/>
+              <w:lang/>
+              <w14:ligatures w14:val="standardContextual"/>
             </w:rPr>
           </w:pPr>
-          <w:hyperlink w:anchor="_Toc240353179" w:history="1">
+          <w:hyperlink w:anchor="_Toc240467825" w:history="1">
             <w:r>
               <w:rPr>
                 <w:rStyle w:val="Hyperlink"/>
@@ -5073,7 +5041,6 @@
             </w:r>
             <w:r>
               <w:rPr>
-                <w:rFonts w:ascii="Times New Roman" w:hAnsi="Times New Roman" w:cs="Times New Roman"/>
                 <w:noProof/>
                 <w:webHidden/>
               </w:rPr>
@@ -5081,7 +5048,6 @@
             </w:r>
             <w:r>
               <w:rPr>
-                <w:rFonts w:ascii="Times New Roman" w:hAnsi="Times New Roman" w:cs="Times New Roman"/>
                 <w:noProof/>
                 <w:webHidden/>
               </w:rPr>
@@ -5089,22 +5055,19 @@
             </w:r>
             <w:r>
               <w:rPr>
-                <w:rFonts w:ascii="Times New Roman" w:hAnsi="Times New Roman" w:cs="Times New Roman"/>
-                <w:noProof/>
-                <w:webHidden/>
-              </w:rPr>
-              <w:instrText xml:space="preserve"> PAGEREF _Toc240353179 \h </w:instrText>
-            </w:r>
-            <w:r>
-              <w:rPr>
-                <w:rFonts w:ascii="Times New Roman" w:hAnsi="Times New Roman" w:cs="Times New Roman"/>
-                <w:noProof/>
-                <w:webHidden/>
-              </w:rPr>
-            </w:r>
-            <w:r>
-              <w:rPr>
-                <w:rFonts w:ascii="Times New Roman" w:hAnsi="Times New Roman" w:cs="Times New Roman"/>
+                <w:noProof/>
+                <w:webHidden/>
+              </w:rPr>
+              <w:instrText xml:space="preserve"> PAGEREF _Toc240467825 \h </w:instrText>
+            </w:r>
+            <w:r>
+              <w:rPr>
+                <w:noProof/>
+                <w:webHidden/>
+              </w:rPr>
+            </w:r>
+            <w:r>
+              <w:rPr>
                 <w:noProof/>
                 <w:webHidden/>
               </w:rPr>
@@ -5112,15 +5075,13 @@
             </w:r>
             <w:r>
               <w:rPr>
-                <w:rFonts w:ascii="Times New Roman" w:hAnsi="Times New Roman" w:cs="Times New Roman"/>
-                <w:noProof/>
-                <w:webHidden/>
-              </w:rPr>
-              <w:t>17</w:t>
-            </w:r>
-            <w:r>
-              <w:rPr>
-                <w:rFonts w:ascii="Times New Roman" w:hAnsi="Times New Roman" w:cs="Times New Roman"/>
+                <w:noProof/>
+                <w:webHidden/>
+              </w:rPr>
+              <w:t>18</w:t>
+            </w:r>
+            <w:r>
+              <w:rPr>
                 <w:noProof/>
                 <w:webHidden/>
               </w:rPr>
@@ -5135,11 +5096,17 @@
               <w:tab w:val="right" w:leader="dot" w:pos="9926"/>
             </w:tabs>
             <w:rPr>
-              <w:rFonts w:ascii="Times New Roman" w:hAnsi="Times New Roman" w:cs="Times New Roman"/>
+              <w:rFonts w:asciiTheme="minorHAnsi" w:hAnsiTheme="minorHAnsi"/>
               <w:noProof/>
+              <w:color w:val="auto"/>
+              <w:kern w:val="2"/>
+              <w:sz w:val="24"/>
+              <w:szCs w:val="24"/>
+              <w:lang/>
+              <w14:ligatures w14:val="standardContextual"/>
             </w:rPr>
           </w:pPr>
-          <w:hyperlink w:anchor="_Toc240353180" w:history="1">
+          <w:hyperlink w:anchor="_Toc240467826" w:history="1">
             <w:r>
               <w:rPr>
                 <w:rStyle w:val="Hyperlink"/>
@@ -5150,7 +5117,6 @@
             </w:r>
             <w:r>
               <w:rPr>
-                <w:rFonts w:ascii="Times New Roman" w:hAnsi="Times New Roman" w:cs="Times New Roman"/>
                 <w:noProof/>
                 <w:webHidden/>
               </w:rPr>
@@ -5158,7 +5124,6 @@
             </w:r>
             <w:r>
               <w:rPr>
-                <w:rFonts w:ascii="Times New Roman" w:hAnsi="Times New Roman" w:cs="Times New Roman"/>
                 <w:noProof/>
                 <w:webHidden/>
               </w:rPr>
@@ -5166,22 +5131,19 @@
             </w:r>
             <w:r>
               <w:rPr>
-                <w:rFonts w:ascii="Times New Roman" w:hAnsi="Times New Roman" w:cs="Times New Roman"/>
-                <w:noProof/>
-                <w:webHidden/>
-              </w:rPr>
-              <w:instrText xml:space="preserve"> PAGEREF _Toc240353180 \h </w:instrText>
-            </w:r>
-            <w:r>
-              <w:rPr>
-                <w:rFonts w:ascii="Times New Roman" w:hAnsi="Times New Roman" w:cs="Times New Roman"/>
-                <w:noProof/>
-                <w:webHidden/>
-              </w:rPr>
-            </w:r>
-            <w:r>
-              <w:rPr>
-                <w:rFonts w:ascii="Times New Roman" w:hAnsi="Times New Roman" w:cs="Times New Roman"/>
+                <w:noProof/>
+                <w:webHidden/>
+              </w:rPr>
+              <w:instrText xml:space="preserve"> PAGEREF _Toc240467826 \h </w:instrText>
+            </w:r>
+            <w:r>
+              <w:rPr>
+                <w:noProof/>
+                <w:webHidden/>
+              </w:rPr>
+            </w:r>
+            <w:r>
+              <w:rPr>
                 <w:noProof/>
                 <w:webHidden/>
               </w:rPr>
@@ -5189,15 +5151,13 @@
             </w:r>
             <w:r>
               <w:rPr>
-                <w:rFonts w:ascii="Times New Roman" w:hAnsi="Times New Roman" w:cs="Times New Roman"/>
-                <w:noProof/>
-                <w:webHidden/>
-              </w:rPr>
-              <w:t>17</w:t>
-            </w:r>
-            <w:r>
-              <w:rPr>
-                <w:rFonts w:ascii="Times New Roman" w:hAnsi="Times New Roman" w:cs="Times New Roman"/>
+                <w:noProof/>
+                <w:webHidden/>
+              </w:rPr>
+              <w:t>19</w:t>
+            </w:r>
+            <w:r>
+              <w:rPr>
                 <w:noProof/>
                 <w:webHidden/>
               </w:rPr>
@@ -5212,11 +5172,17 @@
               <w:tab w:val="right" w:leader="dot" w:pos="9926"/>
             </w:tabs>
             <w:rPr>
-              <w:rFonts w:ascii="Times New Roman" w:hAnsi="Times New Roman" w:cs="Times New Roman"/>
+              <w:rFonts w:asciiTheme="minorHAnsi" w:hAnsiTheme="minorHAnsi"/>
               <w:noProof/>
+              <w:color w:val="auto"/>
+              <w:kern w:val="2"/>
+              <w:sz w:val="24"/>
+              <w:szCs w:val="24"/>
+              <w:lang/>
+              <w14:ligatures w14:val="standardContextual"/>
             </w:rPr>
           </w:pPr>
-          <w:hyperlink w:anchor="_Toc240353181" w:history="1">
+          <w:hyperlink w:anchor="_Toc240467827" w:history="1">
             <w:r>
               <w:rPr>
                 <w:rStyle w:val="Hyperlink"/>
@@ -5227,7 +5193,6 @@
             </w:r>
             <w:r>
               <w:rPr>
-                <w:rFonts w:ascii="Times New Roman" w:hAnsi="Times New Roman" w:cs="Times New Roman"/>
                 <w:noProof/>
                 <w:webHidden/>
               </w:rPr>
@@ -5235,7 +5200,6 @@
             </w:r>
             <w:r>
               <w:rPr>
-                <w:rFonts w:ascii="Times New Roman" w:hAnsi="Times New Roman" w:cs="Times New Roman"/>
                 <w:noProof/>
                 <w:webHidden/>
               </w:rPr>
@@ -5243,22 +5207,19 @@
             </w:r>
             <w:r>
               <w:rPr>
-                <w:rFonts w:ascii="Times New Roman" w:hAnsi="Times New Roman" w:cs="Times New Roman"/>
-                <w:noProof/>
-                <w:webHidden/>
-              </w:rPr>
-              <w:instrText xml:space="preserve"> PAGEREF _Toc240353181 \h </w:instrText>
-            </w:r>
-            <w:r>
-              <w:rPr>
-                <w:rFonts w:ascii="Times New Roman" w:hAnsi="Times New Roman" w:cs="Times New Roman"/>
-                <w:noProof/>
-                <w:webHidden/>
-              </w:rPr>
-            </w:r>
-            <w:r>
-              <w:rPr>
-                <w:rFonts w:ascii="Times New Roman" w:hAnsi="Times New Roman" w:cs="Times New Roman"/>
+                <w:noProof/>
+                <w:webHidden/>
+              </w:rPr>
+              <w:instrText xml:space="preserve"> PAGEREF _Toc240467827 \h </w:instrText>
+            </w:r>
+            <w:r>
+              <w:rPr>
+                <w:noProof/>
+                <w:webHidden/>
+              </w:rPr>
+            </w:r>
+            <w:r>
+              <w:rPr>
                 <w:noProof/>
                 <w:webHidden/>
               </w:rPr>
@@ -5266,15 +5227,13 @@
             </w:r>
             <w:r>
               <w:rPr>
-                <w:rFonts w:ascii="Times New Roman" w:hAnsi="Times New Roman" w:cs="Times New Roman"/>
-                <w:noProof/>
-                <w:webHidden/>
-              </w:rPr>
-              <w:t>18</w:t>
-            </w:r>
-            <w:r>
-              <w:rPr>
-                <w:rFonts w:ascii="Times New Roman" w:hAnsi="Times New Roman" w:cs="Times New Roman"/>
+                <w:noProof/>
+                <w:webHidden/>
+              </w:rPr>
+              <w:t>19</w:t>
+            </w:r>
+            <w:r>
+              <w:rPr>
                 <w:noProof/>
                 <w:webHidden/>
               </w:rPr>
@@ -5289,11 +5248,17 @@
               <w:tab w:val="right" w:leader="dot" w:pos="9926"/>
             </w:tabs>
             <w:rPr>
-              <w:rFonts w:ascii="Times New Roman" w:hAnsi="Times New Roman" w:cs="Times New Roman"/>
+              <w:rFonts w:asciiTheme="minorHAnsi" w:hAnsiTheme="minorHAnsi"/>
               <w:noProof/>
+              <w:color w:val="auto"/>
+              <w:kern w:val="2"/>
+              <w:sz w:val="24"/>
+              <w:szCs w:val="24"/>
+              <w:lang/>
+              <w14:ligatures w14:val="standardContextual"/>
             </w:rPr>
           </w:pPr>
-          <w:hyperlink w:anchor="_Toc240353182" w:history="1">
+          <w:hyperlink w:anchor="_Toc240467828" w:history="1">
             <w:r>
               <w:rPr>
                 <w:rStyle w:val="Hyperlink"/>
@@ -5304,7 +5269,6 @@
             </w:r>
             <w:r>
               <w:rPr>
-                <w:rFonts w:ascii="Times New Roman" w:hAnsi="Times New Roman" w:cs="Times New Roman"/>
                 <w:noProof/>
                 <w:webHidden/>
               </w:rPr>
@@ -5312,7 +5276,6 @@
             </w:r>
             <w:r>
               <w:rPr>
-                <w:rFonts w:ascii="Times New Roman" w:hAnsi="Times New Roman" w:cs="Times New Roman"/>
                 <w:noProof/>
                 <w:webHidden/>
               </w:rPr>
@@ -5320,22 +5283,19 @@
             </w:r>
             <w:r>
               <w:rPr>
-                <w:rFonts w:ascii="Times New Roman" w:hAnsi="Times New Roman" w:cs="Times New Roman"/>
-                <w:noProof/>
-                <w:webHidden/>
-              </w:rPr>
-              <w:instrText xml:space="preserve"> PAGEREF _Toc240353182 \h </w:instrText>
-            </w:r>
-            <w:r>
-              <w:rPr>
-                <w:rFonts w:ascii="Times New Roman" w:hAnsi="Times New Roman" w:cs="Times New Roman"/>
-                <w:noProof/>
-                <w:webHidden/>
-              </w:rPr>
-            </w:r>
-            <w:r>
-              <w:rPr>
-                <w:rFonts w:ascii="Times New Roman" w:hAnsi="Times New Roman" w:cs="Times New Roman"/>
+                <w:noProof/>
+                <w:webHidden/>
+              </w:rPr>
+              <w:instrText xml:space="preserve"> PAGEREF _Toc240467828 \h </w:instrText>
+            </w:r>
+            <w:r>
+              <w:rPr>
+                <w:noProof/>
+                <w:webHidden/>
+              </w:rPr>
+            </w:r>
+            <w:r>
+              <w:rPr>
                 <w:noProof/>
                 <w:webHidden/>
               </w:rPr>
@@ -5343,15 +5303,13 @@
             </w:r>
             <w:r>
               <w:rPr>
-                <w:rFonts w:ascii="Times New Roman" w:hAnsi="Times New Roman" w:cs="Times New Roman"/>
-                <w:noProof/>
-                <w:webHidden/>
-              </w:rPr>
-              <w:t>18</w:t>
-            </w:r>
-            <w:r>
-              <w:rPr>
-                <w:rFonts w:ascii="Times New Roman" w:hAnsi="Times New Roman" w:cs="Times New Roman"/>
+                <w:noProof/>
+                <w:webHidden/>
+              </w:rPr>
+              <w:t>19</w:t>
+            </w:r>
+            <w:r>
+              <w:rPr>
                 <w:noProof/>
                 <w:webHidden/>
               </w:rPr>
@@ -5366,11 +5324,17 @@
               <w:tab w:val="right" w:leader="dot" w:pos="9926"/>
             </w:tabs>
             <w:rPr>
-              <w:rFonts w:ascii="Times New Roman" w:hAnsi="Times New Roman" w:cs="Times New Roman"/>
+              <w:rFonts w:asciiTheme="minorHAnsi" w:hAnsiTheme="minorHAnsi"/>
               <w:noProof/>
+              <w:color w:val="auto"/>
+              <w:kern w:val="2"/>
+              <w:sz w:val="24"/>
+              <w:szCs w:val="24"/>
+              <w:lang/>
+              <w14:ligatures w14:val="standardContextual"/>
             </w:rPr>
           </w:pPr>
-          <w:hyperlink w:anchor="_Toc240353183" w:history="1">
+          <w:hyperlink w:anchor="_Toc240467829" w:history="1">
             <w:r>
               <w:rPr>
                 <w:rStyle w:val="Hyperlink"/>
@@ -5381,7 +5345,6 @@
             </w:r>
             <w:r>
               <w:rPr>
-                <w:rFonts w:ascii="Times New Roman" w:hAnsi="Times New Roman" w:cs="Times New Roman"/>
                 <w:noProof/>
                 <w:webHidden/>
               </w:rPr>
@@ -5389,7 +5352,6 @@
             </w:r>
             <w:r>
               <w:rPr>
-                <w:rFonts w:ascii="Times New Roman" w:hAnsi="Times New Roman" w:cs="Times New Roman"/>
                 <w:noProof/>
                 <w:webHidden/>
               </w:rPr>
@@ -5397,22 +5359,19 @@
             </w:r>
             <w:r>
               <w:rPr>
-                <w:rFonts w:ascii="Times New Roman" w:hAnsi="Times New Roman" w:cs="Times New Roman"/>
-                <w:noProof/>
-                <w:webHidden/>
-              </w:rPr>
-              <w:instrText xml:space="preserve"> PAGEREF _Toc240353183 \h </w:instrText>
-            </w:r>
-            <w:r>
-              <w:rPr>
-                <w:rFonts w:ascii="Times New Roman" w:hAnsi="Times New Roman" w:cs="Times New Roman"/>
-                <w:noProof/>
-                <w:webHidden/>
-              </w:rPr>
-            </w:r>
-            <w:r>
-              <w:rPr>
-                <w:rFonts w:ascii="Times New Roman" w:hAnsi="Times New Roman" w:cs="Times New Roman"/>
+                <w:noProof/>
+                <w:webHidden/>
+              </w:rPr>
+              <w:instrText xml:space="preserve"> PAGEREF _Toc240467829 \h </w:instrText>
+            </w:r>
+            <w:r>
+              <w:rPr>
+                <w:noProof/>
+                <w:webHidden/>
+              </w:rPr>
+            </w:r>
+            <w:r>
+              <w:rPr>
                 <w:noProof/>
                 <w:webHidden/>
               </w:rPr>
@@ -5420,15 +5379,13 @@
             </w:r>
             <w:r>
               <w:rPr>
-                <w:rFonts w:ascii="Times New Roman" w:hAnsi="Times New Roman" w:cs="Times New Roman"/>
-                <w:noProof/>
-                <w:webHidden/>
-              </w:rPr>
-              <w:t>18</w:t>
-            </w:r>
-            <w:r>
-              <w:rPr>
-                <w:rFonts w:ascii="Times New Roman" w:hAnsi="Times New Roman" w:cs="Times New Roman"/>
+                <w:noProof/>
+                <w:webHidden/>
+              </w:rPr>
+              <w:t>20</w:t>
+            </w:r>
+            <w:r>
+              <w:rPr>
                 <w:noProof/>
                 <w:webHidden/>
               </w:rPr>
@@ -5443,11 +5400,17 @@
               <w:tab w:val="right" w:leader="dot" w:pos="9926"/>
             </w:tabs>
             <w:rPr>
-              <w:rFonts w:ascii="Times New Roman" w:hAnsi="Times New Roman" w:cs="Times New Roman"/>
+              <w:rFonts w:asciiTheme="minorHAnsi" w:hAnsiTheme="minorHAnsi"/>
               <w:noProof/>
+              <w:color w:val="auto"/>
+              <w:kern w:val="2"/>
+              <w:sz w:val="24"/>
+              <w:szCs w:val="24"/>
+              <w:lang/>
+              <w14:ligatures w14:val="standardContextual"/>
             </w:rPr>
           </w:pPr>
-          <w:hyperlink w:anchor="_Toc240353184" w:history="1">
+          <w:hyperlink w:anchor="_Toc240467830" w:history="1">
             <w:r>
               <w:rPr>
                 <w:rStyle w:val="Hyperlink"/>
@@ -5458,7 +5421,6 @@
             </w:r>
             <w:r>
               <w:rPr>
-                <w:rFonts w:ascii="Times New Roman" w:hAnsi="Times New Roman" w:cs="Times New Roman"/>
                 <w:noProof/>
                 <w:webHidden/>
               </w:rPr>
@@ -5466,7 +5428,6 @@
             </w:r>
             <w:r>
               <w:rPr>
-                <w:rFonts w:ascii="Times New Roman" w:hAnsi="Times New Roman" w:cs="Times New Roman"/>
                 <w:noProof/>
                 <w:webHidden/>
               </w:rPr>
@@ -5474,22 +5435,19 @@
             </w:r>
             <w:r>
               <w:rPr>
-                <w:rFonts w:ascii="Times New Roman" w:hAnsi="Times New Roman" w:cs="Times New Roman"/>
-                <w:noProof/>
-                <w:webHidden/>
-              </w:rPr>
-              <w:instrText xml:space="preserve"> PAGEREF _Toc240353184 \h </w:instrText>
-            </w:r>
-            <w:r>
-              <w:rPr>
-                <w:rFonts w:ascii="Times New Roman" w:hAnsi="Times New Roman" w:cs="Times New Roman"/>
-                <w:noProof/>
-                <w:webHidden/>
-              </w:rPr>
-            </w:r>
-            <w:r>
-              <w:rPr>
-                <w:rFonts w:ascii="Times New Roman" w:hAnsi="Times New Roman" w:cs="Times New Roman"/>
+                <w:noProof/>
+                <w:webHidden/>
+              </w:rPr>
+              <w:instrText xml:space="preserve"> PAGEREF _Toc240467830 \h </w:instrText>
+            </w:r>
+            <w:r>
+              <w:rPr>
+                <w:noProof/>
+                <w:webHidden/>
+              </w:rPr>
+            </w:r>
+            <w:r>
+              <w:rPr>
                 <w:noProof/>
                 <w:webHidden/>
               </w:rPr>
@@ -5497,15 +5455,13 @@
             </w:r>
             <w:r>
               <w:rPr>
-                <w:rFonts w:ascii="Times New Roman" w:hAnsi="Times New Roman" w:cs="Times New Roman"/>
-                <w:noProof/>
-                <w:webHidden/>
-              </w:rPr>
-              <w:t>18</w:t>
-            </w:r>
-            <w:r>
-              <w:rPr>
-                <w:rFonts w:ascii="Times New Roman" w:hAnsi="Times New Roman" w:cs="Times New Roman"/>
+                <w:noProof/>
+                <w:webHidden/>
+              </w:rPr>
+              <w:t>20</w:t>
+            </w:r>
+            <w:r>
+              <w:rPr>
                 <w:noProof/>
                 <w:webHidden/>
               </w:rPr>
@@ -5520,11 +5476,17 @@
               <w:tab w:val="right" w:leader="dot" w:pos="9926"/>
             </w:tabs>
             <w:rPr>
-              <w:rFonts w:ascii="Times New Roman" w:hAnsi="Times New Roman" w:cs="Times New Roman"/>
+              <w:rFonts w:asciiTheme="minorHAnsi" w:hAnsiTheme="minorHAnsi"/>
               <w:noProof/>
+              <w:color w:val="auto"/>
+              <w:kern w:val="2"/>
+              <w:sz w:val="24"/>
+              <w:szCs w:val="24"/>
+              <w:lang/>
+              <w14:ligatures w14:val="standardContextual"/>
             </w:rPr>
           </w:pPr>
-          <w:hyperlink w:anchor="_Toc240353185" w:history="1">
+          <w:hyperlink w:anchor="_Toc240467831" w:history="1">
             <w:r>
               <w:rPr>
                 <w:rStyle w:val="Hyperlink"/>
@@ -5535,7 +5497,6 @@
             </w:r>
             <w:r>
               <w:rPr>
-                <w:rFonts w:ascii="Times New Roman" w:hAnsi="Times New Roman" w:cs="Times New Roman"/>
                 <w:noProof/>
                 <w:webHidden/>
               </w:rPr>
@@ -5543,7 +5504,6 @@
             </w:r>
             <w:r>
               <w:rPr>
-                <w:rFonts w:ascii="Times New Roman" w:hAnsi="Times New Roman" w:cs="Times New Roman"/>
                 <w:noProof/>
                 <w:webHidden/>
               </w:rPr>
@@ -5551,22 +5511,19 @@
             </w:r>
             <w:r>
               <w:rPr>
-                <w:rFonts w:ascii="Times New Roman" w:hAnsi="Times New Roman" w:cs="Times New Roman"/>
-                <w:noProof/>
-                <w:webHidden/>
-              </w:rPr>
-              <w:instrText xml:space="preserve"> PAGEREF _Toc240353185 \h </w:instrText>
-            </w:r>
-            <w:r>
-              <w:rPr>
-                <w:rFonts w:ascii="Times New Roman" w:hAnsi="Times New Roman" w:cs="Times New Roman"/>
-                <w:noProof/>
-                <w:webHidden/>
-              </w:rPr>
-            </w:r>
-            <w:r>
-              <w:rPr>
-                <w:rFonts w:ascii="Times New Roman" w:hAnsi="Times New Roman" w:cs="Times New Roman"/>
+                <w:noProof/>
+                <w:webHidden/>
+              </w:rPr>
+              <w:instrText xml:space="preserve"> PAGEREF _Toc240467831 \h </w:instrText>
+            </w:r>
+            <w:r>
+              <w:rPr>
+                <w:noProof/>
+                <w:webHidden/>
+              </w:rPr>
+            </w:r>
+            <w:r>
+              <w:rPr>
                 <w:noProof/>
                 <w:webHidden/>
               </w:rPr>
@@ -5574,15 +5531,13 @@
             </w:r>
             <w:r>
               <w:rPr>
-                <w:rFonts w:ascii="Times New Roman" w:hAnsi="Times New Roman" w:cs="Times New Roman"/>
-                <w:noProof/>
-                <w:webHidden/>
-              </w:rPr>
-              <w:t>20</w:t>
-            </w:r>
-            <w:r>
-              <w:rPr>
-                <w:rFonts w:ascii="Times New Roman" w:hAnsi="Times New Roman" w:cs="Times New Roman"/>
+                <w:noProof/>
+                <w:webHidden/>
+              </w:rPr>
+              <w:t>21</w:t>
+            </w:r>
+            <w:r>
+              <w:rPr>
                 <w:noProof/>
                 <w:webHidden/>
               </w:rPr>
@@ -5597,11 +5552,17 @@
               <w:tab w:val="right" w:leader="dot" w:pos="9926"/>
             </w:tabs>
             <w:rPr>
-              <w:rFonts w:ascii="Times New Roman" w:hAnsi="Times New Roman" w:cs="Times New Roman"/>
+              <w:rFonts w:asciiTheme="minorHAnsi" w:hAnsiTheme="minorHAnsi"/>
               <w:noProof/>
+              <w:color w:val="auto"/>
+              <w:kern w:val="2"/>
+              <w:sz w:val="24"/>
+              <w:szCs w:val="24"/>
+              <w:lang/>
+              <w14:ligatures w14:val="standardContextual"/>
             </w:rPr>
           </w:pPr>
-          <w:hyperlink w:anchor="_Toc240353186" w:history="1">
+          <w:hyperlink w:anchor="_Toc240467832" w:history="1">
             <w:r>
               <w:rPr>
                 <w:rStyle w:val="Hyperlink"/>
@@ -5612,7 +5573,6 @@
             </w:r>
             <w:r>
               <w:rPr>
-                <w:rFonts w:ascii="Times New Roman" w:hAnsi="Times New Roman" w:cs="Times New Roman"/>
                 <w:noProof/>
                 <w:webHidden/>
               </w:rPr>
@@ -5620,7 +5580,6 @@
             </w:r>
             <w:r>
               <w:rPr>
-                <w:rFonts w:ascii="Times New Roman" w:hAnsi="Times New Roman" w:cs="Times New Roman"/>
                 <w:noProof/>
                 <w:webHidden/>
               </w:rPr>
@@ -5628,22 +5587,19 @@
             </w:r>
             <w:r>
               <w:rPr>
-                <w:rFonts w:ascii="Times New Roman" w:hAnsi="Times New Roman" w:cs="Times New Roman"/>
-                <w:noProof/>
-                <w:webHidden/>
-              </w:rPr>
-              <w:instrText xml:space="preserve"> PAGEREF _Toc240353186 \h </w:instrText>
-            </w:r>
-            <w:r>
-              <w:rPr>
-                <w:rFonts w:ascii="Times New Roman" w:hAnsi="Times New Roman" w:cs="Times New Roman"/>
-                <w:noProof/>
-                <w:webHidden/>
-              </w:rPr>
-            </w:r>
-            <w:r>
-              <w:rPr>
-                <w:rFonts w:ascii="Times New Roman" w:hAnsi="Times New Roman" w:cs="Times New Roman"/>
+                <w:noProof/>
+                <w:webHidden/>
+              </w:rPr>
+              <w:instrText xml:space="preserve"> PAGEREF _Toc240467832 \h </w:instrText>
+            </w:r>
+            <w:r>
+              <w:rPr>
+                <w:noProof/>
+                <w:webHidden/>
+              </w:rPr>
+            </w:r>
+            <w:r>
+              <w:rPr>
                 <w:noProof/>
                 <w:webHidden/>
               </w:rPr>
@@ -5651,15 +5607,13 @@
             </w:r>
             <w:r>
               <w:rPr>
-                <w:rFonts w:ascii="Times New Roman" w:hAnsi="Times New Roman" w:cs="Times New Roman"/>
-                <w:noProof/>
-                <w:webHidden/>
-              </w:rPr>
-              <w:t>20</w:t>
-            </w:r>
-            <w:r>
-              <w:rPr>
-                <w:rFonts w:ascii="Times New Roman" w:hAnsi="Times New Roman" w:cs="Times New Roman"/>
+                <w:noProof/>
+                <w:webHidden/>
+              </w:rPr>
+              <w:t>21</w:t>
+            </w:r>
+            <w:r>
+              <w:rPr>
                 <w:noProof/>
                 <w:webHidden/>
               </w:rPr>
@@ -5674,11 +5628,17 @@
               <w:tab w:val="right" w:leader="dot" w:pos="9926"/>
             </w:tabs>
             <w:rPr>
-              <w:rFonts w:ascii="Times New Roman" w:hAnsi="Times New Roman" w:cs="Times New Roman"/>
+              <w:rFonts w:asciiTheme="minorHAnsi" w:hAnsiTheme="minorHAnsi"/>
               <w:noProof/>
+              <w:color w:val="auto"/>
+              <w:kern w:val="2"/>
+              <w:sz w:val="24"/>
+              <w:szCs w:val="24"/>
+              <w:lang/>
+              <w14:ligatures w14:val="standardContextual"/>
             </w:rPr>
           </w:pPr>
-          <w:hyperlink w:anchor="_Toc240353187" w:history="1">
+          <w:hyperlink w:anchor="_Toc240467833" w:history="1">
             <w:r>
               <w:rPr>
                 <w:rStyle w:val="Hyperlink"/>
@@ -5689,7 +5649,6 @@
             </w:r>
             <w:r>
               <w:rPr>
-                <w:rFonts w:ascii="Times New Roman" w:hAnsi="Times New Roman" w:cs="Times New Roman"/>
                 <w:noProof/>
                 <w:webHidden/>
               </w:rPr>
@@ -5697,7 +5656,6 @@
             </w:r>
             <w:r>
               <w:rPr>
-                <w:rFonts w:ascii="Times New Roman" w:hAnsi="Times New Roman" w:cs="Times New Roman"/>
                 <w:noProof/>
                 <w:webHidden/>
               </w:rPr>
@@ -5705,22 +5663,19 @@
             </w:r>
             <w:r>
               <w:rPr>
-                <w:rFonts w:ascii="Times New Roman" w:hAnsi="Times New Roman" w:cs="Times New Roman"/>
-                <w:noProof/>
-                <w:webHidden/>
-              </w:rPr>
-              <w:instrText xml:space="preserve"> PAGEREF _Toc240353187 \h </w:instrText>
-            </w:r>
-            <w:r>
-              <w:rPr>
-                <w:rFonts w:ascii="Times New Roman" w:hAnsi="Times New Roman" w:cs="Times New Roman"/>
-                <w:noProof/>
-                <w:webHidden/>
-              </w:rPr>
-            </w:r>
-            <w:r>
-              <w:rPr>
-                <w:rFonts w:ascii="Times New Roman" w:hAnsi="Times New Roman" w:cs="Times New Roman"/>
+                <w:noProof/>
+                <w:webHidden/>
+              </w:rPr>
+              <w:instrText xml:space="preserve"> PAGEREF _Toc240467833 \h </w:instrText>
+            </w:r>
+            <w:r>
+              <w:rPr>
+                <w:noProof/>
+                <w:webHidden/>
+              </w:rPr>
+            </w:r>
+            <w:r>
+              <w:rPr>
                 <w:noProof/>
                 <w:webHidden/>
               </w:rPr>
@@ -5728,15 +5683,13 @@
             </w:r>
             <w:r>
               <w:rPr>
-                <w:rFonts w:ascii="Times New Roman" w:hAnsi="Times New Roman" w:cs="Times New Roman"/>
-                <w:noProof/>
-                <w:webHidden/>
-              </w:rPr>
-              <w:t>20</w:t>
-            </w:r>
-            <w:r>
-              <w:rPr>
-                <w:rFonts w:ascii="Times New Roman" w:hAnsi="Times New Roman" w:cs="Times New Roman"/>
+                <w:noProof/>
+                <w:webHidden/>
+              </w:rPr>
+              <w:t>21</w:t>
+            </w:r>
+            <w:r>
+              <w:rPr>
                 <w:noProof/>
                 <w:webHidden/>
               </w:rPr>
@@ -5751,11 +5704,17 @@
               <w:tab w:val="right" w:leader="dot" w:pos="9926"/>
             </w:tabs>
             <w:rPr>
-              <w:rFonts w:ascii="Times New Roman" w:hAnsi="Times New Roman" w:cs="Times New Roman"/>
+              <w:rFonts w:asciiTheme="minorHAnsi" w:hAnsiTheme="minorHAnsi"/>
               <w:noProof/>
+              <w:color w:val="auto"/>
+              <w:kern w:val="2"/>
+              <w:sz w:val="24"/>
+              <w:szCs w:val="24"/>
+              <w:lang/>
+              <w14:ligatures w14:val="standardContextual"/>
             </w:rPr>
           </w:pPr>
-          <w:hyperlink w:anchor="_Toc240353188" w:history="1">
+          <w:hyperlink w:anchor="_Toc240467834" w:history="1">
             <w:r>
               <w:rPr>
                 <w:rStyle w:val="Hyperlink"/>
@@ -5766,7 +5725,6 @@
             </w:r>
             <w:r>
               <w:rPr>
-                <w:rFonts w:ascii="Times New Roman" w:hAnsi="Times New Roman" w:cs="Times New Roman"/>
                 <w:noProof/>
                 <w:webHidden/>
               </w:rPr>
@@ -5774,7 +5732,6 @@
             </w:r>
             <w:r>
               <w:rPr>
-                <w:rFonts w:ascii="Times New Roman" w:hAnsi="Times New Roman" w:cs="Times New Roman"/>
                 <w:noProof/>
                 <w:webHidden/>
               </w:rPr>
@@ -5782,22 +5739,19 @@
             </w:r>
             <w:r>
               <w:rPr>
-                <w:rFonts w:ascii="Times New Roman" w:hAnsi="Times New Roman" w:cs="Times New Roman"/>
-                <w:noProof/>
-                <w:webHidden/>
-              </w:rPr>
-              <w:instrText xml:space="preserve"> PAGEREF _Toc240353188 \h </w:instrText>
-            </w:r>
-            <w:r>
-              <w:rPr>
-                <w:rFonts w:ascii="Times New Roman" w:hAnsi="Times New Roman" w:cs="Times New Roman"/>
-                <w:noProof/>
-                <w:webHidden/>
-              </w:rPr>
-            </w:r>
-            <w:r>
-              <w:rPr>
-                <w:rFonts w:ascii="Times New Roman" w:hAnsi="Times New Roman" w:cs="Times New Roman"/>
+                <w:noProof/>
+                <w:webHidden/>
+              </w:rPr>
+              <w:instrText xml:space="preserve"> PAGEREF _Toc240467834 \h </w:instrText>
+            </w:r>
+            <w:r>
+              <w:rPr>
+                <w:noProof/>
+                <w:webHidden/>
+              </w:rPr>
+            </w:r>
+            <w:r>
+              <w:rPr>
                 <w:noProof/>
                 <w:webHidden/>
               </w:rPr>
@@ -5805,15 +5759,13 @@
             </w:r>
             <w:r>
               <w:rPr>
-                <w:rFonts w:ascii="Times New Roman" w:hAnsi="Times New Roman" w:cs="Times New Roman"/>
-                <w:noProof/>
-                <w:webHidden/>
-              </w:rPr>
-              <w:t>21</w:t>
-            </w:r>
-            <w:r>
-              <w:rPr>
-                <w:rFonts w:ascii="Times New Roman" w:hAnsi="Times New Roman" w:cs="Times New Roman"/>
+                <w:noProof/>
+                <w:webHidden/>
+              </w:rPr>
+              <w:t>22</w:t>
+            </w:r>
+            <w:r>
+              <w:rPr>
                 <w:noProof/>
                 <w:webHidden/>
               </w:rPr>
@@ -5828,11 +5780,17 @@
               <w:tab w:val="right" w:leader="dot" w:pos="9926"/>
             </w:tabs>
             <w:rPr>
-              <w:rFonts w:ascii="Times New Roman" w:hAnsi="Times New Roman" w:cs="Times New Roman"/>
+              <w:rFonts w:asciiTheme="minorHAnsi" w:hAnsiTheme="minorHAnsi"/>
               <w:noProof/>
+              <w:color w:val="auto"/>
+              <w:kern w:val="2"/>
+              <w:sz w:val="24"/>
+              <w:szCs w:val="24"/>
+              <w:lang/>
+              <w14:ligatures w14:val="standardContextual"/>
             </w:rPr>
           </w:pPr>
-          <w:hyperlink w:anchor="_Toc240353189" w:history="1">
+          <w:hyperlink w:anchor="_Toc240467835" w:history="1">
             <w:r>
               <w:rPr>
                 <w:rStyle w:val="Hyperlink"/>
@@ -5843,7 +5801,6 @@
             </w:r>
             <w:r>
               <w:rPr>
-                <w:rFonts w:ascii="Times New Roman" w:hAnsi="Times New Roman" w:cs="Times New Roman"/>
                 <w:noProof/>
                 <w:webHidden/>
               </w:rPr>
@@ -5851,7 +5808,6 @@
             </w:r>
             <w:r>
               <w:rPr>
-                <w:rFonts w:ascii="Times New Roman" w:hAnsi="Times New Roman" w:cs="Times New Roman"/>
                 <w:noProof/>
                 <w:webHidden/>
               </w:rPr>
@@ -5859,22 +5815,19 @@
             </w:r>
             <w:r>
               <w:rPr>
-                <w:rFonts w:ascii="Times New Roman" w:hAnsi="Times New Roman" w:cs="Times New Roman"/>
-                <w:noProof/>
-                <w:webHidden/>
-              </w:rPr>
-              <w:instrText xml:space="preserve"> PAGEREF _Toc240353189 \h </w:instrText>
-            </w:r>
-            <w:r>
-              <w:rPr>
-                <w:rFonts w:ascii="Times New Roman" w:hAnsi="Times New Roman" w:cs="Times New Roman"/>
-                <w:noProof/>
-                <w:webHidden/>
-              </w:rPr>
-            </w:r>
-            <w:r>
-              <w:rPr>
-                <w:rFonts w:ascii="Times New Roman" w:hAnsi="Times New Roman" w:cs="Times New Roman"/>
+                <w:noProof/>
+                <w:webHidden/>
+              </w:rPr>
+              <w:instrText xml:space="preserve"> PAGEREF _Toc240467835 \h </w:instrText>
+            </w:r>
+            <w:r>
+              <w:rPr>
+                <w:noProof/>
+                <w:webHidden/>
+              </w:rPr>
+            </w:r>
+            <w:r>
+              <w:rPr>
                 <w:noProof/>
                 <w:webHidden/>
               </w:rPr>
@@ -5882,15 +5835,13 @@
             </w:r>
             <w:r>
               <w:rPr>
-                <w:rFonts w:ascii="Times New Roman" w:hAnsi="Times New Roman" w:cs="Times New Roman"/>
-                <w:noProof/>
-                <w:webHidden/>
-              </w:rPr>
-              <w:t>22</w:t>
-            </w:r>
-            <w:r>
-              <w:rPr>
-                <w:rFonts w:ascii="Times New Roman" w:hAnsi="Times New Roman" w:cs="Times New Roman"/>
+                <w:noProof/>
+                <w:webHidden/>
+              </w:rPr>
+              <w:t>23</w:t>
+            </w:r>
+            <w:r>
+              <w:rPr>
                 <w:noProof/>
                 <w:webHidden/>
               </w:rPr>
@@ -5905,11 +5856,17 @@
               <w:tab w:val="right" w:leader="dot" w:pos="9926"/>
             </w:tabs>
             <w:rPr>
-              <w:rFonts w:ascii="Times New Roman" w:hAnsi="Times New Roman" w:cs="Times New Roman"/>
+              <w:rFonts w:asciiTheme="minorHAnsi" w:hAnsiTheme="minorHAnsi"/>
               <w:noProof/>
+              <w:color w:val="auto"/>
+              <w:kern w:val="2"/>
+              <w:sz w:val="24"/>
+              <w:szCs w:val="24"/>
+              <w:lang/>
+              <w14:ligatures w14:val="standardContextual"/>
             </w:rPr>
           </w:pPr>
-          <w:hyperlink w:anchor="_Toc240353190" w:history="1">
+          <w:hyperlink w:anchor="_Toc240467836" w:history="1">
             <w:r>
               <w:rPr>
                 <w:rStyle w:val="Hyperlink"/>
@@ -5920,7 +5877,6 @@
             </w:r>
             <w:r>
               <w:rPr>
-                <w:rFonts w:ascii="Times New Roman" w:hAnsi="Times New Roman" w:cs="Times New Roman"/>
                 <w:noProof/>
                 <w:webHidden/>
               </w:rPr>
@@ -5928,7 +5884,6 @@
             </w:r>
             <w:r>
               <w:rPr>
-                <w:rFonts w:ascii="Times New Roman" w:hAnsi="Times New Roman" w:cs="Times New Roman"/>
                 <w:noProof/>
                 <w:webHidden/>
               </w:rPr>
@@ -5936,22 +5891,19 @@
             </w:r>
             <w:r>
               <w:rPr>
-                <w:rFonts w:ascii="Times New Roman" w:hAnsi="Times New Roman" w:cs="Times New Roman"/>
-                <w:noProof/>
-                <w:webHidden/>
-              </w:rPr>
-              <w:instrText xml:space="preserve"> PAGEREF _Toc240353190 \h </w:instrText>
-            </w:r>
-            <w:r>
-              <w:rPr>
-                <w:rFonts w:ascii="Times New Roman" w:hAnsi="Times New Roman" w:cs="Times New Roman"/>
-                <w:noProof/>
-                <w:webHidden/>
-              </w:rPr>
-            </w:r>
-            <w:r>
-              <w:rPr>
-                <w:rFonts w:ascii="Times New Roman" w:hAnsi="Times New Roman" w:cs="Times New Roman"/>
+                <w:noProof/>
+                <w:webHidden/>
+              </w:rPr>
+              <w:instrText xml:space="preserve"> PAGEREF _Toc240467836 \h </w:instrText>
+            </w:r>
+            <w:r>
+              <w:rPr>
+                <w:noProof/>
+                <w:webHidden/>
+              </w:rPr>
+            </w:r>
+            <w:r>
+              <w:rPr>
                 <w:noProof/>
                 <w:webHidden/>
               </w:rPr>
@@ -5959,15 +5911,13 @@
             </w:r>
             <w:r>
               <w:rPr>
-                <w:rFonts w:ascii="Times New Roman" w:hAnsi="Times New Roman" w:cs="Times New Roman"/>
-                <w:noProof/>
-                <w:webHidden/>
-              </w:rPr>
-              <w:t>22</w:t>
-            </w:r>
-            <w:r>
-              <w:rPr>
-                <w:rFonts w:ascii="Times New Roman" w:hAnsi="Times New Roman" w:cs="Times New Roman"/>
+                <w:noProof/>
+                <w:webHidden/>
+              </w:rPr>
+              <w:t>23</w:t>
+            </w:r>
+            <w:r>
+              <w:rPr>
                 <w:noProof/>
                 <w:webHidden/>
               </w:rPr>
@@ -5982,11 +5932,17 @@
               <w:tab w:val="right" w:leader="dot" w:pos="9926"/>
             </w:tabs>
             <w:rPr>
-              <w:rFonts w:ascii="Times New Roman" w:hAnsi="Times New Roman" w:cs="Times New Roman"/>
+              <w:rFonts w:asciiTheme="minorHAnsi" w:hAnsiTheme="minorHAnsi"/>
               <w:noProof/>
+              <w:color w:val="auto"/>
+              <w:kern w:val="2"/>
+              <w:sz w:val="24"/>
+              <w:szCs w:val="24"/>
+              <w:lang/>
+              <w14:ligatures w14:val="standardContextual"/>
             </w:rPr>
           </w:pPr>
-          <w:hyperlink w:anchor="_Toc240353191" w:history="1">
+          <w:hyperlink w:anchor="_Toc240467837" w:history="1">
             <w:r>
               <w:rPr>
                 <w:rStyle w:val="Hyperlink"/>
@@ -5997,7 +5953,6 @@
             </w:r>
             <w:r>
               <w:rPr>
-                <w:rFonts w:ascii="Times New Roman" w:hAnsi="Times New Roman" w:cs="Times New Roman"/>
                 <w:noProof/>
                 <w:webHidden/>
               </w:rPr>
@@ -6005,7 +5960,6 @@
             </w:r>
             <w:r>
               <w:rPr>
-                <w:rFonts w:ascii="Times New Roman" w:hAnsi="Times New Roman" w:cs="Times New Roman"/>
                 <w:noProof/>
                 <w:webHidden/>
               </w:rPr>
@@ -6013,22 +5967,19 @@
             </w:r>
             <w:r>
               <w:rPr>
-                <w:rFonts w:ascii="Times New Roman" w:hAnsi="Times New Roman" w:cs="Times New Roman"/>
-                <w:noProof/>
-                <w:webHidden/>
-              </w:rPr>
-              <w:instrText xml:space="preserve"> PAGEREF _Toc240353191 \h </w:instrText>
-            </w:r>
-            <w:r>
-              <w:rPr>
-                <w:rFonts w:ascii="Times New Roman" w:hAnsi="Times New Roman" w:cs="Times New Roman"/>
-                <w:noProof/>
-                <w:webHidden/>
-              </w:rPr>
-            </w:r>
-            <w:r>
-              <w:rPr>
-                <w:rFonts w:ascii="Times New Roman" w:hAnsi="Times New Roman" w:cs="Times New Roman"/>
+                <w:noProof/>
+                <w:webHidden/>
+              </w:rPr>
+              <w:instrText xml:space="preserve"> PAGEREF _Toc240467837 \h </w:instrText>
+            </w:r>
+            <w:r>
+              <w:rPr>
+                <w:noProof/>
+                <w:webHidden/>
+              </w:rPr>
+            </w:r>
+            <w:r>
+              <w:rPr>
                 <w:noProof/>
                 <w:webHidden/>
               </w:rPr>
@@ -6036,15 +5987,13 @@
             </w:r>
             <w:r>
               <w:rPr>
-                <w:rFonts w:ascii="Times New Roman" w:hAnsi="Times New Roman" w:cs="Times New Roman"/>
-                <w:noProof/>
-                <w:webHidden/>
-              </w:rPr>
-              <w:t>22</w:t>
-            </w:r>
-            <w:r>
-              <w:rPr>
-                <w:rFonts w:ascii="Times New Roman" w:hAnsi="Times New Roman" w:cs="Times New Roman"/>
+                <w:noProof/>
+                <w:webHidden/>
+              </w:rPr>
+              <w:t>23</w:t>
+            </w:r>
+            <w:r>
+              <w:rPr>
                 <w:noProof/>
                 <w:webHidden/>
               </w:rPr>
@@ -6059,11 +6008,17 @@
               <w:tab w:val="right" w:leader="dot" w:pos="9926"/>
             </w:tabs>
             <w:rPr>
-              <w:rFonts w:ascii="Times New Roman" w:hAnsi="Times New Roman" w:cs="Times New Roman"/>
+              <w:rFonts w:asciiTheme="minorHAnsi" w:hAnsiTheme="minorHAnsi"/>
               <w:noProof/>
+              <w:color w:val="auto"/>
+              <w:kern w:val="2"/>
+              <w:sz w:val="24"/>
+              <w:szCs w:val="24"/>
+              <w:lang/>
+              <w14:ligatures w14:val="standardContextual"/>
             </w:rPr>
           </w:pPr>
-          <w:hyperlink w:anchor="_Toc240353192" w:history="1">
+          <w:hyperlink w:anchor="_Toc240467838" w:history="1">
             <w:r>
               <w:rPr>
                 <w:rStyle w:val="Hyperlink"/>
@@ -6074,7 +6029,6 @@
             </w:r>
             <w:r>
               <w:rPr>
-                <w:rFonts w:ascii="Times New Roman" w:hAnsi="Times New Roman" w:cs="Times New Roman"/>
                 <w:noProof/>
                 <w:webHidden/>
               </w:rPr>
@@ -6082,7 +6036,6 @@
             </w:r>
             <w:r>
               <w:rPr>
-                <w:rFonts w:ascii="Times New Roman" w:hAnsi="Times New Roman" w:cs="Times New Roman"/>
                 <w:noProof/>
                 <w:webHidden/>
               </w:rPr>
@@ -6090,22 +6043,19 @@
             </w:r>
             <w:r>
               <w:rPr>
-                <w:rFonts w:ascii="Times New Roman" w:hAnsi="Times New Roman" w:cs="Times New Roman"/>
-                <w:noProof/>
-                <w:webHidden/>
-              </w:rPr>
-              <w:instrText xml:space="preserve"> PAGEREF _Toc240353192 \h </w:instrText>
-            </w:r>
-            <w:r>
-              <w:rPr>
-                <w:rFonts w:ascii="Times New Roman" w:hAnsi="Times New Roman" w:cs="Times New Roman"/>
-                <w:noProof/>
-                <w:webHidden/>
-              </w:rPr>
-            </w:r>
-            <w:r>
-              <w:rPr>
-                <w:rFonts w:ascii="Times New Roman" w:hAnsi="Times New Roman" w:cs="Times New Roman"/>
+                <w:noProof/>
+                <w:webHidden/>
+              </w:rPr>
+              <w:instrText xml:space="preserve"> PAGEREF _Toc240467838 \h </w:instrText>
+            </w:r>
+            <w:r>
+              <w:rPr>
+                <w:noProof/>
+                <w:webHidden/>
+              </w:rPr>
+            </w:r>
+            <w:r>
+              <w:rPr>
                 <w:noProof/>
                 <w:webHidden/>
               </w:rPr>
@@ -6113,15 +6063,13 @@
             </w:r>
             <w:r>
               <w:rPr>
-                <w:rFonts w:ascii="Times New Roman" w:hAnsi="Times New Roman" w:cs="Times New Roman"/>
-                <w:noProof/>
-                <w:webHidden/>
-              </w:rPr>
-              <w:t>23</w:t>
-            </w:r>
-            <w:r>
-              <w:rPr>
-                <w:rFonts w:ascii="Times New Roman" w:hAnsi="Times New Roman" w:cs="Times New Roman"/>
+                <w:noProof/>
+                <w:webHidden/>
+              </w:rPr>
+              <w:t>24</w:t>
+            </w:r>
+            <w:r>
+              <w:rPr>
                 <w:noProof/>
                 <w:webHidden/>
               </w:rPr>
@@ -6136,11 +6084,17 @@
               <w:tab w:val="right" w:leader="dot" w:pos="9926"/>
             </w:tabs>
             <w:rPr>
-              <w:rFonts w:ascii="Times New Roman" w:hAnsi="Times New Roman" w:cs="Times New Roman"/>
+              <w:rFonts w:asciiTheme="minorHAnsi" w:hAnsiTheme="minorHAnsi"/>
               <w:noProof/>
+              <w:color w:val="auto"/>
+              <w:kern w:val="2"/>
+              <w:sz w:val="24"/>
+              <w:szCs w:val="24"/>
+              <w:lang/>
+              <w14:ligatures w14:val="standardContextual"/>
             </w:rPr>
           </w:pPr>
-          <w:hyperlink w:anchor="_Toc240353193" w:history="1">
+          <w:hyperlink w:anchor="_Toc240467839" w:history="1">
             <w:r>
               <w:rPr>
                 <w:rStyle w:val="Hyperlink"/>
@@ -6151,7 +6105,6 @@
             </w:r>
             <w:r>
               <w:rPr>
-                <w:rFonts w:ascii="Times New Roman" w:hAnsi="Times New Roman" w:cs="Times New Roman"/>
                 <w:noProof/>
                 <w:webHidden/>
               </w:rPr>
@@ -6159,7 +6112,6 @@
             </w:r>
             <w:r>
               <w:rPr>
-                <w:rFonts w:ascii="Times New Roman" w:hAnsi="Times New Roman" w:cs="Times New Roman"/>
                 <w:noProof/>
                 <w:webHidden/>
               </w:rPr>
@@ -6167,22 +6119,19 @@
             </w:r>
             <w:r>
               <w:rPr>
-                <w:rFonts w:ascii="Times New Roman" w:hAnsi="Times New Roman" w:cs="Times New Roman"/>
-                <w:noProof/>
-                <w:webHidden/>
-              </w:rPr>
-              <w:instrText xml:space="preserve"> PAGEREF _Toc240353193 \h </w:instrText>
-            </w:r>
-            <w:r>
-              <w:rPr>
-                <w:rFonts w:ascii="Times New Roman" w:hAnsi="Times New Roman" w:cs="Times New Roman"/>
-                <w:noProof/>
-                <w:webHidden/>
-              </w:rPr>
-            </w:r>
-            <w:r>
-              <w:rPr>
-                <w:rFonts w:ascii="Times New Roman" w:hAnsi="Times New Roman" w:cs="Times New Roman"/>
+                <w:noProof/>
+                <w:webHidden/>
+              </w:rPr>
+              <w:instrText xml:space="preserve"> PAGEREF _Toc240467839 \h </w:instrText>
+            </w:r>
+            <w:r>
+              <w:rPr>
+                <w:noProof/>
+                <w:webHidden/>
+              </w:rPr>
+            </w:r>
+            <w:r>
+              <w:rPr>
                 <w:noProof/>
                 <w:webHidden/>
               </w:rPr>
@@ -6190,15 +6139,13 @@
             </w:r>
             <w:r>
               <w:rPr>
-                <w:rFonts w:ascii="Times New Roman" w:hAnsi="Times New Roman" w:cs="Times New Roman"/>
-                <w:noProof/>
-                <w:webHidden/>
-              </w:rPr>
-              <w:t>24</w:t>
-            </w:r>
-            <w:r>
-              <w:rPr>
-                <w:rFonts w:ascii="Times New Roman" w:hAnsi="Times New Roman" w:cs="Times New Roman"/>
+                <w:noProof/>
+                <w:webHidden/>
+              </w:rPr>
+              <w:t>25</w:t>
+            </w:r>
+            <w:r>
+              <w:rPr>
                 <w:noProof/>
                 <w:webHidden/>
               </w:rPr>
@@ -6245,7 +6192,7 @@
         </w:rPr>
       </w:pPr>
       <w:bookmarkStart w:id="3" w:name="ch0"/>
-      <w:bookmarkStart w:id="4" w:name="_Toc240353120"/>
+      <w:bookmarkStart w:id="4" w:name="_Toc240467766"/>
       <w:r>
         <w:rPr>
           <w:rFonts w:ascii="Times New Roman" w:hAnsi="Times New Roman" w:cs="Times New Roman"/>
@@ -6263,7 +6210,7 @@
           <w:rFonts w:ascii="Times New Roman" w:hAnsi="Times New Roman" w:cs="Times New Roman"/>
         </w:rPr>
       </w:pPr>
-      <w:bookmarkStart w:id="5" w:name="_Toc240353121"/>
+      <w:bookmarkStart w:id="5" w:name="_Toc240467767"/>
       <w:r>
         <w:rPr>
           <w:rFonts w:ascii="Times New Roman" w:hAnsi="Times New Roman" w:cs="Times New Roman"/>
@@ -6305,7 +6252,7 @@
           <w:rFonts w:ascii="Times New Roman" w:hAnsi="Times New Roman" w:cs="Times New Roman"/>
         </w:rPr>
       </w:pPr>
-      <w:bookmarkStart w:id="6" w:name="_Toc240353122"/>
+      <w:bookmarkStart w:id="6" w:name="_Toc240467768"/>
       <w:r>
         <w:rPr>
           <w:rFonts w:ascii="Times New Roman" w:hAnsi="Times New Roman" w:cs="Times New Roman"/>
@@ -6347,7 +6294,7 @@
           <w:rFonts w:ascii="Times New Roman" w:hAnsi="Times New Roman" w:cs="Times New Roman"/>
         </w:rPr>
       </w:pPr>
-      <w:bookmarkStart w:id="7" w:name="_Toc240353123"/>
+      <w:bookmarkStart w:id="7" w:name="_Toc240467769"/>
       <w:r>
         <w:rPr>
           <w:rFonts w:ascii="Times New Roman" w:hAnsi="Times New Roman" w:cs="Times New Roman"/>
@@ -6389,7 +6336,7 @@
           <w:rFonts w:ascii="Times New Roman" w:hAnsi="Times New Roman" w:cs="Times New Roman"/>
         </w:rPr>
       </w:pPr>
-      <w:bookmarkStart w:id="8" w:name="_Toc240353124"/>
+      <w:bookmarkStart w:id="8" w:name="_Toc240467770"/>
       <w:r>
         <w:rPr>
           <w:rFonts w:ascii="Times New Roman" w:hAnsi="Times New Roman" w:cs="Times New Roman"/>
@@ -6432,7 +6379,7 @@
         </w:rPr>
       </w:pPr>
       <w:bookmarkStart w:id="9" w:name="ch1"/>
-      <w:bookmarkStart w:id="10" w:name="_Toc240353125"/>
+      <w:bookmarkStart w:id="10" w:name="_Toc240467771"/>
       <w:r>
         <w:rPr>
           <w:rFonts w:ascii="Times New Roman" w:hAnsi="Times New Roman" w:cs="Times New Roman"/>
@@ -6449,7 +6396,7 @@
           <w:rFonts w:ascii="Times New Roman" w:hAnsi="Times New Roman" w:cs="Times New Roman"/>
         </w:rPr>
       </w:pPr>
-      <w:bookmarkStart w:id="11" w:name="_Toc240353126"/>
+      <w:bookmarkStart w:id="11" w:name="_Toc240467772"/>
       <w:r>
         <w:rPr>
           <w:rFonts w:ascii="Times New Roman" w:hAnsi="Times New Roman" w:cs="Times New Roman"/>
@@ -6498,7 +6445,7 @@
           <w:rFonts w:ascii="Times New Roman" w:hAnsi="Times New Roman" w:cs="Times New Roman"/>
         </w:rPr>
       </w:pPr>
-      <w:bookmarkStart w:id="12" w:name="_Toc240353127"/>
+      <w:bookmarkStart w:id="12" w:name="_Toc240467773"/>
       <w:r>
         <w:rPr>
           <w:rFonts w:ascii="Times New Roman" w:hAnsi="Times New Roman" w:cs="Times New Roman"/>
@@ -6540,7 +6487,7 @@
           <w:rFonts w:ascii="Times New Roman" w:hAnsi="Times New Roman" w:cs="Times New Roman"/>
         </w:rPr>
       </w:pPr>
-      <w:bookmarkStart w:id="13" w:name="_Toc240353128"/>
+      <w:bookmarkStart w:id="13" w:name="_Toc240467774"/>
       <w:r>
         <w:rPr>
           <w:rFonts w:ascii="Times New Roman" w:hAnsi="Times New Roman" w:cs="Times New Roman"/>
@@ -6639,7 +6586,7 @@
         </w:rPr>
       </w:pPr>
       <w:bookmarkStart w:id="14" w:name="ch2"/>
-      <w:bookmarkStart w:id="15" w:name="_Toc240353129"/>
+      <w:bookmarkStart w:id="15" w:name="_Toc240467775"/>
       <w:r>
         <w:rPr>
           <w:rFonts w:ascii="Times New Roman" w:hAnsi="Times New Roman" w:cs="Times New Roman"/>
@@ -6656,7 +6603,7 @@
           <w:rFonts w:ascii="Times New Roman" w:hAnsi="Times New Roman" w:cs="Times New Roman"/>
         </w:rPr>
       </w:pPr>
-      <w:bookmarkStart w:id="16" w:name="_Toc240353130"/>
+      <w:bookmarkStart w:id="16" w:name="_Toc240467776"/>
       <w:r>
         <w:rPr>
           <w:rFonts w:ascii="Times New Roman" w:hAnsi="Times New Roman" w:cs="Times New Roman"/>
@@ -6698,7 +6645,7 @@
           <w:rFonts w:ascii="Times New Roman" w:hAnsi="Times New Roman" w:cs="Times New Roman"/>
         </w:rPr>
       </w:pPr>
-      <w:bookmarkStart w:id="17" w:name="_Toc240353131"/>
+      <w:bookmarkStart w:id="17" w:name="_Toc240467777"/>
       <w:r>
         <w:rPr>
           <w:rFonts w:ascii="Times New Roman" w:hAnsi="Times New Roman" w:cs="Times New Roman"/>
@@ -6811,7 +6758,7 @@
           <w:rFonts w:ascii="Times New Roman" w:hAnsi="Times New Roman" w:cs="Times New Roman"/>
         </w:rPr>
       </w:pPr>
-      <w:bookmarkStart w:id="18" w:name="_Toc240353132"/>
+      <w:bookmarkStart w:id="18" w:name="_Toc240467778"/>
       <w:r>
         <w:rPr>
           <w:rFonts w:ascii="Times New Roman" w:hAnsi="Times New Roman" w:cs="Times New Roman"/>
@@ -6867,7 +6814,7 @@
         </w:rPr>
       </w:pPr>
       <w:bookmarkStart w:id="19" w:name="ch3"/>
-      <w:bookmarkStart w:id="20" w:name="_Toc240353133"/>
+      <w:bookmarkStart w:id="20" w:name="_Toc240467779"/>
       <w:r>
         <w:rPr>
           <w:rFonts w:ascii="Times New Roman" w:hAnsi="Times New Roman" w:cs="Times New Roman"/>
@@ -6884,7 +6831,7 @@
           <w:rFonts w:ascii="Times New Roman" w:hAnsi="Times New Roman" w:cs="Times New Roman"/>
         </w:rPr>
       </w:pPr>
-      <w:bookmarkStart w:id="21" w:name="_Toc240353134"/>
+      <w:bookmarkStart w:id="21" w:name="_Toc240467780"/>
       <w:r>
         <w:rPr>
           <w:rFonts w:ascii="Times New Roman" w:hAnsi="Times New Roman" w:cs="Times New Roman"/>
@@ -6904,7 +6851,7 @@
         <w:rPr>
           <w:rFonts w:ascii="Times New Roman" w:hAnsi="Times New Roman" w:cs="Times New Roman"/>
         </w:rPr>
-        <w:t>İlk il üçün üç əsas format və onların birləşdirildiyi tədris paketi təklif olunur. Aşağıdakı həcm göstəriciləri mənbədə tövsiyədir, təsdiqlənmiş minimum və maksimum hədlər deyil.</w:t>
+        <w:t>Flayerdəki «Öz izahını təqdim et» panelinə görə bir format seçmək, yaxud bir neçəsini birləşdirmək olar. Mövzu nə qədər mürəkkəb olsa da, məqsəd onu elmi dəqiqliyi qorumaqla aydın, məntiqli və auditoriyaya yaxın dildə izah etməkdir. Yanaşma mövzunu hədəf auditoriyaya ən yaxşı izah edən üsul olmalıdır. Aşağıdakı izahlar həmin paneldəki izah qutularındandır. Həcm göstəriciləri tövsiyədir, təsdiqlənmiş minimum və maksimum hədlər deyil.</w:t>
       </w:r>
     </w:p>
     <w:tbl>
@@ -6916,7 +6863,6 @@
       </w:tblPr>
       <w:tblGrid>
         <w:gridCol w:w="3024"/>
-        <w:gridCol w:w="1944"/>
         <w:gridCol w:w="4968"/>
       </w:tblGrid>
       <w:tr>
@@ -6963,42 +6909,6 @@
         </w:tc>
         <w:tc>
           <w:tcPr>
-            <w:tcW w:w="1944" w:type="dxa"/>
-            <w:tcBorders>
-              <w:top w:val="single" w:sz="4" w:space="0" w:color="D9D9D9"/>
-              <w:left w:val="single" w:sz="4" w:space="0" w:color="D9D9D9"/>
-              <w:bottom w:val="single" w:sz="4" w:space="0" w:color="D9D9D9"/>
-              <w:right w:val="single" w:sz="4" w:space="0" w:color="D9D9D9"/>
-            </w:tcBorders>
-            <w:shd w:val="clear" w:color="auto" w:fill="DFE8F0"/>
-            <w:tcMar>
-              <w:top w:w="90" w:type="dxa"/>
-              <w:left w:w="90" w:type="dxa"/>
-              <w:bottom w:w="90" w:type="dxa"/>
-              <w:right w:w="90" w:type="dxa"/>
-            </w:tcMar>
-            <w:vAlign w:val="center"/>
-          </w:tcPr>
-          <w:p>
-            <w:pPr>
-              <w:keepNext/>
-              <w:spacing w:before="80" w:after="80" w:line="240" w:lineRule="auto"/>
-              <w:rPr>
-                <w:rFonts w:ascii="Times New Roman" w:hAnsi="Times New Roman" w:cs="Times New Roman"/>
-              </w:rPr>
-            </w:pPr>
-            <w:r>
-              <w:rPr>
-                <w:rFonts w:ascii="Times New Roman" w:hAnsi="Times New Roman" w:cs="Times New Roman"/>
-                <w:b/>
-                <w:sz w:val="20"/>
-              </w:rPr>
-              <w:t>Təklif olunan həcm</w:t>
-            </w:r>
-          </w:p>
-        </w:tc>
-        <w:tc>
-          <w:tcPr>
             <w:tcW w:w="4968" w:type="dxa"/>
             <w:tcBorders>
               <w:top w:val="single" w:sz="4" w:space="0" w:color="D9D9D9"/>
@@ -7029,7 +6939,7 @@
                 <w:b/>
                 <w:sz w:val="20"/>
               </w:rPr>
-              <w:t>Məzmun</w:t>
+              <w:t>İzah</w:t>
             </w:r>
           </w:p>
         </w:tc>
@@ -7065,48 +6975,15 @@
                 <w:rFonts w:ascii="Times New Roman" w:hAnsi="Times New Roman" w:cs="Times New Roman"/>
               </w:rPr>
             </w:pPr>
+            <w:proofErr w:type="spellStart"/>
             <w:r>
               <w:rPr>
                 <w:rFonts w:ascii="Times New Roman" w:hAnsi="Times New Roman" w:cs="Times New Roman"/>
                 <w:sz w:val="20"/>
               </w:rPr>
-              <w:t>Tədris məqaləsi və ya mühazirə mətni</w:t>
-            </w:r>
-          </w:p>
-        </w:tc>
-        <w:tc>
-          <w:tcPr>
-            <w:tcW w:w="1944" w:type="dxa"/>
-            <w:tcBorders>
-              <w:top w:val="single" w:sz="4" w:space="0" w:color="D9D9D9"/>
-              <w:left w:val="single" w:sz="4" w:space="0" w:color="D9D9D9"/>
-              <w:bottom w:val="single" w:sz="4" w:space="0" w:color="D9D9D9"/>
-              <w:right w:val="single" w:sz="4" w:space="0" w:color="D9D9D9"/>
-            </w:tcBorders>
-            <w:shd w:val="clear" w:color="auto" w:fill="FFFFFF"/>
-            <w:tcMar>
-              <w:top w:w="90" w:type="dxa"/>
-              <w:left w:w="90" w:type="dxa"/>
-              <w:bottom w:w="90" w:type="dxa"/>
-              <w:right w:w="90" w:type="dxa"/>
-            </w:tcMar>
-            <w:vAlign w:val="center"/>
-          </w:tcPr>
-          <w:p>
-            <w:pPr>
-              <w:keepNext/>
-              <w:spacing w:before="80" w:after="80" w:line="240" w:lineRule="auto"/>
-              <w:rPr>
-                <w:rFonts w:ascii="Times New Roman" w:hAnsi="Times New Roman" w:cs="Times New Roman"/>
-              </w:rPr>
-            </w:pPr>
-            <w:r>
-              <w:rPr>
-                <w:rFonts w:ascii="Times New Roman" w:hAnsi="Times New Roman" w:cs="Times New Roman"/>
-                <w:sz w:val="20"/>
-              </w:rPr>
-              <w:t>2 000–5 000 söz</w:t>
-            </w:r>
+              <w:t>Məqalə</w:t>
+            </w:r>
+            <w:proofErr w:type="spellEnd"/>
           </w:p>
         </w:tc>
         <w:tc>
@@ -7140,7 +7017,7 @@
                 <w:rFonts w:ascii="Times New Roman" w:hAnsi="Times New Roman" w:cs="Times New Roman"/>
                 <w:sz w:val="20"/>
               </w:rPr>
-              <w:t>Sistemli izah, nümunələr və mənbələr</w:t>
+              <w:t>Çətin mövzunu aydın və sistemli dildə izah edən tədris mətni və ya mühazirə yazısı. Tövsiyə olunan həcm təxminən 2 000–5 000 sözdür.</w:t>
             </w:r>
           </w:p>
         </w:tc>
@@ -7176,48 +7053,15 @@
                 <w:rFonts w:ascii="Times New Roman" w:hAnsi="Times New Roman" w:cs="Times New Roman"/>
               </w:rPr>
             </w:pPr>
+            <w:proofErr w:type="spellStart"/>
             <w:r>
               <w:rPr>
                 <w:rFonts w:ascii="Times New Roman" w:hAnsi="Times New Roman" w:cs="Times New Roman"/>
                 <w:sz w:val="20"/>
               </w:rPr>
-              <w:t>Videomühazirə və ya izahlı dərs videosu</w:t>
-            </w:r>
-          </w:p>
-        </w:tc>
-        <w:tc>
-          <w:tcPr>
-            <w:tcW w:w="1944" w:type="dxa"/>
-            <w:tcBorders>
-              <w:top w:val="single" w:sz="4" w:space="0" w:color="D9D9D9"/>
-              <w:left w:val="single" w:sz="4" w:space="0" w:color="D9D9D9"/>
-              <w:bottom w:val="single" w:sz="4" w:space="0" w:color="D9D9D9"/>
-              <w:right w:val="single" w:sz="4" w:space="0" w:color="D9D9D9"/>
-            </w:tcBorders>
-            <w:shd w:val="clear" w:color="auto" w:fill="F5F7F9"/>
-            <w:tcMar>
-              <w:top w:w="90" w:type="dxa"/>
-              <w:left w:w="90" w:type="dxa"/>
-              <w:bottom w:w="90" w:type="dxa"/>
-              <w:right w:w="90" w:type="dxa"/>
-            </w:tcMar>
-            <w:vAlign w:val="center"/>
-          </w:tcPr>
-          <w:p>
-            <w:pPr>
-              <w:keepNext/>
-              <w:spacing w:before="80" w:after="80" w:line="240" w:lineRule="auto"/>
-              <w:rPr>
-                <w:rFonts w:ascii="Times New Roman" w:hAnsi="Times New Roman" w:cs="Times New Roman"/>
-              </w:rPr>
-            </w:pPr>
-            <w:r>
-              <w:rPr>
-                <w:rFonts w:ascii="Times New Roman" w:hAnsi="Times New Roman" w:cs="Times New Roman"/>
-                <w:sz w:val="20"/>
-              </w:rPr>
-              <w:t>8–20 dəqiqə</w:t>
-            </w:r>
+              <w:t>Videomühazirə</w:t>
+            </w:r>
+            <w:proofErr w:type="spellEnd"/>
           </w:p>
         </w:tc>
         <w:tc>
@@ -7251,7 +7095,7 @@
                 <w:rFonts w:ascii="Times New Roman" w:hAnsi="Times New Roman" w:cs="Times New Roman"/>
                 <w:sz w:val="20"/>
               </w:rPr>
-              <w:t>Aydın danışıq, izah və uyğun vizual material</w:t>
+              <w:t>Kamerada və ya yazıda izah olunan dərs. Tövsiyə olunan müddət təxminən 8–20 dəqiqədir.</w:t>
             </w:r>
           </w:p>
         </w:tc>
@@ -7287,48 +7131,15 @@
                 <w:rFonts w:ascii="Times New Roman" w:hAnsi="Times New Roman" w:cs="Times New Roman"/>
               </w:rPr>
             </w:pPr>
+            <w:proofErr w:type="spellStart"/>
             <w:r>
               <w:rPr>
                 <w:rFonts w:ascii="Times New Roman" w:hAnsi="Times New Roman" w:cs="Times New Roman"/>
                 <w:sz w:val="20"/>
               </w:rPr>
-              <w:t>Slayd təqdimatı və izahlı material</w:t>
-            </w:r>
-          </w:p>
-        </w:tc>
-        <w:tc>
-          <w:tcPr>
-            <w:tcW w:w="1944" w:type="dxa"/>
-            <w:tcBorders>
-              <w:top w:val="single" w:sz="4" w:space="0" w:color="D9D9D9"/>
-              <w:left w:val="single" w:sz="4" w:space="0" w:color="D9D9D9"/>
-              <w:bottom w:val="single" w:sz="4" w:space="0" w:color="D9D9D9"/>
-              <w:right w:val="single" w:sz="4" w:space="0" w:color="D9D9D9"/>
-            </w:tcBorders>
-            <w:shd w:val="clear" w:color="auto" w:fill="FFFFFF"/>
-            <w:tcMar>
-              <w:top w:w="90" w:type="dxa"/>
-              <w:left w:w="90" w:type="dxa"/>
-              <w:bottom w:w="90" w:type="dxa"/>
-              <w:right w:w="90" w:type="dxa"/>
-            </w:tcMar>
-            <w:vAlign w:val="center"/>
-          </w:tcPr>
-          <w:p>
-            <w:pPr>
-              <w:keepNext/>
-              <w:spacing w:before="80" w:after="80" w:line="240" w:lineRule="auto"/>
-              <w:rPr>
-                <w:rFonts w:ascii="Times New Roman" w:hAnsi="Times New Roman" w:cs="Times New Roman"/>
-              </w:rPr>
-            </w:pPr>
-            <w:r>
-              <w:rPr>
-                <w:rFonts w:ascii="Times New Roman" w:hAnsi="Times New Roman" w:cs="Times New Roman"/>
-                <w:sz w:val="20"/>
-              </w:rPr>
-              <w:t>15–30 slayd</w:t>
-            </w:r>
+              <w:t>Təqdimat</w:t>
+            </w:r>
+            <w:proofErr w:type="spellEnd"/>
           </w:p>
         </w:tc>
         <w:tc>
@@ -7362,7 +7173,7 @@
                 <w:rFonts w:ascii="Times New Roman" w:hAnsi="Times New Roman" w:cs="Times New Roman"/>
                 <w:sz w:val="20"/>
               </w:rPr>
-              <w:t>Ardıcıllıq, sxemlər və izah qeydləri</w:t>
+              <w:t>İdeyanı mərhələ-mərhələ izah edən slayd və qeydlər. Tövsiyə olunan həcm təxminən 15–30 slayddır.</w:t>
             </w:r>
           </w:p>
         </w:tc>
@@ -7397,47 +7208,31 @@
                 <w:rFonts w:ascii="Times New Roman" w:hAnsi="Times New Roman" w:cs="Times New Roman"/>
               </w:rPr>
             </w:pPr>
+            <w:proofErr w:type="spellStart"/>
             <w:r>
               <w:rPr>
                 <w:rFonts w:ascii="Times New Roman" w:hAnsi="Times New Roman" w:cs="Times New Roman"/>
                 <w:sz w:val="20"/>
               </w:rPr>
-              <w:t>Kompleks tədris paketi</w:t>
-            </w:r>
-          </w:p>
-        </w:tc>
-        <w:tc>
-          <w:tcPr>
-            <w:tcW w:w="1944" w:type="dxa"/>
-            <w:tcBorders>
-              <w:top w:val="single" w:sz="4" w:space="0" w:color="D9D9D9"/>
-              <w:left w:val="single" w:sz="4" w:space="0" w:color="D9D9D9"/>
-              <w:bottom w:val="single" w:sz="4" w:space="0" w:color="D9D9D9"/>
-              <w:right w:val="single" w:sz="4" w:space="0" w:color="D9D9D9"/>
-            </w:tcBorders>
-            <w:shd w:val="clear" w:color="auto" w:fill="F5F7F9"/>
-            <w:tcMar>
-              <w:top w:w="90" w:type="dxa"/>
-              <w:left w:w="90" w:type="dxa"/>
-              <w:bottom w:w="90" w:type="dxa"/>
-              <w:right w:w="90" w:type="dxa"/>
-            </w:tcMar>
-            <w:vAlign w:val="center"/>
-          </w:tcPr>
-          <w:p>
-            <w:pPr>
-              <w:spacing w:before="80" w:after="80" w:line="240" w:lineRule="auto"/>
-              <w:rPr>
-                <w:rFonts w:ascii="Times New Roman" w:hAnsi="Times New Roman" w:cs="Times New Roman"/>
-              </w:rPr>
-            </w:pPr>
+              <w:t>Tədris</w:t>
+            </w:r>
+            <w:proofErr w:type="spellEnd"/>
             <w:r>
               <w:rPr>
                 <w:rFonts w:ascii="Times New Roman" w:hAnsi="Times New Roman" w:cs="Times New Roman"/>
                 <w:sz w:val="20"/>
               </w:rPr>
-              <w:t>Ayrıca razılaşdırılmalıdır</w:t>
-            </w:r>
+              <w:t xml:space="preserve"> </w:t>
+            </w:r>
+            <w:proofErr w:type="spellStart"/>
+            <w:r>
+              <w:rPr>
+                <w:rFonts w:ascii="Times New Roman" w:hAnsi="Times New Roman" w:cs="Times New Roman"/>
+                <w:sz w:val="20"/>
+              </w:rPr>
+              <w:t>paketi</w:t>
+            </w:r>
+            <w:proofErr w:type="spellEnd"/>
           </w:p>
         </w:tc>
         <w:tc>
@@ -7465,12 +7260,542 @@
                 <w:rFonts w:ascii="Times New Roman" w:hAnsi="Times New Roman" w:cs="Times New Roman"/>
               </w:rPr>
             </w:pPr>
+            <w:proofErr w:type="spellStart"/>
             <w:r>
               <w:rPr>
                 <w:rFonts w:ascii="Times New Roman" w:hAnsi="Times New Roman" w:cs="Times New Roman"/>
                 <w:sz w:val="20"/>
               </w:rPr>
-              <w:t>Mətn, slayd, video, kod, tapşırıq və interaktiv nümunələrin kombinasiyası</w:t>
+              <w:t>Mətn</w:t>
+            </w:r>
+            <w:proofErr w:type="spellEnd"/>
+            <w:r>
+              <w:rPr>
+                <w:rFonts w:ascii="Times New Roman" w:hAnsi="Times New Roman" w:cs="Times New Roman"/>
+                <w:sz w:val="20"/>
+              </w:rPr>
+              <w:t xml:space="preserve">, </w:t>
+            </w:r>
+            <w:proofErr w:type="spellStart"/>
+            <w:r>
+              <w:rPr>
+                <w:rFonts w:ascii="Times New Roman" w:hAnsi="Times New Roman" w:cs="Times New Roman"/>
+                <w:sz w:val="20"/>
+              </w:rPr>
+              <w:t>slayd</w:t>
+            </w:r>
+            <w:proofErr w:type="spellEnd"/>
+            <w:r>
+              <w:rPr>
+                <w:rFonts w:ascii="Times New Roman" w:hAnsi="Times New Roman" w:cs="Times New Roman"/>
+                <w:sz w:val="20"/>
+              </w:rPr>
+              <w:t>, video və tapşırıq kimi materialların birləşməsi; həcmi ayrıca razılaşdırılır.</w:t>
+            </w:r>
+          </w:p>
+        </w:tc>
+      </w:tr>
+      <w:tr>
+        <w:trPr>
+          <w:cantSplit/>
+          <w:jc w:val="center"/>
+        </w:trPr>
+        <w:tc>
+          <w:tcPr>
+            <w:tcW w:w="3024" w:type="dxa"/>
+            <w:tcBorders>
+              <w:top w:val="single" w:sz="4" w:space="0" w:color="D9D9D9"/>
+              <w:left w:val="single" w:sz="4" w:space="0" w:color="D9D9D9"/>
+              <w:bottom w:val="single" w:sz="4" w:space="0" w:color="D9D9D9"/>
+              <w:right w:val="single" w:sz="4" w:space="0" w:color="D9D9D9"/>
+            </w:tcBorders>
+            <w:shd w:val="clear" w:color="auto" w:fill="F5F7F9"/>
+            <w:tcMar>
+              <w:top w:w="90" w:type="dxa"/>
+              <w:left w:w="90" w:type="dxa"/>
+              <w:bottom w:w="90" w:type="dxa"/>
+              <w:right w:w="90" w:type="dxa"/>
+            </w:tcMar>
+            <w:vAlign w:val="center"/>
+          </w:tcPr>
+          <w:p>
+            <w:pPr>
+              <w:spacing w:before="80" w:after="80" w:line="240" w:lineRule="auto"/>
+              <w:rPr>
+                <w:rFonts w:ascii="Times New Roman" w:hAnsi="Times New Roman" w:cs="Times New Roman"/>
+              </w:rPr>
+            </w:pPr>
+            <w:proofErr w:type="spellStart"/>
+            <w:r>
+              <w:rPr>
+                <w:rFonts w:ascii="Times New Roman" w:hAnsi="Times New Roman" w:cs="Times New Roman"/>
+                <w:sz w:val="20"/>
+              </w:rPr>
+              <w:t>Tədris</w:t>
+            </w:r>
+            <w:proofErr w:type="spellEnd"/>
+            <w:r>
+              <w:rPr>
+                <w:rFonts w:ascii="Times New Roman" w:hAnsi="Times New Roman" w:cs="Times New Roman"/>
+                <w:sz w:val="20"/>
+              </w:rPr>
+              <w:t xml:space="preserve"> </w:t>
+            </w:r>
+            <w:proofErr w:type="spellStart"/>
+            <w:r>
+              <w:rPr>
+                <w:rFonts w:ascii="Times New Roman" w:hAnsi="Times New Roman" w:cs="Times New Roman"/>
+                <w:sz w:val="20"/>
+              </w:rPr>
+              <w:t>cizgi</w:t>
+            </w:r>
+            <w:proofErr w:type="spellEnd"/>
+            <w:r>
+              <w:rPr>
+                <w:rFonts w:ascii="Times New Roman" w:hAnsi="Times New Roman" w:cs="Times New Roman"/>
+                <w:sz w:val="20"/>
+              </w:rPr>
+              <w:t xml:space="preserve"> filmi</w:t>
+            </w:r>
+          </w:p>
+        </w:tc>
+        <w:tc>
+          <w:tcPr>
+            <w:tcW w:w="4968" w:type="dxa"/>
+            <w:tcBorders>
+              <w:top w:val="single" w:sz="4" w:space="0" w:color="D9D9D9"/>
+              <w:left w:val="single" w:sz="4" w:space="0" w:color="D9D9D9"/>
+              <w:bottom w:val="single" w:sz="4" w:space="0" w:color="D9D9D9"/>
+              <w:right w:val="single" w:sz="4" w:space="0" w:color="D9D9D9"/>
+            </w:tcBorders>
+            <w:shd w:val="clear" w:color="auto" w:fill="F5F7F9"/>
+            <w:tcMar>
+              <w:top w:w="90" w:type="dxa"/>
+              <w:left w:w="90" w:type="dxa"/>
+              <w:bottom w:w="90" w:type="dxa"/>
+              <w:right w:w="90" w:type="dxa"/>
+            </w:tcMar>
+            <w:vAlign w:val="center"/>
+          </w:tcPr>
+          <w:p>
+            <w:pPr>
+              <w:spacing w:before="80" w:after="80" w:line="240" w:lineRule="auto"/>
+              <w:rPr>
+                <w:rFonts w:ascii="Times New Roman" w:hAnsi="Times New Roman" w:cs="Times New Roman"/>
+              </w:rPr>
+            </w:pPr>
+            <w:r>
+              <w:rPr>
+                <w:rFonts w:ascii="Times New Roman" w:hAnsi="Times New Roman" w:cs="Times New Roman"/>
+                <w:sz w:val="20"/>
+              </w:rPr>
+              <w:t xml:space="preserve">Elmi </w:t>
+            </w:r>
+            <w:proofErr w:type="spellStart"/>
+            <w:r>
+              <w:rPr>
+                <w:rFonts w:ascii="Times New Roman" w:hAnsi="Times New Roman" w:cs="Times New Roman"/>
+                <w:sz w:val="20"/>
+              </w:rPr>
+              <w:t>dəqiqliyi</w:t>
+            </w:r>
+            <w:proofErr w:type="spellEnd"/>
+            <w:r>
+              <w:rPr>
+                <w:rFonts w:ascii="Times New Roman" w:hAnsi="Times New Roman" w:cs="Times New Roman"/>
+                <w:sz w:val="20"/>
+              </w:rPr>
+              <w:t xml:space="preserve"> </w:t>
+            </w:r>
+            <w:proofErr w:type="spellStart"/>
+            <w:r>
+              <w:rPr>
+                <w:rFonts w:ascii="Times New Roman" w:hAnsi="Times New Roman" w:cs="Times New Roman"/>
+                <w:sz w:val="20"/>
+              </w:rPr>
+              <w:t>azaltmadan</w:t>
+            </w:r>
+            <w:proofErr w:type="spellEnd"/>
+            <w:r>
+              <w:rPr>
+                <w:rFonts w:ascii="Times New Roman" w:hAnsi="Times New Roman" w:cs="Times New Roman"/>
+                <w:sz w:val="20"/>
+              </w:rPr>
+              <w:t xml:space="preserve"> </w:t>
+            </w:r>
+            <w:proofErr w:type="spellStart"/>
+            <w:r>
+              <w:rPr>
+                <w:rFonts w:ascii="Times New Roman" w:hAnsi="Times New Roman" w:cs="Times New Roman"/>
+                <w:sz w:val="20"/>
+              </w:rPr>
+              <w:t>mövzunu</w:t>
+            </w:r>
+            <w:proofErr w:type="spellEnd"/>
+            <w:r>
+              <w:rPr>
+                <w:rFonts w:ascii="Times New Roman" w:hAnsi="Times New Roman" w:cs="Times New Roman"/>
+                <w:sz w:val="20"/>
+              </w:rPr>
+              <w:t xml:space="preserve"> öyrədən qısa illüstrasiyalı hekayə və ya cizgi silsiləsi.</w:t>
+            </w:r>
+          </w:p>
+        </w:tc>
+      </w:tr>
+      <w:tr>
+        <w:trPr>
+          <w:cantSplit/>
+          <w:jc w:val="center"/>
+        </w:trPr>
+        <w:tc>
+          <w:tcPr>
+            <w:tcW w:w="3024" w:type="dxa"/>
+            <w:tcBorders>
+              <w:top w:val="single" w:sz="4" w:space="0" w:color="D9D9D9"/>
+              <w:left w:val="single" w:sz="4" w:space="0" w:color="D9D9D9"/>
+              <w:bottom w:val="single" w:sz="4" w:space="0" w:color="D9D9D9"/>
+              <w:right w:val="single" w:sz="4" w:space="0" w:color="D9D9D9"/>
+            </w:tcBorders>
+            <w:shd w:val="clear" w:color="auto" w:fill="F5F7F9"/>
+            <w:tcMar>
+              <w:top w:w="90" w:type="dxa"/>
+              <w:left w:w="90" w:type="dxa"/>
+              <w:bottom w:w="90" w:type="dxa"/>
+              <w:right w:w="90" w:type="dxa"/>
+            </w:tcMar>
+            <w:vAlign w:val="center"/>
+          </w:tcPr>
+          <w:p>
+            <w:pPr>
+              <w:spacing w:before="80" w:after="80" w:line="240" w:lineRule="auto"/>
+              <w:rPr>
+                <w:rFonts w:ascii="Times New Roman" w:hAnsi="Times New Roman" w:cs="Times New Roman"/>
+              </w:rPr>
+            </w:pPr>
+            <w:r>
+              <w:rPr>
+                <w:rFonts w:ascii="Times New Roman" w:hAnsi="Times New Roman" w:cs="Times New Roman"/>
+                <w:sz w:val="20"/>
+              </w:rPr>
+              <w:lastRenderedPageBreak/>
+              <w:t>Animasiya</w:t>
+            </w:r>
+          </w:p>
+        </w:tc>
+        <w:tc>
+          <w:tcPr>
+            <w:tcW w:w="4968" w:type="dxa"/>
+            <w:tcBorders>
+              <w:top w:val="single" w:sz="4" w:space="0" w:color="D9D9D9"/>
+              <w:left w:val="single" w:sz="4" w:space="0" w:color="D9D9D9"/>
+              <w:bottom w:val="single" w:sz="4" w:space="0" w:color="D9D9D9"/>
+              <w:right w:val="single" w:sz="4" w:space="0" w:color="D9D9D9"/>
+            </w:tcBorders>
+            <w:shd w:val="clear" w:color="auto" w:fill="F5F7F9"/>
+            <w:tcMar>
+              <w:top w:w="90" w:type="dxa"/>
+              <w:left w:w="90" w:type="dxa"/>
+              <w:bottom w:w="90" w:type="dxa"/>
+              <w:right w:w="90" w:type="dxa"/>
+            </w:tcMar>
+            <w:vAlign w:val="center"/>
+          </w:tcPr>
+          <w:p>
+            <w:pPr>
+              <w:spacing w:before="80" w:after="80" w:line="240" w:lineRule="auto"/>
+              <w:rPr>
+                <w:rFonts w:ascii="Times New Roman" w:hAnsi="Times New Roman" w:cs="Times New Roman"/>
+              </w:rPr>
+            </w:pPr>
+            <w:r>
+              <w:rPr>
+                <w:rFonts w:ascii="Times New Roman" w:hAnsi="Times New Roman" w:cs="Times New Roman"/>
+                <w:sz w:val="20"/>
+              </w:rPr>
+              <w:t>Prosesi, ideyanı və ya sistemi hərəkətli təsvirlə izah edən material; səsli və ya səssiz ola bilər.</w:t>
+            </w:r>
+          </w:p>
+        </w:tc>
+      </w:tr>
+      <w:tr>
+        <w:trPr>
+          <w:cantSplit/>
+          <w:jc w:val="center"/>
+        </w:trPr>
+        <w:tc>
+          <w:tcPr>
+            <w:tcW w:w="3024" w:type="dxa"/>
+            <w:tcBorders>
+              <w:top w:val="single" w:sz="4" w:space="0" w:color="D9D9D9"/>
+              <w:left w:val="single" w:sz="4" w:space="0" w:color="D9D9D9"/>
+              <w:bottom w:val="single" w:sz="4" w:space="0" w:color="D9D9D9"/>
+              <w:right w:val="single" w:sz="4" w:space="0" w:color="D9D9D9"/>
+            </w:tcBorders>
+            <w:shd w:val="clear" w:color="auto" w:fill="F5F7F9"/>
+            <w:tcMar>
+              <w:top w:w="90" w:type="dxa"/>
+              <w:left w:w="90" w:type="dxa"/>
+              <w:bottom w:w="90" w:type="dxa"/>
+              <w:right w:w="90" w:type="dxa"/>
+            </w:tcMar>
+            <w:vAlign w:val="center"/>
+          </w:tcPr>
+          <w:p>
+            <w:pPr>
+              <w:spacing w:before="80" w:after="80" w:line="240" w:lineRule="auto"/>
+              <w:rPr>
+                <w:rFonts w:ascii="Times New Roman" w:hAnsi="Times New Roman" w:cs="Times New Roman"/>
+              </w:rPr>
+            </w:pPr>
+            <w:proofErr w:type="spellStart"/>
+            <w:r>
+              <w:rPr>
+                <w:rFonts w:ascii="Times New Roman" w:hAnsi="Times New Roman" w:cs="Times New Roman"/>
+                <w:sz w:val="20"/>
+              </w:rPr>
+              <w:t>Komiks</w:t>
+            </w:r>
+            <w:proofErr w:type="spellEnd"/>
+          </w:p>
+        </w:tc>
+        <w:tc>
+          <w:tcPr>
+            <w:tcW w:w="4968" w:type="dxa"/>
+            <w:tcBorders>
+              <w:top w:val="single" w:sz="4" w:space="0" w:color="D9D9D9"/>
+              <w:left w:val="single" w:sz="4" w:space="0" w:color="D9D9D9"/>
+              <w:bottom w:val="single" w:sz="4" w:space="0" w:color="D9D9D9"/>
+              <w:right w:val="single" w:sz="4" w:space="0" w:color="D9D9D9"/>
+            </w:tcBorders>
+            <w:shd w:val="clear" w:color="auto" w:fill="F5F7F9"/>
+            <w:tcMar>
+              <w:top w:w="90" w:type="dxa"/>
+              <w:left w:w="90" w:type="dxa"/>
+              <w:bottom w:w="90" w:type="dxa"/>
+              <w:right w:w="90" w:type="dxa"/>
+            </w:tcMar>
+            <w:vAlign w:val="center"/>
+          </w:tcPr>
+          <w:p>
+            <w:pPr>
+              <w:spacing w:before="80" w:after="80" w:line="240" w:lineRule="auto"/>
+              <w:rPr>
+                <w:rFonts w:ascii="Times New Roman" w:hAnsi="Times New Roman" w:cs="Times New Roman"/>
+              </w:rPr>
+            </w:pPr>
+            <w:r>
+              <w:rPr>
+                <w:rFonts w:ascii="Times New Roman" w:hAnsi="Times New Roman" w:cs="Times New Roman"/>
+                <w:sz w:val="20"/>
+              </w:rPr>
+              <w:t>Mövzunu asan izləməyə imkan verən şəkil və mətn panelləri.</w:t>
+            </w:r>
+          </w:p>
+        </w:tc>
+      </w:tr>
+      <w:tr>
+        <w:trPr>
+          <w:cantSplit/>
+          <w:jc w:val="center"/>
+        </w:trPr>
+        <w:tc>
+          <w:tcPr>
+            <w:tcW w:w="3024" w:type="dxa"/>
+            <w:tcBorders>
+              <w:top w:val="single" w:sz="4" w:space="0" w:color="D9D9D9"/>
+              <w:left w:val="single" w:sz="4" w:space="0" w:color="D9D9D9"/>
+              <w:bottom w:val="single" w:sz="4" w:space="0" w:color="D9D9D9"/>
+              <w:right w:val="single" w:sz="4" w:space="0" w:color="D9D9D9"/>
+            </w:tcBorders>
+            <w:shd w:val="clear" w:color="auto" w:fill="F5F7F9"/>
+            <w:tcMar>
+              <w:top w:w="90" w:type="dxa"/>
+              <w:left w:w="90" w:type="dxa"/>
+              <w:bottom w:w="90" w:type="dxa"/>
+              <w:right w:w="90" w:type="dxa"/>
+            </w:tcMar>
+            <w:vAlign w:val="center"/>
+          </w:tcPr>
+          <w:p>
+            <w:pPr>
+              <w:spacing w:before="80" w:after="80" w:line="240" w:lineRule="auto"/>
+              <w:rPr>
+                <w:rFonts w:ascii="Times New Roman" w:hAnsi="Times New Roman" w:cs="Times New Roman"/>
+              </w:rPr>
+            </w:pPr>
+            <w:proofErr w:type="spellStart"/>
+            <w:r>
+              <w:rPr>
+                <w:rFonts w:ascii="Times New Roman" w:hAnsi="Times New Roman" w:cs="Times New Roman"/>
+                <w:sz w:val="20"/>
+              </w:rPr>
+              <w:t>İnfoqrafika</w:t>
+            </w:r>
+            <w:proofErr w:type="spellEnd"/>
+          </w:p>
+        </w:tc>
+        <w:tc>
+          <w:tcPr>
+            <w:tcW w:w="4968" w:type="dxa"/>
+            <w:tcBorders>
+              <w:top w:val="single" w:sz="4" w:space="0" w:color="D9D9D9"/>
+              <w:left w:val="single" w:sz="4" w:space="0" w:color="D9D9D9"/>
+              <w:bottom w:val="single" w:sz="4" w:space="0" w:color="D9D9D9"/>
+              <w:right w:val="single" w:sz="4" w:space="0" w:color="D9D9D9"/>
+            </w:tcBorders>
+            <w:shd w:val="clear" w:color="auto" w:fill="F5F7F9"/>
+            <w:tcMar>
+              <w:top w:w="90" w:type="dxa"/>
+              <w:left w:w="90" w:type="dxa"/>
+              <w:bottom w:w="90" w:type="dxa"/>
+              <w:right w:w="90" w:type="dxa"/>
+            </w:tcMar>
+            <w:vAlign w:val="center"/>
+          </w:tcPr>
+          <w:p>
+            <w:pPr>
+              <w:spacing w:before="80" w:after="80" w:line="240" w:lineRule="auto"/>
+              <w:rPr>
+                <w:rFonts w:ascii="Times New Roman" w:hAnsi="Times New Roman" w:cs="Times New Roman"/>
+              </w:rPr>
+            </w:pPr>
+            <w:r>
+              <w:rPr>
+                <w:rFonts w:ascii="Times New Roman" w:hAnsi="Times New Roman" w:cs="Times New Roman"/>
+                <w:sz w:val="20"/>
+              </w:rPr>
+              <w:t>Mövzunun əsas faktlarını, addımlarını və ya əlaqələrini bir baxışda göstərən dizayn olunmuş vizual.</w:t>
+            </w:r>
+          </w:p>
+        </w:tc>
+      </w:tr>
+      <w:tr>
+        <w:trPr>
+          <w:cantSplit/>
+          <w:jc w:val="center"/>
+        </w:trPr>
+        <w:tc>
+          <w:tcPr>
+            <w:tcW w:w="3024" w:type="dxa"/>
+            <w:tcBorders>
+              <w:top w:val="single" w:sz="4" w:space="0" w:color="D9D9D9"/>
+              <w:left w:val="single" w:sz="4" w:space="0" w:color="D9D9D9"/>
+              <w:bottom w:val="single" w:sz="4" w:space="0" w:color="D9D9D9"/>
+              <w:right w:val="single" w:sz="4" w:space="0" w:color="D9D9D9"/>
+            </w:tcBorders>
+            <w:shd w:val="clear" w:color="auto" w:fill="F5F7F9"/>
+            <w:tcMar>
+              <w:top w:w="90" w:type="dxa"/>
+              <w:left w:w="90" w:type="dxa"/>
+              <w:bottom w:w="90" w:type="dxa"/>
+              <w:right w:w="90" w:type="dxa"/>
+            </w:tcMar>
+            <w:vAlign w:val="center"/>
+          </w:tcPr>
+          <w:p>
+            <w:pPr>
+              <w:spacing w:before="80" w:after="80" w:line="240" w:lineRule="auto"/>
+              <w:rPr>
+                <w:rFonts w:ascii="Times New Roman" w:hAnsi="Times New Roman" w:cs="Times New Roman"/>
+              </w:rPr>
+            </w:pPr>
+            <w:r>
+              <w:rPr>
+                <w:rFonts w:ascii="Times New Roman" w:hAnsi="Times New Roman" w:cs="Times New Roman"/>
+                <w:sz w:val="20"/>
+              </w:rPr>
+              <w:t>İnteraktiv material</w:t>
+            </w:r>
+          </w:p>
+        </w:tc>
+        <w:tc>
+          <w:tcPr>
+            <w:tcW w:w="4968" w:type="dxa"/>
+            <w:tcBorders>
+              <w:top w:val="single" w:sz="4" w:space="0" w:color="D9D9D9"/>
+              <w:left w:val="single" w:sz="4" w:space="0" w:color="D9D9D9"/>
+              <w:bottom w:val="single" w:sz="4" w:space="0" w:color="D9D9D9"/>
+              <w:right w:val="single" w:sz="4" w:space="0" w:color="D9D9D9"/>
+            </w:tcBorders>
+            <w:shd w:val="clear" w:color="auto" w:fill="F5F7F9"/>
+            <w:tcMar>
+              <w:top w:w="90" w:type="dxa"/>
+              <w:left w:w="90" w:type="dxa"/>
+              <w:bottom w:w="90" w:type="dxa"/>
+              <w:right w:w="90" w:type="dxa"/>
+            </w:tcMar>
+            <w:vAlign w:val="center"/>
+          </w:tcPr>
+          <w:p>
+            <w:pPr>
+              <w:spacing w:before="80" w:after="80" w:line="240" w:lineRule="auto"/>
+              <w:rPr>
+                <w:rFonts w:ascii="Times New Roman" w:hAnsi="Times New Roman" w:cs="Times New Roman"/>
+              </w:rPr>
+            </w:pPr>
+            <w:proofErr w:type="spellStart"/>
+            <w:r>
+              <w:rPr>
+                <w:rFonts w:ascii="Times New Roman" w:hAnsi="Times New Roman" w:cs="Times New Roman"/>
+                <w:sz w:val="20"/>
+              </w:rPr>
+              <w:t>Oxucu</w:t>
+            </w:r>
+            <w:proofErr w:type="spellEnd"/>
+            <w:r>
+              <w:rPr>
+                <w:rFonts w:ascii="Times New Roman" w:hAnsi="Times New Roman" w:cs="Times New Roman"/>
+                <w:sz w:val="20"/>
+              </w:rPr>
+              <w:t xml:space="preserve"> </w:t>
+            </w:r>
+            <w:proofErr w:type="spellStart"/>
+            <w:r>
+              <w:rPr>
+                <w:rFonts w:ascii="Times New Roman" w:hAnsi="Times New Roman" w:cs="Times New Roman"/>
+                <w:sz w:val="20"/>
+              </w:rPr>
+              <w:t>yalnız</w:t>
+            </w:r>
+            <w:proofErr w:type="spellEnd"/>
+            <w:r>
+              <w:rPr>
+                <w:rFonts w:ascii="Times New Roman" w:hAnsi="Times New Roman" w:cs="Times New Roman"/>
+                <w:sz w:val="20"/>
+              </w:rPr>
+              <w:t xml:space="preserve"> </w:t>
+            </w:r>
+            <w:proofErr w:type="spellStart"/>
+            <w:r>
+              <w:rPr>
+                <w:rFonts w:ascii="Times New Roman" w:hAnsi="Times New Roman" w:cs="Times New Roman"/>
+                <w:sz w:val="20"/>
+              </w:rPr>
+              <w:t>oxumasın</w:t>
+            </w:r>
+            <w:proofErr w:type="spellEnd"/>
+            <w:r>
+              <w:rPr>
+                <w:rFonts w:ascii="Times New Roman" w:hAnsi="Times New Roman" w:cs="Times New Roman"/>
+                <w:sz w:val="20"/>
+              </w:rPr>
+              <w:t xml:space="preserve">, </w:t>
+            </w:r>
+            <w:proofErr w:type="spellStart"/>
+            <w:r>
+              <w:rPr>
+                <w:rFonts w:ascii="Times New Roman" w:hAnsi="Times New Roman" w:cs="Times New Roman"/>
+                <w:sz w:val="20"/>
+              </w:rPr>
+              <w:t>ideyanı</w:t>
+            </w:r>
+            <w:proofErr w:type="spellEnd"/>
+            <w:r>
+              <w:rPr>
+                <w:rFonts w:ascii="Times New Roman" w:hAnsi="Times New Roman" w:cs="Times New Roman"/>
+                <w:sz w:val="20"/>
+              </w:rPr>
+              <w:t xml:space="preserve"> yoxlaya bilsin deyə hazırlanmış kliklənən, kodlu və ya tapşırıqlı resurs.</w:t>
             </w:r>
           </w:p>
         </w:tc>
@@ -7504,7 +7829,7 @@
           <w:rFonts w:ascii="Times New Roman" w:hAnsi="Times New Roman" w:cs="Times New Roman"/>
         </w:rPr>
       </w:pPr>
-      <w:bookmarkStart w:id="22" w:name="_Toc240353135"/>
+      <w:bookmarkStart w:id="22" w:name="_Toc240467781"/>
       <w:r>
         <w:rPr>
           <w:rFonts w:ascii="Times New Roman" w:hAnsi="Times New Roman" w:cs="Times New Roman"/>
@@ -7537,7 +7862,6 @@
         <w:rPr>
           <w:rFonts w:ascii="Times New Roman" w:hAnsi="Times New Roman" w:cs="Times New Roman"/>
         </w:rPr>
-        <w:lastRenderedPageBreak/>
         <w:t>Mövzunun və əsas anlayışların təqdimatı.</w:t>
       </w:r>
     </w:p>
@@ -7659,7 +7983,7 @@
           <w:rFonts w:ascii="Times New Roman" w:hAnsi="Times New Roman" w:cs="Times New Roman"/>
         </w:rPr>
       </w:pPr>
-      <w:bookmarkStart w:id="23" w:name="_Toc240353136"/>
+      <w:bookmarkStart w:id="23" w:name="_Toc240467782"/>
       <w:r>
         <w:rPr>
           <w:rFonts w:ascii="Times New Roman" w:hAnsi="Times New Roman" w:cs="Times New Roman"/>
@@ -7714,11 +8038,12 @@
           <w:rFonts w:ascii="Times New Roman" w:hAnsi="Times New Roman" w:cs="Times New Roman"/>
         </w:rPr>
       </w:pPr>
-      <w:bookmarkStart w:id="24" w:name="_Toc240353137"/>
+      <w:bookmarkStart w:id="24" w:name="_Toc240467783"/>
       <w:r>
         <w:rPr>
           <w:rFonts w:ascii="Times New Roman" w:hAnsi="Times New Roman" w:cs="Times New Roman"/>
         </w:rPr>
+        <w:lastRenderedPageBreak/>
         <w:t>4.4 Texniki qaydaların tamamlanması</w:t>
       </w:r>
       <w:bookmarkEnd w:id="24"/>
@@ -7757,7 +8082,7 @@
         </w:rPr>
       </w:pPr>
       <w:bookmarkStart w:id="25" w:name="ch4"/>
-      <w:bookmarkStart w:id="26" w:name="_Toc240353138"/>
+      <w:bookmarkStart w:id="26" w:name="_Toc240467784"/>
       <w:r>
         <w:rPr>
           <w:rFonts w:ascii="Times New Roman" w:hAnsi="Times New Roman" w:cs="Times New Roman"/>
@@ -7774,7 +8099,7 @@
           <w:rFonts w:ascii="Times New Roman" w:hAnsi="Times New Roman" w:cs="Times New Roman"/>
         </w:rPr>
       </w:pPr>
-      <w:bookmarkStart w:id="27" w:name="_Toc240353139"/>
+      <w:bookmarkStart w:id="27" w:name="_Toc240467785"/>
       <w:r>
         <w:rPr>
           <w:rFonts w:ascii="Times New Roman" w:hAnsi="Times New Roman" w:cs="Times New Roman"/>
@@ -7816,7 +8141,7 @@
           <w:rFonts w:ascii="Times New Roman" w:hAnsi="Times New Roman" w:cs="Times New Roman"/>
         </w:rPr>
       </w:pPr>
-      <w:bookmarkStart w:id="28" w:name="_Toc240353140"/>
+      <w:bookmarkStart w:id="28" w:name="_Toc240467786"/>
       <w:r>
         <w:rPr>
           <w:rFonts w:ascii="Times New Roman" w:hAnsi="Times New Roman" w:cs="Times New Roman"/>
@@ -7835,14 +8160,7 @@
         <w:rPr>
           <w:rFonts w:ascii="Times New Roman" w:hAnsi="Times New Roman" w:cs="Times New Roman"/>
         </w:rPr>
-        <w:t xml:space="preserve">İştirakçı əvvəlcə qaydalarla tanış olur, mövzu və auditoriyanı seçir, qeydiyyatdan keçir və materialını hazırlayır. Daha sonra işi və bəyanatları təqdim edir. İş texniki yoxlamadan və ekspert qiymətləndirməsindən keçir; seçilən </w:t>
-      </w:r>
-      <w:r>
-        <w:rPr>
-          <w:rFonts w:ascii="Times New Roman" w:hAnsi="Times New Roman" w:cs="Times New Roman"/>
-        </w:rPr>
-        <w:lastRenderedPageBreak/>
-        <w:t>müəllif final təqdimatına dəvət olunur. Dərc üçün seçilmiş material tələb olunan redaktələrdən və ayrıca yayım razılaşmasından sonra platformaya yerləşdirilir.</w:t>
+        <w:t>İştirakçı əvvəlcə qaydalarla tanış olur, mövzu və auditoriyanı seçir, qeydiyyatdan keçir və materialını hazırlayır. Daha sonra işi və bəyanatları təqdim edir. İş texniki yoxlamadan və ekspert qiymətləndirməsindən keçir; seçilən müəllif final təqdimatına dəvət olunur. Dərc üçün seçilmiş material tələb olunan redaktələrdən və ayrıca yayım razılaşmasından sonra platformaya yerləşdirilir.</w:t>
       </w:r>
     </w:p>
     <w:p>
@@ -7865,7 +8183,7 @@
           <w:rFonts w:ascii="Times New Roman" w:hAnsi="Times New Roman" w:cs="Times New Roman"/>
         </w:rPr>
       </w:pPr>
-      <w:bookmarkStart w:id="29" w:name="_Toc240353141"/>
+      <w:bookmarkStart w:id="29" w:name="_Toc240467787"/>
       <w:r>
         <w:rPr>
           <w:rFonts w:ascii="Times New Roman" w:hAnsi="Times New Roman" w:cs="Times New Roman"/>
@@ -7908,11 +8226,12 @@
         </w:rPr>
       </w:pPr>
       <w:bookmarkStart w:id="30" w:name="ch5"/>
-      <w:bookmarkStart w:id="31" w:name="_Toc240353142"/>
+      <w:bookmarkStart w:id="31" w:name="_Toc240467788"/>
       <w:r>
         <w:rPr>
           <w:rFonts w:ascii="Times New Roman" w:hAnsi="Times New Roman" w:cs="Times New Roman"/>
         </w:rPr>
+        <w:lastRenderedPageBreak/>
         <w:t>6 Qiymətləndirmə və münsiflər</w:t>
       </w:r>
       <w:bookmarkEnd w:id="30"/>
@@ -7925,7 +8244,7 @@
           <w:rFonts w:ascii="Times New Roman" w:hAnsi="Times New Roman" w:cs="Times New Roman"/>
         </w:rPr>
       </w:pPr>
-      <w:bookmarkStart w:id="32" w:name="_Toc240353143"/>
+      <w:bookmarkStart w:id="32" w:name="_Toc240467789"/>
       <w:r>
         <w:rPr>
           <w:rFonts w:ascii="Times New Roman" w:hAnsi="Times New Roman" w:cs="Times New Roman"/>
@@ -8915,7 +9234,7 @@
           <w:rFonts w:ascii="Times New Roman" w:hAnsi="Times New Roman" w:cs="Times New Roman"/>
         </w:rPr>
       </w:pPr>
-      <w:bookmarkStart w:id="33" w:name="_Toc240353144"/>
+      <w:bookmarkStart w:id="33" w:name="_Toc240467790"/>
       <w:r>
         <w:rPr>
           <w:rFonts w:ascii="Times New Roman" w:hAnsi="Times New Roman" w:cs="Times New Roman"/>
@@ -8970,11 +9289,12 @@
           <w:rFonts w:ascii="Times New Roman" w:hAnsi="Times New Roman" w:cs="Times New Roman"/>
         </w:rPr>
       </w:pPr>
-      <w:bookmarkStart w:id="34" w:name="_Toc240353145"/>
+      <w:bookmarkStart w:id="34" w:name="_Toc240467791"/>
       <w:r>
         <w:rPr>
           <w:rFonts w:ascii="Times New Roman" w:hAnsi="Times New Roman" w:cs="Times New Roman"/>
         </w:rPr>
+        <w:lastRenderedPageBreak/>
         <w:t>6.3 Yekun bal və auditoriya seçimi</w:t>
       </w:r>
       <w:bookmarkEnd w:id="34"/>
@@ -9025,7 +9345,7 @@
           <w:rFonts w:ascii="Times New Roman" w:hAnsi="Times New Roman" w:cs="Times New Roman"/>
         </w:rPr>
       </w:pPr>
-      <w:bookmarkStart w:id="35" w:name="_Toc240353146"/>
+      <w:bookmarkStart w:id="35" w:name="_Toc240467792"/>
       <w:r>
         <w:rPr>
           <w:rFonts w:ascii="Times New Roman" w:hAnsi="Times New Roman" w:cs="Times New Roman"/>
@@ -9068,7 +9388,7 @@
         </w:rPr>
       </w:pPr>
       <w:bookmarkStart w:id="36" w:name="ch6"/>
-      <w:bookmarkStart w:id="37" w:name="_Toc240353147"/>
+      <w:bookmarkStart w:id="37" w:name="_Toc240467793"/>
       <w:r>
         <w:rPr>
           <w:rFonts w:ascii="Times New Roman" w:hAnsi="Times New Roman" w:cs="Times New Roman"/>
@@ -9085,7 +9405,7 @@
           <w:rFonts w:ascii="Times New Roman" w:hAnsi="Times New Roman" w:cs="Times New Roman"/>
         </w:rPr>
       </w:pPr>
-      <w:bookmarkStart w:id="38" w:name="_Toc240353148"/>
+      <w:bookmarkStart w:id="38" w:name="_Toc240467794"/>
       <w:r>
         <w:rPr>
           <w:rFonts w:ascii="Times New Roman" w:hAnsi="Times New Roman" w:cs="Times New Roman"/>
@@ -9117,14 +9437,7 @@
         <w:rPr>
           <w:rFonts w:ascii="Times New Roman" w:hAnsi="Times New Roman" w:cs="Times New Roman"/>
         </w:rPr>
-        <w:t xml:space="preserve">Pul mükafatlarının, sponsor hədiyyələrinin və digər maddi təşviqlərin olub-olmayacağı məlum deyil. Hazırda mükafat fondu ayrılmayıb və maliyyə dəstəyi təsdiqlənməyib. Belə imkan yaranarsa, mükafatların növü və </w:t>
-      </w:r>
-      <w:r>
-        <w:rPr>
-          <w:rFonts w:ascii="Times New Roman" w:hAnsi="Times New Roman" w:cs="Times New Roman"/>
-        </w:rPr>
-        <w:lastRenderedPageBreak/>
-        <w:t>şərtləri ayrıca qərarlaşdırılaraq iştirakçılara elan edilə bilər. Müsabiqənin təqdimatı maddi mükafat vədinə əsaslanmamalıdır.</w:t>
+        <w:t>Pul mükafatlarının, sponsor hədiyyələrinin və digər maddi təşviqlərin olub-olmayacağı məlum deyil. Hazırda mükafat fondu ayrılmayıb və maliyyə dəstəyi təsdiqlənməyib. Belə imkan yaranarsa, mükafatların növü və şərtləri ayrıca qərarlaşdırılaraq iştirakçılara elan edilə bilər. Müsabiqənin təqdimatı maddi mükafat vədinə əsaslanmamalıdır.</w:t>
       </w:r>
     </w:p>
     <w:p>
@@ -9147,7 +9460,7 @@
           <w:rFonts w:ascii="Times New Roman" w:hAnsi="Times New Roman" w:cs="Times New Roman"/>
         </w:rPr>
       </w:pPr>
-      <w:bookmarkStart w:id="39" w:name="_Toc240353149"/>
+      <w:bookmarkStart w:id="39" w:name="_Toc240467795"/>
       <w:r>
         <w:rPr>
           <w:rFonts w:ascii="Times New Roman" w:hAnsi="Times New Roman" w:cs="Times New Roman"/>
@@ -9249,6 +9562,7 @@
         <w:rPr>
           <w:rFonts w:ascii="Times New Roman" w:hAnsi="Times New Roman" w:cs="Times New Roman"/>
         </w:rPr>
+        <w:lastRenderedPageBreak/>
         <w:t>Kritik elmi nöqsanı olan iş ümumi balından asılı olmayaraq bu statusu almamalıdır. Status həddinin ilkin material balına, yekun müsabiqə balına və ya redaktədən sonrakı təkrar qiymətləndirməyə tətbiqi mənbədə tam aydın deyil və təsdiqlənməlidir.</w:t>
       </w:r>
     </w:p>
@@ -9259,7 +9573,7 @@
           <w:rFonts w:ascii="Times New Roman" w:hAnsi="Times New Roman" w:cs="Times New Roman"/>
         </w:rPr>
       </w:pPr>
-      <w:bookmarkStart w:id="40" w:name="_Toc240353150"/>
+      <w:bookmarkStart w:id="40" w:name="_Toc240467796"/>
       <w:r>
         <w:rPr>
           <w:rFonts w:ascii="Times New Roman" w:hAnsi="Times New Roman" w:cs="Times New Roman"/>
@@ -9302,7 +9616,7 @@
         </w:rPr>
       </w:pPr>
       <w:bookmarkStart w:id="41" w:name="ch7"/>
-      <w:bookmarkStart w:id="42" w:name="_Toc240353151"/>
+      <w:bookmarkStart w:id="42" w:name="_Toc240467797"/>
       <w:r>
         <w:rPr>
           <w:rFonts w:ascii="Times New Roman" w:hAnsi="Times New Roman" w:cs="Times New Roman"/>
@@ -9319,7 +9633,7 @@
           <w:rFonts w:ascii="Times New Roman" w:hAnsi="Times New Roman" w:cs="Times New Roman"/>
         </w:rPr>
       </w:pPr>
-      <w:bookmarkStart w:id="43" w:name="_Toc240353152"/>
+      <w:bookmarkStart w:id="43" w:name="_Toc240467798"/>
       <w:r>
         <w:rPr>
           <w:rFonts w:ascii="Times New Roman" w:hAnsi="Times New Roman" w:cs="Times New Roman"/>
@@ -9374,12 +9688,11 @@
           <w:rFonts w:ascii="Times New Roman" w:hAnsi="Times New Roman" w:cs="Times New Roman"/>
         </w:rPr>
       </w:pPr>
-      <w:bookmarkStart w:id="44" w:name="_Toc240353153"/>
+      <w:bookmarkStart w:id="44" w:name="_Toc240467799"/>
       <w:r>
         <w:rPr>
           <w:rFonts w:ascii="Times New Roman" w:hAnsi="Times New Roman" w:cs="Times New Roman"/>
         </w:rPr>
-        <w:lastRenderedPageBreak/>
         <w:t>8.2 Süni intellektdən istifadə</w:t>
       </w:r>
       <w:bookmarkEnd w:id="44"/>
@@ -9417,7 +9730,7 @@
           <w:rFonts w:ascii="Times New Roman" w:hAnsi="Times New Roman" w:cs="Times New Roman"/>
         </w:rPr>
       </w:pPr>
-      <w:bookmarkStart w:id="45" w:name="_Toc240353154"/>
+      <w:bookmarkStart w:id="45" w:name="_Toc240467800"/>
       <w:r>
         <w:rPr>
           <w:rFonts w:ascii="Times New Roman" w:hAnsi="Times New Roman" w:cs="Times New Roman"/>
@@ -9462,6 +9775,7 @@
         <w:rPr>
           <w:rFonts w:ascii="Times New Roman" w:hAnsi="Times New Roman" w:cs="Times New Roman"/>
         </w:rPr>
+        <w:lastRenderedPageBreak/>
         <w:t>Bu bölmə ilkin sənəddəki hüquq modelini sistemləşdirir; təsdiqlənmiş müqavilə mətni deyil. Açıq baxış imkanı ilə materialın sərbəst təkrar istifadəsinə verilən hüquqlar eyni anlayış kimi təqdim edilməməlidir.</w:t>
       </w:r>
     </w:p>
@@ -9472,7 +9786,7 @@
           <w:rFonts w:ascii="Times New Roman" w:hAnsi="Times New Roman" w:cs="Times New Roman"/>
         </w:rPr>
       </w:pPr>
-      <w:bookmarkStart w:id="46" w:name="_Toc240353155"/>
+      <w:bookmarkStart w:id="46" w:name="_Toc240467801"/>
       <w:r>
         <w:rPr>
           <w:rFonts w:ascii="Times New Roman" w:hAnsi="Times New Roman" w:cs="Times New Roman"/>
@@ -9515,12 +9829,11 @@
         </w:rPr>
       </w:pPr>
       <w:bookmarkStart w:id="47" w:name="ch8"/>
-      <w:bookmarkStart w:id="48" w:name="_Toc240353156"/>
+      <w:bookmarkStart w:id="48" w:name="_Toc240467802"/>
       <w:r>
         <w:rPr>
           <w:rFonts w:ascii="Times New Roman" w:hAnsi="Times New Roman" w:cs="Times New Roman"/>
         </w:rPr>
-        <w:lastRenderedPageBreak/>
         <w:t>9 İdarəetmə və icra təqvimi</w:t>
       </w:r>
       <w:bookmarkEnd w:id="47"/>
@@ -9533,7 +9846,7 @@
           <w:rFonts w:ascii="Times New Roman" w:hAnsi="Times New Roman" w:cs="Times New Roman"/>
         </w:rPr>
       </w:pPr>
-      <w:bookmarkStart w:id="49" w:name="_Toc240353157"/>
+      <w:bookmarkStart w:id="49" w:name="_Toc240467803"/>
       <w:r>
         <w:rPr>
           <w:rFonts w:ascii="Times New Roman" w:hAnsi="Times New Roman" w:cs="Times New Roman"/>
@@ -10268,7 +10581,7 @@
           <w:rFonts w:ascii="Times New Roman" w:hAnsi="Times New Roman" w:cs="Times New Roman"/>
         </w:rPr>
       </w:pPr>
-      <w:bookmarkStart w:id="50" w:name="_Toc240353158"/>
+      <w:bookmarkStart w:id="50" w:name="_Toc240467804"/>
       <w:r>
         <w:rPr>
           <w:rFonts w:ascii="Times New Roman" w:hAnsi="Times New Roman" w:cs="Times New Roman"/>
@@ -11222,7 +11535,7 @@
           <w:rFonts w:ascii="Times New Roman" w:hAnsi="Times New Roman" w:cs="Times New Roman"/>
         </w:rPr>
       </w:pPr>
-      <w:bookmarkStart w:id="51" w:name="_Toc240353159"/>
+      <w:bookmarkStart w:id="51" w:name="_Toc240467805"/>
       <w:r>
         <w:rPr>
           <w:rFonts w:ascii="Times New Roman" w:hAnsi="Times New Roman" w:cs="Times New Roman"/>
@@ -11265,7 +11578,7 @@
         </w:rPr>
       </w:pPr>
       <w:bookmarkStart w:id="52" w:name="ch9"/>
-      <w:bookmarkStart w:id="53" w:name="_Toc240353160"/>
+      <w:bookmarkStart w:id="53" w:name="_Toc240467806"/>
       <w:r>
         <w:rPr>
           <w:rFonts w:ascii="Times New Roman" w:hAnsi="Times New Roman" w:cs="Times New Roman"/>
@@ -11282,7 +11595,7 @@
           <w:rFonts w:ascii="Times New Roman" w:hAnsi="Times New Roman" w:cs="Times New Roman"/>
         </w:rPr>
       </w:pPr>
-      <w:bookmarkStart w:id="54" w:name="_Toc240353161"/>
+      <w:bookmarkStart w:id="54" w:name="_Toc240467807"/>
       <w:r>
         <w:rPr>
           <w:rFonts w:ascii="Times New Roman" w:hAnsi="Times New Roman" w:cs="Times New Roman"/>
@@ -11324,7 +11637,7 @@
           <w:rFonts w:ascii="Times New Roman" w:hAnsi="Times New Roman" w:cs="Times New Roman"/>
         </w:rPr>
       </w:pPr>
-      <w:bookmarkStart w:id="55" w:name="_Toc240353162"/>
+      <w:bookmarkStart w:id="55" w:name="_Toc240467808"/>
       <w:r>
         <w:rPr>
           <w:rFonts w:ascii="Times New Roman" w:hAnsi="Times New Roman" w:cs="Times New Roman"/>
@@ -11367,7 +11680,7 @@
           <w:rFonts w:ascii="Times New Roman" w:hAnsi="Times New Roman" w:cs="Times New Roman"/>
         </w:rPr>
       </w:pPr>
-      <w:bookmarkStart w:id="56" w:name="_Toc240353163"/>
+      <w:bookmarkStart w:id="56" w:name="_Toc240467809"/>
       <w:r>
         <w:rPr>
           <w:rFonts w:ascii="Times New Roman" w:hAnsi="Times New Roman" w:cs="Times New Roman"/>
@@ -11987,7 +12300,7 @@
           <w:rFonts w:ascii="Times New Roman" w:hAnsi="Times New Roman" w:cs="Times New Roman"/>
         </w:rPr>
       </w:pPr>
-      <w:bookmarkStart w:id="57" w:name="_Toc240353164"/>
+      <w:bookmarkStart w:id="57" w:name="_Toc240467810"/>
       <w:r>
         <w:rPr>
           <w:rFonts w:ascii="Times New Roman" w:hAnsi="Times New Roman" w:cs="Times New Roman"/>
@@ -12030,7 +12343,7 @@
         </w:rPr>
       </w:pPr>
       <w:bookmarkStart w:id="58" w:name="ch10"/>
-      <w:bookmarkStart w:id="59" w:name="_Toc240353165"/>
+      <w:bookmarkStart w:id="59" w:name="_Toc240467811"/>
       <w:r>
         <w:rPr>
           <w:rFonts w:ascii="Times New Roman" w:hAnsi="Times New Roman" w:cs="Times New Roman"/>
@@ -12047,7 +12360,7 @@
           <w:rFonts w:ascii="Times New Roman" w:hAnsi="Times New Roman" w:cs="Times New Roman"/>
         </w:rPr>
       </w:pPr>
-      <w:bookmarkStart w:id="60" w:name="_Toc240353166"/>
+      <w:bookmarkStart w:id="60" w:name="_Toc240467812"/>
       <w:r>
         <w:rPr>
           <w:rFonts w:ascii="Times New Roman" w:hAnsi="Times New Roman" w:cs="Times New Roman"/>
@@ -12090,7 +12403,7 @@
           <w:rFonts w:ascii="Times New Roman" w:hAnsi="Times New Roman" w:cs="Times New Roman"/>
         </w:rPr>
       </w:pPr>
-      <w:bookmarkStart w:id="61" w:name="_Toc240353167"/>
+      <w:bookmarkStart w:id="61" w:name="_Toc240467813"/>
       <w:r>
         <w:rPr>
           <w:rFonts w:ascii="Times New Roman" w:hAnsi="Times New Roman" w:cs="Times New Roman"/>
@@ -12145,7 +12458,7 @@
           <w:rFonts w:ascii="Times New Roman" w:hAnsi="Times New Roman" w:cs="Times New Roman"/>
         </w:rPr>
       </w:pPr>
-      <w:bookmarkStart w:id="62" w:name="_Toc240353168"/>
+      <w:bookmarkStart w:id="62" w:name="_Toc240467814"/>
       <w:r>
         <w:rPr>
           <w:rFonts w:ascii="Times New Roman" w:hAnsi="Times New Roman" w:cs="Times New Roman"/>
@@ -12187,7 +12500,7 @@
           <w:rFonts w:ascii="Times New Roman" w:hAnsi="Times New Roman" w:cs="Times New Roman"/>
         </w:rPr>
       </w:pPr>
-      <w:bookmarkStart w:id="63" w:name="_Toc240353169"/>
+      <w:bookmarkStart w:id="63" w:name="_Toc240467815"/>
       <w:r>
         <w:rPr>
           <w:rFonts w:ascii="Times New Roman" w:hAnsi="Times New Roman" w:cs="Times New Roman"/>
@@ -12229,7 +12542,7 @@
           <w:rFonts w:ascii="Times New Roman" w:hAnsi="Times New Roman" w:cs="Times New Roman"/>
         </w:rPr>
       </w:pPr>
-      <w:bookmarkStart w:id="64" w:name="_Toc240353170"/>
+      <w:bookmarkStart w:id="64" w:name="_Toc240467816"/>
       <w:r>
         <w:rPr>
           <w:rFonts w:ascii="Times New Roman" w:hAnsi="Times New Roman" w:cs="Times New Roman"/>
@@ -12284,7 +12597,7 @@
           <w:rFonts w:ascii="Times New Roman" w:hAnsi="Times New Roman" w:cs="Times New Roman"/>
         </w:rPr>
       </w:pPr>
-      <w:bookmarkStart w:id="65" w:name="_Toc240353171"/>
+      <w:bookmarkStart w:id="65" w:name="_Toc240467817"/>
       <w:r>
         <w:rPr>
           <w:rFonts w:ascii="Times New Roman" w:hAnsi="Times New Roman" w:cs="Times New Roman"/>
@@ -12315,7 +12628,7 @@
         </w:rPr>
       </w:pPr>
       <w:bookmarkStart w:id="66" w:name="ch11"/>
-      <w:bookmarkStart w:id="67" w:name="_Toc240353172"/>
+      <w:bookmarkStart w:id="67" w:name="_Toc240467818"/>
       <w:r>
         <w:rPr>
           <w:rFonts w:ascii="Times New Roman" w:hAnsi="Times New Roman" w:cs="Times New Roman"/>
@@ -12332,7 +12645,7 @@
           <w:rFonts w:ascii="Times New Roman" w:hAnsi="Times New Roman" w:cs="Times New Roman"/>
         </w:rPr>
       </w:pPr>
-      <w:bookmarkStart w:id="68" w:name="_Toc240353173"/>
+      <w:bookmarkStart w:id="68" w:name="_Toc240467819"/>
       <w:r>
         <w:rPr>
           <w:rFonts w:ascii="Times New Roman" w:hAnsi="Times New Roman" w:cs="Times New Roman"/>
@@ -12374,7 +12687,7 @@
           <w:rFonts w:ascii="Times New Roman" w:hAnsi="Times New Roman" w:cs="Times New Roman"/>
         </w:rPr>
       </w:pPr>
-      <w:bookmarkStart w:id="69" w:name="_Toc240353174"/>
+      <w:bookmarkStart w:id="69" w:name="_Toc240467820"/>
       <w:r>
         <w:rPr>
           <w:rFonts w:ascii="Times New Roman" w:hAnsi="Times New Roman" w:cs="Times New Roman"/>
@@ -12429,7 +12742,7 @@
           <w:rFonts w:ascii="Times New Roman" w:hAnsi="Times New Roman" w:cs="Times New Roman"/>
         </w:rPr>
       </w:pPr>
-      <w:bookmarkStart w:id="70" w:name="_Toc240353175"/>
+      <w:bookmarkStart w:id="70" w:name="_Toc240467821"/>
       <w:r>
         <w:rPr>
           <w:rFonts w:ascii="Times New Roman" w:hAnsi="Times New Roman" w:cs="Times New Roman"/>
@@ -12485,7 +12798,7 @@
         </w:rPr>
       </w:pPr>
       <w:bookmarkStart w:id="71" w:name="ch12"/>
-      <w:bookmarkStart w:id="72" w:name="_Toc240353176"/>
+      <w:bookmarkStart w:id="72" w:name="_Toc240467822"/>
       <w:r>
         <w:rPr>
           <w:rFonts w:ascii="Times New Roman" w:hAnsi="Times New Roman" w:cs="Times New Roman"/>
@@ -12503,7 +12816,7 @@
           <w:rFonts w:ascii="Times New Roman" w:hAnsi="Times New Roman" w:cs="Times New Roman"/>
         </w:rPr>
       </w:pPr>
-      <w:bookmarkStart w:id="73" w:name="_Toc240353177"/>
+      <w:bookmarkStart w:id="73" w:name="_Toc240467823"/>
       <w:r>
         <w:rPr>
           <w:rFonts w:ascii="Times New Roman" w:hAnsi="Times New Roman" w:cs="Times New Roman"/>
@@ -13327,7 +13640,7 @@
           <w:rFonts w:ascii="Times New Roman" w:hAnsi="Times New Roman" w:cs="Times New Roman"/>
         </w:rPr>
       </w:pPr>
-      <w:bookmarkStart w:id="74" w:name="_Toc240353178"/>
+      <w:bookmarkStart w:id="74" w:name="_Toc240467824"/>
       <w:r>
         <w:rPr>
           <w:rFonts w:ascii="Times New Roman" w:hAnsi="Times New Roman" w:cs="Times New Roman"/>
@@ -13369,7 +13682,7 @@
           <w:rFonts w:ascii="Times New Roman" w:hAnsi="Times New Roman" w:cs="Times New Roman"/>
         </w:rPr>
       </w:pPr>
-      <w:bookmarkStart w:id="75" w:name="_Toc240353179"/>
+      <w:bookmarkStart w:id="75" w:name="_Toc240467825"/>
       <w:r>
         <w:rPr>
           <w:rFonts w:ascii="Times New Roman" w:hAnsi="Times New Roman" w:cs="Times New Roman"/>
@@ -13412,7 +13725,7 @@
           <w:rFonts w:ascii="Times New Roman" w:hAnsi="Times New Roman" w:cs="Times New Roman"/>
         </w:rPr>
       </w:pPr>
-      <w:bookmarkStart w:id="76" w:name="_Toc240353180"/>
+      <w:bookmarkStart w:id="76" w:name="_Toc240467826"/>
       <w:r>
         <w:rPr>
           <w:rFonts w:ascii="Times New Roman" w:hAnsi="Times New Roman" w:cs="Times New Roman"/>
@@ -13455,7 +13768,7 @@
         </w:rPr>
       </w:pPr>
       <w:bookmarkStart w:id="77" w:name="ch13"/>
-      <w:bookmarkStart w:id="78" w:name="_Toc240353181"/>
+      <w:bookmarkStart w:id="78" w:name="_Toc240467827"/>
       <w:r>
         <w:rPr>
           <w:rFonts w:ascii="Times New Roman" w:hAnsi="Times New Roman" w:cs="Times New Roman"/>
@@ -13472,7 +13785,7 @@
           <w:rFonts w:ascii="Times New Roman" w:hAnsi="Times New Roman" w:cs="Times New Roman"/>
         </w:rPr>
       </w:pPr>
-      <w:bookmarkStart w:id="79" w:name="_Toc240353182"/>
+      <w:bookmarkStart w:id="79" w:name="_Toc240467828"/>
       <w:r>
         <w:rPr>
           <w:rFonts w:ascii="Times New Roman" w:hAnsi="Times New Roman" w:cs="Times New Roman"/>
@@ -14345,7 +14658,7 @@
           <w:rFonts w:ascii="Times New Roman" w:hAnsi="Times New Roman" w:cs="Times New Roman"/>
         </w:rPr>
       </w:pPr>
-      <w:bookmarkStart w:id="80" w:name="_Toc240353183"/>
+      <w:bookmarkStart w:id="80" w:name="_Toc240467829"/>
       <w:r>
         <w:rPr>
           <w:rFonts w:ascii="Times New Roman" w:hAnsi="Times New Roman" w:cs="Times New Roman"/>
@@ -14388,7 +14701,7 @@
           <w:rFonts w:ascii="Times New Roman" w:hAnsi="Times New Roman" w:cs="Times New Roman"/>
         </w:rPr>
       </w:pPr>
-      <w:bookmarkStart w:id="81" w:name="_Toc240353184"/>
+      <w:bookmarkStart w:id="81" w:name="_Toc240467830"/>
       <w:r>
         <w:rPr>
           <w:rFonts w:ascii="Times New Roman" w:hAnsi="Times New Roman" w:cs="Times New Roman"/>
@@ -14558,7 +14871,7 @@
         </w:rPr>
       </w:pPr>
       <w:bookmarkStart w:id="82" w:name="ch14"/>
-      <w:bookmarkStart w:id="83" w:name="_Toc240353185"/>
+      <w:bookmarkStart w:id="83" w:name="_Toc240467831"/>
       <w:r>
         <w:rPr>
           <w:rFonts w:ascii="Times New Roman" w:hAnsi="Times New Roman" w:cs="Times New Roman"/>
@@ -14589,7 +14902,7 @@
           <w:rFonts w:ascii="Times New Roman" w:hAnsi="Times New Roman" w:cs="Times New Roman"/>
         </w:rPr>
       </w:pPr>
-      <w:bookmarkStart w:id="84" w:name="_Toc240353186"/>
+      <w:bookmarkStart w:id="84" w:name="_Toc240467832"/>
       <w:r>
         <w:rPr>
           <w:rFonts w:ascii="Times New Roman" w:hAnsi="Times New Roman" w:cs="Times New Roman"/>
@@ -14696,7 +15009,7 @@
           <w:rFonts w:ascii="Times New Roman" w:hAnsi="Times New Roman" w:cs="Times New Roman"/>
         </w:rPr>
       </w:pPr>
-      <w:bookmarkStart w:id="85" w:name="_Toc240353187"/>
+      <w:bookmarkStart w:id="85" w:name="_Toc240467833"/>
       <w:r>
         <w:rPr>
           <w:rFonts w:ascii="Times New Roman" w:hAnsi="Times New Roman" w:cs="Times New Roman"/>
@@ -14792,7 +15105,7 @@
         </w:rPr>
       </w:pPr>
       <w:bookmarkStart w:id="86" w:name="ch15"/>
-      <w:bookmarkStart w:id="87" w:name="_Toc240353188"/>
+      <w:bookmarkStart w:id="87" w:name="_Toc240467834"/>
       <w:r>
         <w:rPr>
           <w:rFonts w:ascii="Times New Roman" w:hAnsi="Times New Roman" w:cs="Times New Roman"/>
@@ -16196,7 +16509,7 @@
         </w:rPr>
       </w:pPr>
       <w:bookmarkStart w:id="88" w:name="ch16"/>
-      <w:bookmarkStart w:id="89" w:name="_Toc240353189"/>
+      <w:bookmarkStart w:id="89" w:name="_Toc240467835"/>
       <w:r>
         <w:rPr>
           <w:rFonts w:ascii="Times New Roman" w:hAnsi="Times New Roman" w:cs="Times New Roman"/>
@@ -16306,7 +16619,7 @@
         </w:rPr>
       </w:pPr>
       <w:bookmarkStart w:id="90" w:name="ch17"/>
-      <w:bookmarkStart w:id="91" w:name="_Toc240353190"/>
+      <w:bookmarkStart w:id="91" w:name="_Toc240467836"/>
       <w:r>
         <w:rPr>
           <w:rFonts w:ascii="Times New Roman" w:hAnsi="Times New Roman" w:cs="Times New Roman"/>
@@ -16402,7 +16715,7 @@
         </w:rPr>
       </w:pPr>
       <w:bookmarkStart w:id="92" w:name="ch18"/>
-      <w:bookmarkStart w:id="93" w:name="_Toc240353191"/>
+      <w:bookmarkStart w:id="93" w:name="_Toc240467837"/>
       <w:r>
         <w:rPr>
           <w:rFonts w:ascii="Times New Roman" w:hAnsi="Times New Roman" w:cs="Times New Roman"/>
@@ -16511,7 +16824,7 @@
         </w:rPr>
       </w:pPr>
       <w:bookmarkStart w:id="94" w:name="ch19"/>
-      <w:bookmarkStart w:id="95" w:name="_Toc240353192"/>
+      <w:bookmarkStart w:id="95" w:name="_Toc240467838"/>
       <w:r>
         <w:rPr>
           <w:rFonts w:ascii="Times New Roman" w:hAnsi="Times New Roman" w:cs="Times New Roman"/>
@@ -16695,7 +17008,7 @@
         </w:rPr>
       </w:pPr>
       <w:bookmarkStart w:id="96" w:name="ch20"/>
-      <w:bookmarkStart w:id="97" w:name="_Toc240353193"/>
+      <w:bookmarkStart w:id="97" w:name="_Toc240467839"/>
       <w:r>
         <w:rPr>
           <w:rFonts w:ascii="Times New Roman" w:hAnsi="Times New Roman" w:cs="Times New Roman"/>
@@ -17909,7 +18222,7 @@
         </mc:Choice>
         <mc:Fallback>
           <w:pict>
-            <v:line w14:anchorId="50C967D9" id="Straight Connector 1" o:spid="_x0000_s1026" style="position:absolute;z-index:251659264;visibility:visible;mso-wrap-style:square;mso-wrap-distance-left:9pt;mso-wrap-distance-top:0;mso-wrap-distance-right:9pt;mso-wrap-distance-bottom:0;mso-position-horizontal:absolute;mso-position-horizontal-relative:text;mso-position-vertical:absolute;mso-position-vertical-relative:text" from=".9pt,4.3pt" to="495.15pt,6.55pt" o:gfxdata="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" strokecolor="black [3040]" strokeweight=".25pt"/>
+            <v:line w14:anchorId="1C880B3F" id="Straight Connector 1" o:spid="_x0000_s1026" style="position:absolute;z-index:251659264;visibility:visible;mso-wrap-style:square;mso-wrap-distance-left:9pt;mso-wrap-distance-top:0;mso-wrap-distance-right:9pt;mso-wrap-distance-bottom:0;mso-position-horizontal:absolute;mso-position-horizontal-relative:text;mso-position-vertical:absolute;mso-position-vertical-relative:text" from=".9pt,4.3pt" to="495.15pt,6.55pt" o:gfxdata="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" strokecolor="black [3040]" strokeweight=".25pt"/>
           </w:pict>
         </mc:Fallback>
       </mc:AlternateContent>
